--- a/template/ใบสำคัญรับเงิน.docx
+++ b/template/ใบสำคัญรับเงิน.docx
@@ -76,6 +76,7 @@
           </w:tcPr>
           <w:p>
             <w:pPr>
+              <w:spacing w:before="120" w:after="40" w:line="240" w:lineRule="exact"/>
               <w:rPr>
                 <w:rFonts w:ascii="TH Sarabun New" w:hAnsi="TH Sarabun New" w:cs="TH Sarabun New" w:hint="cs"/>
                 <w:sz w:val="32"/>
@@ -102,6 +103,7 @@
           </w:tcPr>
           <w:p>
             <w:pPr>
+              <w:spacing w:before="120" w:after="40" w:line="240" w:lineRule="exact"/>
               <w:jc w:val="center"/>
               <w:rPr>
                 <w:rFonts w:ascii="TH Sarabun New" w:hAnsi="TH Sarabun New" w:cs="TH Sarabun New" w:hint="cs"/>
@@ -131,6 +133,7 @@
           </w:tcPr>
           <w:p>
             <w:pPr>
+              <w:spacing w:before="120" w:after="40" w:line="240" w:lineRule="exact"/>
               <w:rPr>
                 <w:rFonts w:ascii="TH Sarabun New" w:hAnsi="TH Sarabun New" w:cs="TH Sarabun New" w:hint="cs"/>
                 <w:sz w:val="32"/>
@@ -158,6 +161,7 @@
           </w:tcPr>
           <w:p>
             <w:pPr>
+              <w:spacing w:before="120" w:after="40" w:line="240" w:lineRule="exact"/>
               <w:jc w:val="center"/>
               <w:rPr>
                 <w:rFonts w:ascii="TH Sarabun New" w:hAnsi="TH Sarabun New" w:cs="TH Sarabun New" w:hint="cs"/>
@@ -192,8 +196,8 @@
         <w:jc w:val="right"/>
         <w:rPr>
           <w:rFonts w:ascii="TH Sarabun New" w:hAnsi="TH Sarabun New" w:cs="TH Sarabun New"/>
-          <w:sz w:val="32"/>
-          <w:szCs w:val="32"/>
+          <w:sz w:val="12"/>
+          <w:szCs w:val="12"/>
           <w:u w:val="dotted"/>
         </w:rPr>
       </w:pPr>
@@ -201,7 +205,7 @@
     <w:tbl>
       <w:tblPr>
         <w:tblStyle w:val="TableGrid"/>
-        <w:tblW w:w="9355" w:type="dxa"/>
+        <w:tblW w:w="9470" w:type="dxa"/>
         <w:tblLayout w:type="fixed"/>
         <w:tblLook w:val="04A0" w:firstRow="1" w:lastRow="0" w:firstColumn="1" w:lastColumn="0" w:noHBand="0" w:noVBand="1"/>
       </w:tblPr>
@@ -209,15 +213,15 @@
         <w:gridCol w:w="625"/>
         <w:gridCol w:w="180"/>
         <w:gridCol w:w="607"/>
-        <w:gridCol w:w="723"/>
-        <w:gridCol w:w="327"/>
+        <w:gridCol w:w="838"/>
+        <w:gridCol w:w="320"/>
         <w:gridCol w:w="1292"/>
-        <w:gridCol w:w="1376"/>
-        <w:gridCol w:w="720"/>
-        <w:gridCol w:w="680"/>
-        <w:gridCol w:w="148"/>
+        <w:gridCol w:w="1383"/>
+        <w:gridCol w:w="713"/>
+        <w:gridCol w:w="687"/>
+        <w:gridCol w:w="141"/>
         <w:gridCol w:w="342"/>
-        <w:gridCol w:w="959"/>
+        <w:gridCol w:w="966"/>
         <w:gridCol w:w="481"/>
         <w:gridCol w:w="895"/>
       </w:tblGrid>
@@ -260,7 +264,7 @@
         </w:tc>
         <w:tc>
           <w:tcPr>
-            <w:tcW w:w="5266" w:type="dxa"/>
+            <w:tcW w:w="5374" w:type="dxa"/>
             <w:gridSpan w:val="7"/>
             <w:tcBorders>
               <w:top w:val="nil"/>
@@ -318,7 +322,7 @@
         </w:tc>
         <w:tc>
           <w:tcPr>
-            <w:tcW w:w="2677" w:type="dxa"/>
+            <w:tcW w:w="2680" w:type="dxa"/>
             <w:gridSpan w:val="4"/>
             <w:tcBorders>
               <w:top w:val="nil"/>
@@ -353,7 +357,7 @@
       <w:tr>
         <w:tc>
           <w:tcPr>
-            <w:tcW w:w="2135" w:type="dxa"/>
+            <w:tcW w:w="2250" w:type="dxa"/>
             <w:gridSpan w:val="4"/>
             <w:tcBorders>
               <w:top w:val="nil"/>
@@ -366,7 +370,6 @@
           <w:p>
             <w:pPr>
               <w:spacing w:before="140" w:after="40" w:line="240" w:lineRule="exact"/>
-              <w:jc w:val="right"/>
               <w:rPr>
                 <w:rFonts w:ascii="TH Sarabun New" w:hAnsi="TH Sarabun New" w:cs="TH Sarabun New" w:hint="cs"/>
                 <w:sz w:val="32"/>
@@ -618,7 +621,7 @@
         </w:tc>
         <w:tc>
           <w:tcPr>
-            <w:tcW w:w="1837" w:type="dxa"/>
+            <w:tcW w:w="1945" w:type="dxa"/>
             <w:gridSpan w:val="4"/>
             <w:tcBorders>
               <w:top w:val="nil"/>
@@ -737,8 +740,6 @@
               </w:rPr>
               <w:t>Zone</w:t>
             </w:r>
-            <w:bookmarkStart w:id="0" w:name="_GoBack"/>
-            <w:bookmarkEnd w:id="0"/>
             <w:proofErr w:type="spellEnd"/>
           </w:p>
         </w:tc>
@@ -777,7 +778,7 @@
         </w:tc>
         <w:tc>
           <w:tcPr>
-            <w:tcW w:w="2335" w:type="dxa"/>
+            <w:tcW w:w="2338" w:type="dxa"/>
             <w:gridSpan w:val="3"/>
             <w:tcBorders>
               <w:top w:val="nil"/>
@@ -854,7 +855,7 @@
         </w:tc>
         <w:tc>
           <w:tcPr>
-            <w:tcW w:w="2949" w:type="dxa"/>
+            <w:tcW w:w="3057" w:type="dxa"/>
             <w:gridSpan w:val="4"/>
             <w:tcBorders>
               <w:top w:val="nil"/>
@@ -896,7 +897,7 @@
         </w:tc>
         <w:tc>
           <w:tcPr>
-            <w:tcW w:w="5601" w:type="dxa"/>
+            <w:tcW w:w="5604" w:type="dxa"/>
             <w:gridSpan w:val="8"/>
             <w:tcBorders>
               <w:top w:val="nil"/>
@@ -925,8 +926,8 @@
         <w:spacing w:before="120" w:after="40" w:line="240" w:lineRule="exact"/>
         <w:rPr>
           <w:rFonts w:ascii="TH Sarabun New" w:hAnsi="TH Sarabun New" w:cs="TH Sarabun New" w:hint="cs"/>
-          <w:sz w:val="14"/>
-          <w:szCs w:val="14"/>
+          <w:sz w:val="10"/>
+          <w:szCs w:val="10"/>
           <w:u w:val="dotted"/>
         </w:rPr>
       </w:pPr>
@@ -1055,8 +1056,8 @@
       <w:pPr>
         <w:rPr>
           <w:rFonts w:ascii="TH Sarabun New" w:hAnsi="TH Sarabun New" w:cs="TH Sarabun New" w:hint="cs"/>
-          <w:sz w:val="18"/>
-          <w:szCs w:val="18"/>
+          <w:sz w:val="12"/>
+          <w:szCs w:val="12"/>
           <w:u w:val="dotted"/>
           <w:cs/>
         </w:rPr>
@@ -1681,7 +1682,6 @@
                 <w:rFonts w:ascii="TH Sarabun New" w:hAnsi="TH Sarabun New" w:cs="TH Sarabun New"/>
                 <w:sz w:val="32"/>
                 <w:szCs w:val="32"/>
-                <w:u w:val="dotted"/>
               </w:rPr>
               <w:t>$</w:t>
             </w:r>
@@ -1691,7 +1691,6 @@
                 <w:rFonts w:ascii="TH Sarabun New" w:hAnsi="TH Sarabun New" w:cs="TH Sarabun New"/>
                 <w:sz w:val="32"/>
                 <w:szCs w:val="32"/>
-                <w:u w:val="dotted"/>
               </w:rPr>
               <w:t>thSumTotal</w:t>
             </w:r>
@@ -1947,10 +1946,12 @@
         </w:rPr>
         <w:br/>
       </w:r>
+      <w:bookmarkStart w:id="0" w:name="_GoBack"/>
+      <w:bookmarkEnd w:id="0"/>
     </w:p>
     <w:sectPr>
       <w:pgSz w:w="12240" w:h="15840"/>
-      <w:pgMar w:top="1440" w:right="1440" w:bottom="1440" w:left="1440" w:header="720" w:footer="720" w:gutter="0"/>
+      <w:pgMar w:top="1260" w:right="1440" w:bottom="1260" w:left="1440" w:header="720" w:footer="720" w:gutter="0"/>
       <w:cols w:space="720"/>
       <w:docGrid w:linePitch="360"/>
     </w:sectPr>

--- a/template/ใบสำคัญรับเงิน.docx
+++ b/template/ใบสำคัญรับเงิน.docx
@@ -1,12 +1,14 @@
 
 <file path=word/document.xml><?xml version="1.0" encoding="utf-8"?>
-<w:document xmlns:wpc="http://schemas.microsoft.com/office/word/2010/wordprocessingCanvas" xmlns:cx="http://schemas.microsoft.com/office/drawing/2014/chartex" xmlns:cx1="http://schemas.microsoft.com/office/drawing/2015/9/8/chartex" xmlns:cx2="http://schemas.microsoft.com/office/drawing/2015/10/21/chartex" xmlns:cx3="http://schemas.microsoft.com/office/drawing/2016/5/9/chartex" xmlns:cx4="http://schemas.microsoft.com/office/drawing/2016/5/10/chartex" xmlns:cx5="http://schemas.microsoft.com/office/drawing/2016/5/11/chartex" xmlns:cx6="http://schemas.microsoft.com/office/drawing/2016/5/12/chartex" xmlns:cx7="http://schemas.microsoft.com/office/drawing/2016/5/13/chartex" xmlns:cx8="http://schemas.microsoft.com/office/drawing/2016/5/14/chartex" xmlns:mc="http://schemas.openxmlformats.org/markup-compatibility/2006" xmlns:aink="http://schemas.microsoft.com/office/drawing/2016/ink" xmlns:am3d="http://schemas.microsoft.com/office/drawing/2017/model3d" xmlns:o="urn:schemas-microsoft-com:office:office" xmlns:r="http://schemas.openxmlformats.org/officeDocument/2006/relationships" xmlns:m="http://schemas.openxmlformats.org/officeDocument/2006/math" xmlns:v="urn:schemas-microsoft-com:vml" xmlns:wp14="http://schemas.microsoft.com/office/word/2010/wordprocessingDrawing" xmlns:wp="http://schemas.openxmlformats.org/drawingml/2006/wordprocessingDrawing" xmlns:w10="urn:schemas-microsoft-com:office:word" xmlns:w="http://schemas.openxmlformats.org/wordprocessingml/2006/main" xmlns:w14="http://schemas.microsoft.com/office/word/2010/wordml" xmlns:w15="http://schemas.microsoft.com/office/word/2012/wordml" xmlns:w16cid="http://schemas.microsoft.com/office/word/2016/wordml/cid" xmlns:w16se="http://schemas.microsoft.com/office/word/2015/wordml/symex" xmlns:wpg="http://schemas.microsoft.com/office/word/2010/wordprocessingGroup" xmlns:wpi="http://schemas.microsoft.com/office/word/2010/wordprocessingInk" xmlns:wne="http://schemas.microsoft.com/office/word/2006/wordml" xmlns:wps="http://schemas.microsoft.com/office/word/2010/wordprocessingShape" mc:Ignorable="w14 w15 w16se w16cid wp14">
+<w:document xmlns:o="urn:schemas-microsoft-com:office:office" xmlns:r="http://schemas.openxmlformats.org/officeDocument/2006/relationships" xmlns:v="urn:schemas-microsoft-com:vml" xmlns:w="http://schemas.openxmlformats.org/wordprocessingml/2006/main" xmlns:w10="urn:schemas-microsoft-com:office:word" xmlns:wp="http://schemas.openxmlformats.org/drawingml/2006/wordprocessingDrawing" xmlns:wps="http://schemas.microsoft.com/office/word/2010/wordprocessingShape" xmlns:wpg="http://schemas.microsoft.com/office/word/2010/wordprocessingGroup" xmlns:mc="http://schemas.openxmlformats.org/markup-compatibility/2006" xmlns:wp14="http://schemas.microsoft.com/office/word/2010/wordprocessingDrawing" xmlns:w14="http://schemas.microsoft.com/office/word/2010/wordml" xmlns:w15="http://schemas.microsoft.com/office/word/2012/wordml" mc:Ignorable="w14 wp14 w15">
   <w:body>
     <w:p>
       <w:pPr>
+        <w:pStyle w:val="Normal"/>
         <w:jc w:val="center"/>
         <w:rPr>
           <w:rFonts w:ascii="TH Sarabun New" w:hAnsi="TH Sarabun New" w:cs="TH Sarabun New"/>
+          <w:b/>
           <w:b/>
           <w:bCs/>
           <w:sz w:val="32"/>
@@ -17,78 +19,68 @@
         <w:rPr>
           <w:rFonts w:ascii="TH Sarabun New" w:hAnsi="TH Sarabun New" w:cs="TH Sarabun New"/>
           <w:b/>
-          <w:bCs/>
-          <w:sz w:val="32"/>
-          <w:szCs w:val="32"/>
-          <w:cs/>
-        </w:rPr>
-        <w:t>ใบ</w:t>
-      </w:r>
-      <w:r>
-        <w:rPr>
-          <w:rFonts w:ascii="TH Sarabun New" w:hAnsi="TH Sarabun New" w:cs="TH Sarabun New" w:hint="cs"/>
           <w:b/>
           <w:bCs/>
           <w:sz w:val="32"/>
-          <w:szCs w:val="32"/>
-          <w:cs/>
-        </w:rPr>
-        <w:t>สำคัญ</w:t>
-      </w:r>
-      <w:r>
-        <w:rPr>
-          <w:rFonts w:ascii="TH Sarabun New" w:hAnsi="TH Sarabun New" w:cs="TH Sarabun New"/>
-          <w:b/>
-          <w:bCs/>
           <w:sz w:val="32"/>
           <w:szCs w:val="32"/>
-          <w:cs/>
         </w:rPr>
-        <w:t>รับเงิน</w:t>
+        <w:t>ใบสำคัญรับเงิน</w:t>
       </w:r>
     </w:p>
     <w:tbl>
       <w:tblPr>
         <w:tblStyle w:val="TableGrid"/>
-        <w:tblW w:w="0" w:type="auto"/>
+        <w:tblW w:w="4045" w:type="dxa"/>
+        <w:jc w:val="left"/>
         <w:tblInd w:w="5305" w:type="dxa"/>
-        <w:tblBorders>
-          <w:top w:val="none" w:sz="0" w:space="0" w:color="auto"/>
-          <w:left w:val="none" w:sz="0" w:space="0" w:color="auto"/>
-          <w:bottom w:val="none" w:sz="0" w:space="0" w:color="auto"/>
-          <w:right w:val="none" w:sz="0" w:space="0" w:color="auto"/>
-          <w:insideH w:val="none" w:sz="0" w:space="0" w:color="auto"/>
-          <w:insideV w:val="none" w:sz="0" w:space="0" w:color="auto"/>
-        </w:tblBorders>
-        <w:tblLook w:val="04A0" w:firstRow="1" w:lastRow="0" w:firstColumn="1" w:lastColumn="0" w:noHBand="0" w:noVBand="1"/>
+        <w:tblLayout w:type="fixed"/>
+        <w:tblCellMar>
+          <w:top w:w="0" w:type="dxa"/>
+          <w:left w:w="108" w:type="dxa"/>
+          <w:bottom w:w="0" w:type="dxa"/>
+          <w:right w:w="108" w:type="dxa"/>
+        </w:tblCellMar>
+        <w:tblLook w:val="04a0" w:noVBand="1" w:noHBand="0" w:lastColumn="0" w:firstColumn="1" w:lastRow="0" w:firstRow="1"/>
       </w:tblPr>
       <w:tblGrid>
         <w:gridCol w:w="900"/>
-        <w:gridCol w:w="3145"/>
+        <w:gridCol w:w="3144"/>
       </w:tblGrid>
       <w:tr>
         <w:trPr>
-          <w:trHeight w:val="279"/>
+          <w:trHeight w:val="279" w:hRule="atLeast"/>
         </w:trPr>
         <w:tc>
           <w:tcPr>
             <w:tcW w:w="900" w:type="dxa"/>
-          </w:tcPr>
-          <w:p>
-            <w:pPr>
-              <w:spacing w:before="120" w:after="40" w:line="240" w:lineRule="exact"/>
-              <w:rPr>
-                <w:rFonts w:ascii="TH Sarabun New" w:hAnsi="TH Sarabun New" w:cs="TH Sarabun New" w:hint="cs"/>
-                <w:sz w:val="32"/>
-                <w:szCs w:val="32"/>
-              </w:rPr>
-            </w:pPr>
-            <w:r>
-              <w:rPr>
-                <w:rFonts w:ascii="TH Sarabun New" w:hAnsi="TH Sarabun New" w:cs="TH Sarabun New" w:hint="cs"/>
-                <w:sz w:val="32"/>
-                <w:szCs w:val="32"/>
-                <w:cs/>
+            <w:tcBorders>
+              <w:top w:val="nil"/>
+              <w:left w:val="nil"/>
+              <w:bottom w:val="nil"/>
+              <w:right w:val="nil"/>
+            </w:tcBorders>
+          </w:tcPr>
+          <w:p>
+            <w:pPr>
+              <w:pStyle w:val="Normal"/>
+              <w:widowControl/>
+              <w:spacing w:lineRule="exact" w:line="240" w:before="120" w:after="40"/>
+              <w:jc w:val="left"/>
+              <w:rPr>
+                <w:rFonts w:ascii="TH Sarabun New" w:hAnsi="TH Sarabun New" w:cs="TH Sarabun New"/>
+                <w:sz w:val="32"/>
+                <w:szCs w:val="32"/>
+              </w:rPr>
+            </w:pPr>
+            <w:r>
+              <w:rPr>
+                <w:rFonts w:ascii="TH Sarabun New" w:hAnsi="TH Sarabun New" w:eastAsia="Calibri" w:cs="TH Sarabun New"/>
+                <w:kern w:val="0"/>
+                <w:sz w:val="32"/>
+                <w:sz w:val="32"/>
+                <w:szCs w:val="32"/>
+                <w:lang w:val="en-US" w:eastAsia="en-US" w:bidi="th-TH"/>
               </w:rPr>
               <w:t>ที่</w:t>
             </w:r>
@@ -96,56 +88,74 @@
         </w:tc>
         <w:tc>
           <w:tcPr>
-            <w:tcW w:w="3145" w:type="dxa"/>
+            <w:tcW w:w="3144" w:type="dxa"/>
             <w:tcBorders>
-              <w:bottom w:val="dotted" w:sz="12" w:space="0" w:color="auto"/>
+              <w:top w:val="nil"/>
+              <w:left w:val="nil"/>
+              <w:bottom w:val="dotted" w:sz="12" w:space="0" w:color="000000"/>
+              <w:right w:val="nil"/>
             </w:tcBorders>
           </w:tcPr>
           <w:p>
             <w:pPr>
-              <w:spacing w:before="120" w:after="40" w:line="240" w:lineRule="exact"/>
+              <w:pStyle w:val="Normal"/>
+              <w:widowControl/>
+              <w:spacing w:lineRule="exact" w:line="240" w:before="120" w:after="40"/>
               <w:jc w:val="center"/>
               <w:rPr>
-                <w:rFonts w:ascii="TH Sarabun New" w:hAnsi="TH Sarabun New" w:cs="TH Sarabun New" w:hint="cs"/>
-                <w:sz w:val="32"/>
-                <w:szCs w:val="32"/>
-              </w:rPr>
-            </w:pPr>
-            <w:r>
-              <w:rPr>
-                <w:rFonts w:ascii="TH Sarabun New" w:hAnsi="TH Sarabun New" w:cs="TH Sarabun New"/>
-                <w:sz w:val="32"/>
-                <w:szCs w:val="32"/>
-                <w:cs/>
-              </w:rPr>
-              <w:t>บริษัท ไอพาดรา สเปซ</w:t>
+                <w:rFonts w:ascii="TH Sarabun New" w:hAnsi="TH Sarabun New" w:cs="TH Sarabun New"/>
+                <w:sz w:val="32"/>
+                <w:szCs w:val="32"/>
+              </w:rPr>
+            </w:pPr>
+            <w:r>
+              <w:rPr>
+                <w:rFonts w:ascii="TH Sarabun New" w:hAnsi="TH Sarabun New" w:eastAsia="Calibri" w:cs="TH Sarabun New"/>
+                <w:kern w:val="0"/>
+                <w:sz w:val="32"/>
+                <w:sz w:val="32"/>
+                <w:szCs w:val="32"/>
+                <w:lang w:val="en-US" w:eastAsia="en-US" w:bidi="th-TH"/>
+              </w:rPr>
+              <w:t>บริษัท ไอพาดรา สเปซ จำกัด</w:t>
             </w:r>
           </w:p>
         </w:tc>
       </w:tr>
       <w:tr>
         <w:trPr>
-          <w:trHeight w:val="296"/>
+          <w:trHeight w:val="296" w:hRule="atLeast"/>
         </w:trPr>
         <w:tc>
           <w:tcPr>
             <w:tcW w:w="900" w:type="dxa"/>
-          </w:tcPr>
-          <w:p>
-            <w:pPr>
-              <w:spacing w:before="120" w:after="40" w:line="240" w:lineRule="exact"/>
-              <w:rPr>
-                <w:rFonts w:ascii="TH Sarabun New" w:hAnsi="TH Sarabun New" w:cs="TH Sarabun New" w:hint="cs"/>
-                <w:sz w:val="32"/>
-                <w:szCs w:val="32"/>
-              </w:rPr>
-            </w:pPr>
-            <w:r>
-              <w:rPr>
-                <w:rFonts w:ascii="TH Sarabun New" w:hAnsi="TH Sarabun New" w:cs="TH Sarabun New" w:hint="cs"/>
-                <w:sz w:val="32"/>
-                <w:szCs w:val="32"/>
-                <w:cs/>
+            <w:tcBorders>
+              <w:top w:val="nil"/>
+              <w:left w:val="nil"/>
+              <w:bottom w:val="nil"/>
+              <w:right w:val="nil"/>
+            </w:tcBorders>
+          </w:tcPr>
+          <w:p>
+            <w:pPr>
+              <w:pStyle w:val="Normal"/>
+              <w:widowControl/>
+              <w:spacing w:lineRule="exact" w:line="240" w:before="120" w:after="40"/>
+              <w:jc w:val="left"/>
+              <w:rPr>
+                <w:rFonts w:ascii="TH Sarabun New" w:hAnsi="TH Sarabun New" w:cs="TH Sarabun New"/>
+                <w:sz w:val="32"/>
+                <w:szCs w:val="32"/>
+              </w:rPr>
+            </w:pPr>
+            <w:r>
+              <w:rPr>
+                <w:rFonts w:ascii="TH Sarabun New" w:hAnsi="TH Sarabun New" w:eastAsia="Calibri" w:cs="TH Sarabun New"/>
+                <w:kern w:val="0"/>
+                <w:sz w:val="32"/>
+                <w:sz w:val="32"/>
+                <w:szCs w:val="32"/>
+                <w:lang w:val="en-US" w:eastAsia="en-US" w:bidi="th-TH"/>
               </w:rPr>
               <w:t>วันที่</w:t>
             </w:r>
@@ -153,46 +163,43 @@
         </w:tc>
         <w:tc>
           <w:tcPr>
-            <w:tcW w:w="3145" w:type="dxa"/>
+            <w:tcW w:w="3144" w:type="dxa"/>
             <w:tcBorders>
-              <w:top w:val="dotted" w:sz="12" w:space="0" w:color="auto"/>
-              <w:bottom w:val="dotted" w:sz="12" w:space="0" w:color="auto"/>
+              <w:top w:val="dotted" w:sz="12" w:space="0" w:color="000000"/>
+              <w:left w:val="nil"/>
+              <w:bottom w:val="dotted" w:sz="12" w:space="0" w:color="000000"/>
+              <w:right w:val="nil"/>
             </w:tcBorders>
           </w:tcPr>
           <w:p>
             <w:pPr>
-              <w:spacing w:before="120" w:after="40" w:line="240" w:lineRule="exact"/>
+              <w:pStyle w:val="Normal"/>
+              <w:widowControl/>
+              <w:spacing w:lineRule="exact" w:line="240" w:before="120" w:after="40"/>
               <w:jc w:val="center"/>
               <w:rPr>
-                <w:rFonts w:ascii="TH Sarabun New" w:hAnsi="TH Sarabun New" w:cs="TH Sarabun New" w:hint="cs"/>
-                <w:sz w:val="32"/>
-                <w:szCs w:val="32"/>
-              </w:rPr>
-            </w:pPr>
-            <w:r>
-              <w:rPr>
-                <w:rFonts w:ascii="TH Sarabun New" w:hAnsi="TH Sarabun New" w:cs="TH Sarabun New"/>
-                <w:sz w:val="32"/>
-                <w:szCs w:val="32"/>
-              </w:rPr>
-              <w:t>$</w:t>
-            </w:r>
-            <w:proofErr w:type="spellStart"/>
-            <w:r>
-              <w:rPr>
-                <w:rFonts w:ascii="TH Sarabun New" w:hAnsi="TH Sarabun New" w:cs="TH Sarabun New"/>
-                <w:sz w:val="32"/>
-                <w:szCs w:val="32"/>
-              </w:rPr>
-              <w:t>fromDate</w:t>
-            </w:r>
-            <w:proofErr w:type="spellEnd"/>
+                <w:rFonts w:ascii="TH Sarabun New" w:hAnsi="TH Sarabun New" w:cs="TH Sarabun New"/>
+                <w:sz w:val="32"/>
+                <w:szCs w:val="32"/>
+              </w:rPr>
+            </w:pPr>
+            <w:r>
+              <w:rPr>
+                <w:rFonts w:eastAsia="Calibri" w:cs="TH Sarabun New" w:ascii="TH Sarabun New" w:hAnsi="TH Sarabun New"/>
+                <w:kern w:val="0"/>
+                <w:sz w:val="32"/>
+                <w:szCs w:val="32"/>
+                <w:lang w:val="en-US" w:eastAsia="en-US" w:bidi="th-TH"/>
+              </w:rPr>
+              <w:t>$fromDate</w:t>
+            </w:r>
           </w:p>
         </w:tc>
       </w:tr>
     </w:tbl>
     <w:p>
       <w:pPr>
+        <w:pStyle w:val="Normal"/>
         <w:jc w:val="right"/>
         <w:rPr>
           <w:rFonts w:ascii="TH Sarabun New" w:hAnsi="TH Sarabun New" w:cs="TH Sarabun New"/>
@@ -201,37 +208,53 @@
           <w:u w:val="dotted"/>
         </w:rPr>
       </w:pPr>
+      <w:r>
+        <w:rPr>
+          <w:rFonts w:cs="TH Sarabun New" w:ascii="TH Sarabun New" w:hAnsi="TH Sarabun New"/>
+          <w:sz w:val="12"/>
+          <w:szCs w:val="12"/>
+          <w:u w:val="dotted"/>
+        </w:rPr>
+      </w:r>
     </w:p>
     <w:tbl>
       <w:tblPr>
         <w:tblStyle w:val="TableGrid"/>
         <w:tblW w:w="9470" w:type="dxa"/>
+        <w:jc w:val="left"/>
+        <w:tblInd w:w="0" w:type="dxa"/>
         <w:tblLayout w:type="fixed"/>
-        <w:tblLook w:val="04A0" w:firstRow="1" w:lastRow="0" w:firstColumn="1" w:lastColumn="0" w:noHBand="0" w:noVBand="1"/>
+        <w:tblCellMar>
+          <w:top w:w="0" w:type="dxa"/>
+          <w:left w:w="108" w:type="dxa"/>
+          <w:bottom w:w="0" w:type="dxa"/>
+          <w:right w:w="108" w:type="dxa"/>
+        </w:tblCellMar>
+        <w:tblLook w:val="04a0" w:noVBand="1" w:noHBand="0" w:lastColumn="0" w:firstColumn="1" w:lastRow="0" w:firstRow="1"/>
       </w:tblPr>
       <w:tblGrid>
         <w:gridCol w:w="625"/>
-        <w:gridCol w:w="180"/>
+        <w:gridCol w:w="179"/>
         <w:gridCol w:w="607"/>
-        <w:gridCol w:w="838"/>
+        <w:gridCol w:w="839"/>
         <w:gridCol w:w="320"/>
-        <w:gridCol w:w="1292"/>
-        <w:gridCol w:w="1383"/>
-        <w:gridCol w:w="713"/>
-        <w:gridCol w:w="687"/>
+        <w:gridCol w:w="1291"/>
+        <w:gridCol w:w="1384"/>
+        <w:gridCol w:w="712"/>
+        <w:gridCol w:w="688"/>
         <w:gridCol w:w="141"/>
         <w:gridCol w:w="342"/>
         <w:gridCol w:w="966"/>
         <w:gridCol w:w="481"/>
-        <w:gridCol w:w="895"/>
+        <w:gridCol w:w="894"/>
       </w:tblGrid>
       <w:tr>
         <w:trPr>
-          <w:trHeight w:val="261"/>
+          <w:trHeight w:val="261" w:hRule="atLeast"/>
         </w:trPr>
         <w:tc>
           <w:tcPr>
-            <w:tcW w:w="1412" w:type="dxa"/>
+            <w:tcW w:w="1411" w:type="dxa"/>
             <w:gridSpan w:val="3"/>
             <w:tcBorders>
               <w:top w:val="nil"/>
@@ -243,20 +266,24 @@
           </w:tcPr>
           <w:p>
             <w:pPr>
-              <w:spacing w:before="120" w:after="40" w:line="240" w:lineRule="exact"/>
+              <w:pStyle w:val="Normal"/>
+              <w:widowControl/>
+              <w:spacing w:lineRule="exact" w:line="240" w:before="120" w:after="40"/>
               <w:jc w:val="right"/>
               <w:rPr>
-                <w:rFonts w:ascii="TH Sarabun New" w:hAnsi="TH Sarabun New" w:cs="TH Sarabun New" w:hint="cs"/>
-                <w:sz w:val="32"/>
-                <w:szCs w:val="32"/>
-              </w:rPr>
-            </w:pPr>
-            <w:r>
-              <w:rPr>
-                <w:rFonts w:ascii="TH Sarabun New" w:hAnsi="TH Sarabun New" w:cs="TH Sarabun New" w:hint="cs"/>
-                <w:sz w:val="32"/>
-                <w:szCs w:val="32"/>
-                <w:cs/>
+                <w:rFonts w:ascii="TH Sarabun New" w:hAnsi="TH Sarabun New" w:cs="TH Sarabun New"/>
+                <w:sz w:val="32"/>
+                <w:szCs w:val="32"/>
+              </w:rPr>
+            </w:pPr>
+            <w:r>
+              <w:rPr>
+                <w:rFonts w:ascii="TH Sarabun New" w:hAnsi="TH Sarabun New" w:eastAsia="Calibri" w:cs="TH Sarabun New"/>
+                <w:kern w:val="0"/>
+                <w:sz w:val="32"/>
+                <w:sz w:val="32"/>
+                <w:szCs w:val="32"/>
+                <w:lang w:val="en-US" w:eastAsia="en-US" w:bidi="th-TH"/>
               </w:rPr>
               <w:t>ข้าพเจ้า</w:t>
             </w:r>
@@ -264,65 +291,43 @@
         </w:tc>
         <w:tc>
           <w:tcPr>
-            <w:tcW w:w="5374" w:type="dxa"/>
+            <w:tcW w:w="5375" w:type="dxa"/>
             <w:gridSpan w:val="7"/>
             <w:tcBorders>
               <w:top w:val="nil"/>
               <w:left w:val="nil"/>
-              <w:bottom w:val="dotted" w:sz="12" w:space="0" w:color="auto"/>
+              <w:bottom w:val="dotted" w:sz="12" w:space="0" w:color="000000"/>
               <w:right w:val="nil"/>
             </w:tcBorders>
             <w:vAlign w:val="bottom"/>
           </w:tcPr>
           <w:p>
             <w:pPr>
-              <w:spacing w:before="120" w:after="40" w:line="240" w:lineRule="exact"/>
+              <w:pStyle w:val="Normal"/>
+              <w:widowControl/>
+              <w:spacing w:lineRule="exact" w:line="240" w:before="120" w:after="40"/>
               <w:jc w:val="center"/>
               <w:rPr>
-                <w:rFonts w:ascii="TH Sarabun New" w:hAnsi="TH Sarabun New" w:cs="TH Sarabun New" w:hint="cs"/>
-                <w:sz w:val="32"/>
-                <w:szCs w:val="32"/>
-              </w:rPr>
-            </w:pPr>
-            <w:r>
-              <w:rPr>
-                <w:rFonts w:ascii="TH Sarabun New" w:hAnsi="TH Sarabun New" w:cs="TH Sarabun New"/>
-                <w:sz w:val="32"/>
-                <w:szCs w:val="32"/>
-              </w:rPr>
-              <w:t>$</w:t>
-            </w:r>
-            <w:proofErr w:type="spellStart"/>
-            <w:r>
-              <w:rPr>
-                <w:rFonts w:ascii="TH Sarabun New" w:hAnsi="TH Sarabun New" w:cs="TH Sarabun New"/>
-                <w:sz w:val="32"/>
-                <w:szCs w:val="32"/>
-              </w:rPr>
-              <w:t>v</w:t>
-            </w:r>
-            <w:r>
-              <w:rPr>
-                <w:rFonts w:ascii="TH Sarabun New" w:hAnsi="TH Sarabun New" w:cs="TH Sarabun New"/>
-                <w:sz w:val="32"/>
-                <w:szCs w:val="32"/>
-              </w:rPr>
-              <w:t>nd</w:t>
-            </w:r>
-            <w:r>
-              <w:rPr>
-                <w:rFonts w:ascii="TH Sarabun New" w:hAnsi="TH Sarabun New" w:cs="TH Sarabun New"/>
-                <w:sz w:val="32"/>
-                <w:szCs w:val="32"/>
-              </w:rPr>
-              <w:t>Name</w:t>
-            </w:r>
-            <w:proofErr w:type="spellEnd"/>
-          </w:p>
-        </w:tc>
-        <w:tc>
-          <w:tcPr>
-            <w:tcW w:w="2680" w:type="dxa"/>
+                <w:rFonts w:ascii="TH Sarabun New" w:hAnsi="TH Sarabun New" w:cs="TH Sarabun New"/>
+                <w:sz w:val="32"/>
+                <w:szCs w:val="32"/>
+              </w:rPr>
+            </w:pPr>
+            <w:r>
+              <w:rPr>
+                <w:rFonts w:eastAsia="Calibri" w:cs="TH Sarabun New" w:ascii="TH Sarabun New" w:hAnsi="TH Sarabun New"/>
+                <w:kern w:val="0"/>
+                <w:sz w:val="32"/>
+                <w:szCs w:val="32"/>
+                <w:lang w:val="en-US" w:eastAsia="en-US" w:bidi="th-TH"/>
+              </w:rPr>
+              <w:t>$vndName</w:t>
+            </w:r>
+          </w:p>
+        </w:tc>
+        <w:tc>
+          <w:tcPr>
+            <w:tcW w:w="2683" w:type="dxa"/>
             <w:gridSpan w:val="4"/>
             <w:tcBorders>
               <w:top w:val="nil"/>
@@ -334,27 +339,73 @@
           </w:tcPr>
           <w:p>
             <w:pPr>
-              <w:spacing w:before="120" w:after="40" w:line="240" w:lineRule="exact"/>
+              <w:pStyle w:val="Normal"/>
+              <w:widowControl/>
+              <w:spacing w:lineRule="exact" w:line="240" w:before="120" w:after="40"/>
               <w:jc w:val="right"/>
               <w:rPr>
-                <w:rFonts w:ascii="TH Sarabun New" w:hAnsi="TH Sarabun New" w:cs="TH Sarabun New" w:hint="cs"/>
-                <w:sz w:val="32"/>
-                <w:szCs w:val="32"/>
-              </w:rPr>
-            </w:pPr>
-            <w:r>
-              <w:rPr>
-                <w:rFonts w:ascii="TH Sarabun New" w:hAnsi="TH Sarabun New" w:cs="TH Sarabun New" w:hint="cs"/>
-                <w:sz w:val="32"/>
-                <w:szCs w:val="32"/>
-                <w:cs/>
-              </w:rPr>
-              <w:t>(ผู้ขายสินค้า / ให้บริการ)</w:t>
+                <w:rFonts w:ascii="TH Sarabun New" w:hAnsi="TH Sarabun New" w:cs="TH Sarabun New"/>
+                <w:sz w:val="32"/>
+                <w:szCs w:val="32"/>
+              </w:rPr>
+            </w:pPr>
+            <w:r>
+              <w:rPr>
+                <w:rFonts w:eastAsia="Calibri" w:cs="TH Sarabun New" w:ascii="TH Sarabun New" w:hAnsi="TH Sarabun New"/>
+                <w:kern w:val="0"/>
+                <w:sz w:val="32"/>
+                <w:szCs w:val="32"/>
+                <w:lang w:val="en-US" w:eastAsia="en-US" w:bidi="th-TH"/>
+              </w:rPr>
+              <w:t>(</w:t>
+            </w:r>
+            <w:r>
+              <w:rPr>
+                <w:rFonts w:ascii="TH Sarabun New" w:hAnsi="TH Sarabun New" w:eastAsia="Calibri" w:cs="TH Sarabun New"/>
+                <w:kern w:val="0"/>
+                <w:sz w:val="32"/>
+                <w:sz w:val="32"/>
+                <w:szCs w:val="32"/>
+                <w:lang w:val="en-US" w:eastAsia="en-US" w:bidi="th-TH"/>
+              </w:rPr>
+              <w:t xml:space="preserve">ผู้ขายสินค้า </w:t>
+            </w:r>
+            <w:r>
+              <w:rPr>
+                <w:rFonts w:eastAsia="Calibri" w:cs="TH Sarabun New" w:ascii="TH Sarabun New" w:hAnsi="TH Sarabun New"/>
+                <w:kern w:val="0"/>
+                <w:sz w:val="32"/>
+                <w:szCs w:val="32"/>
+                <w:lang w:val="en-US" w:eastAsia="en-US" w:bidi="th-TH"/>
+              </w:rPr>
+              <w:t xml:space="preserve">/ </w:t>
+            </w:r>
+            <w:r>
+              <w:rPr>
+                <w:rFonts w:ascii="TH Sarabun New" w:hAnsi="TH Sarabun New" w:eastAsia="Calibri" w:cs="TH Sarabun New"/>
+                <w:kern w:val="0"/>
+                <w:sz w:val="32"/>
+                <w:sz w:val="32"/>
+                <w:szCs w:val="32"/>
+                <w:lang w:val="en-US" w:eastAsia="en-US" w:bidi="th-TH"/>
+              </w:rPr>
+              <w:t>ให้บริการ</w:t>
+            </w:r>
+            <w:r>
+              <w:rPr>
+                <w:rFonts w:eastAsia="Calibri" w:cs="TH Sarabun New" w:ascii="TH Sarabun New" w:hAnsi="TH Sarabun New"/>
+                <w:kern w:val="0"/>
+                <w:sz w:val="32"/>
+                <w:szCs w:val="32"/>
+                <w:lang w:val="en-US" w:eastAsia="en-US" w:bidi="th-TH"/>
+              </w:rPr>
+              <w:t>)</w:t>
             </w:r>
           </w:p>
         </w:tc>
       </w:tr>
       <w:tr>
+        <w:trPr/>
         <w:tc>
           <w:tcPr>
             <w:tcW w:w="2250" w:type="dxa"/>
@@ -369,19 +420,24 @@
           </w:tcPr>
           <w:p>
             <w:pPr>
-              <w:spacing w:before="140" w:after="40" w:line="240" w:lineRule="exact"/>
-              <w:rPr>
-                <w:rFonts w:ascii="TH Sarabun New" w:hAnsi="TH Sarabun New" w:cs="TH Sarabun New" w:hint="cs"/>
-                <w:sz w:val="32"/>
-                <w:szCs w:val="32"/>
-              </w:rPr>
-            </w:pPr>
-            <w:r>
-              <w:rPr>
-                <w:rFonts w:ascii="TH Sarabun New" w:hAnsi="TH Sarabun New" w:cs="TH Sarabun New" w:hint="cs"/>
-                <w:sz w:val="32"/>
-                <w:szCs w:val="32"/>
-                <w:cs/>
+              <w:pStyle w:val="Normal"/>
+              <w:widowControl/>
+              <w:spacing w:lineRule="exact" w:line="240" w:before="140" w:after="40"/>
+              <w:jc w:val="left"/>
+              <w:rPr>
+                <w:rFonts w:ascii="TH Sarabun New" w:hAnsi="TH Sarabun New" w:cs="TH Sarabun New"/>
+                <w:sz w:val="32"/>
+                <w:szCs w:val="32"/>
+              </w:rPr>
+            </w:pPr>
+            <w:r>
+              <w:rPr>
+                <w:rFonts w:ascii="TH Sarabun New" w:hAnsi="TH Sarabun New" w:eastAsia="Calibri" w:cs="TH Sarabun New"/>
+                <w:kern w:val="0"/>
+                <w:sz w:val="32"/>
+                <w:sz w:val="32"/>
+                <w:szCs w:val="32"/>
+                <w:lang w:val="en-US" w:eastAsia="en-US" w:bidi="th-TH"/>
               </w:rPr>
               <w:t>เลขประจำตัวผู้เสียภาษี</w:t>
             </w:r>
@@ -394,39 +450,33 @@
             <w:tcBorders>
               <w:top w:val="nil"/>
               <w:left w:val="nil"/>
-              <w:bottom w:val="dotted" w:sz="12" w:space="0" w:color="auto"/>
+              <w:bottom w:val="dotted" w:sz="12" w:space="0" w:color="000000"/>
               <w:right w:val="nil"/>
             </w:tcBorders>
             <w:vAlign w:val="bottom"/>
           </w:tcPr>
           <w:p>
             <w:pPr>
-              <w:spacing w:before="140" w:after="40" w:line="240" w:lineRule="exact"/>
+              <w:pStyle w:val="Normal"/>
+              <w:widowControl/>
+              <w:spacing w:lineRule="exact" w:line="240" w:before="140" w:after="40"/>
               <w:jc w:val="center"/>
               <w:rPr>
-                <w:rFonts w:ascii="TH Sarabun New" w:hAnsi="TH Sarabun New" w:cs="TH Sarabun New" w:hint="cs"/>
-                <w:sz w:val="32"/>
-                <w:szCs w:val="32"/>
-              </w:rPr>
-            </w:pPr>
-            <w:r>
-              <w:rPr>
-                <w:rFonts w:ascii="TH Sarabun New" w:hAnsi="TH Sarabun New" w:cs="TH Sarabun New"/>
-                <w:sz w:val="32"/>
-                <w:szCs w:val="32"/>
-              </w:rPr>
-              <w:t>$</w:t>
-            </w:r>
-            <w:proofErr w:type="spellStart"/>
-            <w:r>
-              <w:rPr>
-                <w:rFonts w:ascii="TH Sarabun New" w:hAnsi="TH Sarabun New" w:cs="TH Sarabun New"/>
-                <w:sz w:val="32"/>
-                <w:szCs w:val="32"/>
-              </w:rPr>
-              <w:t>vndId</w:t>
-            </w:r>
-            <w:proofErr w:type="spellEnd"/>
+                <w:rFonts w:ascii="TH Sarabun New" w:hAnsi="TH Sarabun New" w:cs="TH Sarabun New"/>
+                <w:sz w:val="32"/>
+                <w:szCs w:val="32"/>
+              </w:rPr>
+            </w:pPr>
+            <w:r>
+              <w:rPr>
+                <w:rFonts w:eastAsia="Calibri" w:cs="TH Sarabun New" w:ascii="TH Sarabun New" w:hAnsi="TH Sarabun New"/>
+                <w:kern w:val="0"/>
+                <w:sz w:val="32"/>
+                <w:szCs w:val="32"/>
+                <w:lang w:val="en-US" w:eastAsia="en-US" w:bidi="th-TH"/>
+              </w:rPr>
+              <w:t>$vndId</w:t>
+            </w:r>
           </w:p>
         </w:tc>
         <w:tc>
@@ -443,20 +493,24 @@
           </w:tcPr>
           <w:p>
             <w:pPr>
-              <w:spacing w:before="140" w:after="40" w:line="240" w:lineRule="exact"/>
+              <w:pStyle w:val="Normal"/>
+              <w:widowControl/>
+              <w:spacing w:lineRule="exact" w:line="240" w:before="140" w:after="40"/>
               <w:jc w:val="right"/>
               <w:rPr>
-                <w:rFonts w:ascii="TH Sarabun New" w:hAnsi="TH Sarabun New" w:cs="TH Sarabun New" w:hint="cs"/>
-                <w:sz w:val="32"/>
-                <w:szCs w:val="32"/>
-              </w:rPr>
-            </w:pPr>
-            <w:r>
-              <w:rPr>
-                <w:rFonts w:ascii="TH Sarabun New" w:hAnsi="TH Sarabun New" w:cs="TH Sarabun New" w:hint="cs"/>
-                <w:sz w:val="32"/>
-                <w:szCs w:val="32"/>
-                <w:cs/>
+                <w:rFonts w:ascii="TH Sarabun New" w:hAnsi="TH Sarabun New" w:cs="TH Sarabun New"/>
+                <w:sz w:val="32"/>
+                <w:szCs w:val="32"/>
+              </w:rPr>
+            </w:pPr>
+            <w:r>
+              <w:rPr>
+                <w:rFonts w:ascii="TH Sarabun New" w:hAnsi="TH Sarabun New" w:eastAsia="Calibri" w:cs="TH Sarabun New"/>
+                <w:kern w:val="0"/>
+                <w:sz w:val="32"/>
+                <w:sz w:val="32"/>
+                <w:szCs w:val="32"/>
+                <w:lang w:val="en-US" w:eastAsia="en-US" w:bidi="th-TH"/>
               </w:rPr>
               <w:t>อยู่บ้านเลขที่</w:t>
             </w:r>
@@ -469,47 +523,33 @@
             <w:tcBorders>
               <w:top w:val="nil"/>
               <w:left w:val="nil"/>
-              <w:bottom w:val="dotted" w:sz="12" w:space="0" w:color="auto"/>
+              <w:bottom w:val="dotted" w:sz="12" w:space="0" w:color="000000"/>
               <w:right w:val="nil"/>
             </w:tcBorders>
             <w:vAlign w:val="bottom"/>
           </w:tcPr>
           <w:p>
             <w:pPr>
-              <w:spacing w:before="140" w:after="40" w:line="240" w:lineRule="exact"/>
+              <w:pStyle w:val="Normal"/>
+              <w:widowControl/>
+              <w:spacing w:lineRule="exact" w:line="240" w:before="140" w:after="40"/>
               <w:jc w:val="center"/>
               <w:rPr>
-                <w:rFonts w:ascii="TH Sarabun New" w:hAnsi="TH Sarabun New" w:cs="TH Sarabun New" w:hint="cs"/>
-                <w:sz w:val="32"/>
-                <w:szCs w:val="32"/>
-              </w:rPr>
-            </w:pPr>
-            <w:r>
-              <w:rPr>
-                <w:rFonts w:ascii="TH Sarabun New" w:hAnsi="TH Sarabun New" w:cs="TH Sarabun New"/>
-                <w:sz w:val="32"/>
-                <w:szCs w:val="32"/>
-              </w:rPr>
-              <w:t>$</w:t>
-            </w:r>
-            <w:proofErr w:type="spellStart"/>
-            <w:r>
-              <w:rPr>
-                <w:rFonts w:ascii="TH Sarabun New" w:hAnsi="TH Sarabun New" w:cs="TH Sarabun New"/>
-                <w:sz w:val="32"/>
-                <w:szCs w:val="32"/>
-              </w:rPr>
-              <w:t>v</w:t>
-            </w:r>
-            <w:r>
-              <w:rPr>
-                <w:rFonts w:ascii="TH Sarabun New" w:hAnsi="TH Sarabun New" w:cs="TH Sarabun New"/>
-                <w:sz w:val="32"/>
-                <w:szCs w:val="32"/>
-              </w:rPr>
-              <w:t>ndAddress</w:t>
-            </w:r>
-            <w:proofErr w:type="spellEnd"/>
+                <w:rFonts w:ascii="TH Sarabun New" w:hAnsi="TH Sarabun New" w:cs="TH Sarabun New"/>
+                <w:sz w:val="32"/>
+                <w:szCs w:val="32"/>
+              </w:rPr>
+            </w:pPr>
+            <w:r>
+              <w:rPr>
+                <w:rFonts w:eastAsia="Calibri" w:cs="TH Sarabun New" w:ascii="TH Sarabun New" w:hAnsi="TH Sarabun New"/>
+                <w:kern w:val="0"/>
+                <w:sz w:val="32"/>
+                <w:szCs w:val="32"/>
+                <w:lang w:val="en-US" w:eastAsia="en-US" w:bidi="th-TH"/>
+              </w:rPr>
+              <w:t>$vndAddress</w:t>
+            </w:r>
           </w:p>
         </w:tc>
         <w:tc>
@@ -525,20 +565,24 @@
           </w:tcPr>
           <w:p>
             <w:pPr>
-              <w:spacing w:before="140" w:after="40" w:line="240" w:lineRule="exact"/>
+              <w:pStyle w:val="Normal"/>
+              <w:widowControl/>
+              <w:spacing w:lineRule="exact" w:line="240" w:before="140" w:after="40"/>
               <w:jc w:val="right"/>
               <w:rPr>
-                <w:rFonts w:ascii="TH Sarabun New" w:hAnsi="TH Sarabun New" w:cs="TH Sarabun New" w:hint="cs"/>
-                <w:sz w:val="32"/>
-                <w:szCs w:val="32"/>
-              </w:rPr>
-            </w:pPr>
-            <w:r>
-              <w:rPr>
-                <w:rFonts w:ascii="TH Sarabun New" w:hAnsi="TH Sarabun New" w:cs="TH Sarabun New" w:hint="cs"/>
-                <w:sz w:val="32"/>
-                <w:szCs w:val="32"/>
-                <w:cs/>
+                <w:rFonts w:ascii="TH Sarabun New" w:hAnsi="TH Sarabun New" w:cs="TH Sarabun New"/>
+                <w:sz w:val="32"/>
+                <w:szCs w:val="32"/>
+              </w:rPr>
+            </w:pPr>
+            <w:r>
+              <w:rPr>
+                <w:rFonts w:ascii="TH Sarabun New" w:hAnsi="TH Sarabun New" w:eastAsia="Calibri" w:cs="TH Sarabun New"/>
+                <w:kern w:val="0"/>
+                <w:sz w:val="32"/>
+                <w:sz w:val="32"/>
+                <w:szCs w:val="32"/>
+                <w:lang w:val="en-US" w:eastAsia="en-US" w:bidi="th-TH"/>
               </w:rPr>
               <w:t>หมู่</w:t>
             </w:r>
@@ -546,47 +590,42 @@
         </w:tc>
         <w:tc>
           <w:tcPr>
-            <w:tcW w:w="895" w:type="dxa"/>
+            <w:tcW w:w="894" w:type="dxa"/>
             <w:tcBorders>
               <w:top w:val="nil"/>
               <w:left w:val="nil"/>
-              <w:bottom w:val="dotted" w:sz="12" w:space="0" w:color="auto"/>
+              <w:bottom w:val="dotted" w:sz="12" w:space="0" w:color="000000"/>
               <w:right w:val="nil"/>
             </w:tcBorders>
             <w:vAlign w:val="bottom"/>
           </w:tcPr>
           <w:p>
             <w:pPr>
-              <w:spacing w:before="140" w:after="40" w:line="240" w:lineRule="exact"/>
+              <w:pStyle w:val="Normal"/>
+              <w:widowControl/>
+              <w:spacing w:lineRule="exact" w:line="240" w:before="140" w:after="40"/>
               <w:jc w:val="center"/>
               <w:rPr>
-                <w:rFonts w:ascii="TH Sarabun New" w:hAnsi="TH Sarabun New" w:cs="TH Sarabun New" w:hint="cs"/>
-                <w:sz w:val="32"/>
-                <w:szCs w:val="32"/>
-              </w:rPr>
-            </w:pPr>
-            <w:r>
-              <w:rPr>
-                <w:rFonts w:ascii="TH Sarabun New" w:hAnsi="TH Sarabun New" w:cs="TH Sarabun New"/>
-                <w:sz w:val="32"/>
-                <w:szCs w:val="32"/>
-              </w:rPr>
-              <w:t>$</w:t>
-            </w:r>
-            <w:proofErr w:type="spellStart"/>
-            <w:r>
-              <w:rPr>
-                <w:rFonts w:ascii="TH Sarabun New" w:hAnsi="TH Sarabun New" w:cs="TH Sarabun New"/>
-                <w:sz w:val="32"/>
-                <w:szCs w:val="32"/>
-              </w:rPr>
-              <w:t>vndM</w:t>
-            </w:r>
-            <w:proofErr w:type="spellEnd"/>
+                <w:rFonts w:ascii="TH Sarabun New" w:hAnsi="TH Sarabun New" w:cs="TH Sarabun New"/>
+                <w:sz w:val="32"/>
+                <w:szCs w:val="32"/>
+              </w:rPr>
+            </w:pPr>
+            <w:r>
+              <w:rPr>
+                <w:rFonts w:eastAsia="Calibri" w:cs="TH Sarabun New" w:ascii="TH Sarabun New" w:hAnsi="TH Sarabun New"/>
+                <w:kern w:val="0"/>
+                <w:sz w:val="32"/>
+                <w:szCs w:val="32"/>
+                <w:lang w:val="en-US" w:eastAsia="en-US" w:bidi="th-TH"/>
+              </w:rPr>
+              <w:t>$vndM</w:t>
+            </w:r>
           </w:p>
         </w:tc>
       </w:tr>
       <w:tr>
+        <w:trPr/>
         <w:tc>
           <w:tcPr>
             <w:tcW w:w="625" w:type="dxa"/>
@@ -600,20 +639,24 @@
           </w:tcPr>
           <w:p>
             <w:pPr>
-              <w:spacing w:before="120" w:after="40" w:line="240" w:lineRule="exact"/>
+              <w:pStyle w:val="Normal"/>
+              <w:widowControl/>
+              <w:spacing w:lineRule="exact" w:line="240" w:before="120" w:after="40"/>
               <w:jc w:val="right"/>
               <w:rPr>
-                <w:rFonts w:ascii="TH Sarabun New" w:hAnsi="TH Sarabun New" w:cs="TH Sarabun New" w:hint="cs"/>
-                <w:sz w:val="32"/>
-                <w:szCs w:val="32"/>
-              </w:rPr>
-            </w:pPr>
-            <w:r>
-              <w:rPr>
-                <w:rFonts w:ascii="TH Sarabun New" w:hAnsi="TH Sarabun New" w:cs="TH Sarabun New" w:hint="cs"/>
-                <w:sz w:val="32"/>
-                <w:szCs w:val="32"/>
-                <w:cs/>
+                <w:rFonts w:ascii="TH Sarabun New" w:hAnsi="TH Sarabun New" w:cs="TH Sarabun New"/>
+                <w:sz w:val="32"/>
+                <w:szCs w:val="32"/>
+              </w:rPr>
+            </w:pPr>
+            <w:r>
+              <w:rPr>
+                <w:rFonts w:ascii="TH Sarabun New" w:hAnsi="TH Sarabun New" w:eastAsia="Calibri" w:cs="TH Sarabun New"/>
+                <w:kern w:val="0"/>
+                <w:sz w:val="32"/>
+                <w:sz w:val="32"/>
+                <w:szCs w:val="32"/>
+                <w:lang w:val="en-US" w:eastAsia="en-US" w:bidi="th-TH"/>
               </w:rPr>
               <w:t>ถนน</w:t>
             </w:r>
@@ -626,44 +669,38 @@
             <w:tcBorders>
               <w:top w:val="nil"/>
               <w:left w:val="nil"/>
-              <w:bottom w:val="dotted" w:sz="12" w:space="0" w:color="auto"/>
+              <w:bottom w:val="dotted" w:sz="12" w:space="0" w:color="000000"/>
               <w:right w:val="nil"/>
             </w:tcBorders>
             <w:vAlign w:val="bottom"/>
           </w:tcPr>
           <w:p>
             <w:pPr>
-              <w:spacing w:before="120" w:after="40" w:line="240" w:lineRule="exact"/>
+              <w:pStyle w:val="Normal"/>
+              <w:widowControl/>
+              <w:spacing w:lineRule="exact" w:line="240" w:before="120" w:after="40"/>
               <w:jc w:val="center"/>
               <w:rPr>
-                <w:rFonts w:ascii="TH Sarabun New" w:hAnsi="TH Sarabun New" w:cs="TH Sarabun New" w:hint="cs"/>
-                <w:sz w:val="32"/>
-                <w:szCs w:val="32"/>
-              </w:rPr>
-            </w:pPr>
-            <w:r>
-              <w:rPr>
-                <w:rFonts w:ascii="TH Sarabun New" w:hAnsi="TH Sarabun New" w:cs="TH Sarabun New"/>
-                <w:sz w:val="32"/>
-                <w:szCs w:val="32"/>
-              </w:rPr>
-              <w:t>$</w:t>
-            </w:r>
-            <w:proofErr w:type="spellStart"/>
-            <w:r>
-              <w:rPr>
-                <w:rFonts w:ascii="TH Sarabun New" w:hAnsi="TH Sarabun New" w:cs="TH Sarabun New"/>
-                <w:sz w:val="32"/>
-                <w:szCs w:val="32"/>
-              </w:rPr>
-              <w:t>vndSt</w:t>
-            </w:r>
-            <w:proofErr w:type="spellEnd"/>
-          </w:p>
-        </w:tc>
-        <w:tc>
-          <w:tcPr>
-            <w:tcW w:w="1292" w:type="dxa"/>
+                <w:rFonts w:ascii="TH Sarabun New" w:hAnsi="TH Sarabun New" w:cs="TH Sarabun New"/>
+                <w:sz w:val="32"/>
+                <w:szCs w:val="32"/>
+              </w:rPr>
+            </w:pPr>
+            <w:r>
+              <w:rPr>
+                <w:rFonts w:eastAsia="Calibri" w:cs="TH Sarabun New" w:ascii="TH Sarabun New" w:hAnsi="TH Sarabun New"/>
+                <w:kern w:val="0"/>
+                <w:sz w:val="32"/>
+                <w:szCs w:val="32"/>
+                <w:lang w:val="en-US" w:eastAsia="en-US" w:bidi="th-TH"/>
+              </w:rPr>
+              <w:t>$vndSt</w:t>
+            </w:r>
+          </w:p>
+        </w:tc>
+        <w:tc>
+          <w:tcPr>
+            <w:tcW w:w="1291" w:type="dxa"/>
             <w:tcBorders>
               <w:top w:val="nil"/>
               <w:left w:val="nil"/>
@@ -674,22 +711,47 @@
           </w:tcPr>
           <w:p>
             <w:pPr>
-              <w:spacing w:before="120" w:after="40" w:line="240" w:lineRule="exact"/>
+              <w:pStyle w:val="Normal"/>
+              <w:widowControl/>
+              <w:spacing w:lineRule="exact" w:line="240" w:before="120" w:after="40"/>
               <w:jc w:val="right"/>
               <w:rPr>
-                <w:rFonts w:ascii="TH Sarabun New" w:hAnsi="TH Sarabun New" w:cs="TH Sarabun New" w:hint="cs"/>
-                <w:sz w:val="32"/>
-                <w:szCs w:val="32"/>
-              </w:rPr>
-            </w:pPr>
-            <w:r>
-              <w:rPr>
-                <w:rFonts w:ascii="TH Sarabun New" w:hAnsi="TH Sarabun New" w:cs="TH Sarabun New" w:hint="cs"/>
-                <w:sz w:val="32"/>
-                <w:szCs w:val="32"/>
-                <w:cs/>
-              </w:rPr>
-              <w:t>แขวง/ตำบล</w:t>
+                <w:rFonts w:ascii="TH Sarabun New" w:hAnsi="TH Sarabun New" w:cs="TH Sarabun New"/>
+                <w:sz w:val="32"/>
+                <w:szCs w:val="32"/>
+              </w:rPr>
+            </w:pPr>
+            <w:r>
+              <w:rPr>
+                <w:rFonts w:ascii="TH Sarabun New" w:hAnsi="TH Sarabun New" w:eastAsia="Calibri" w:cs="TH Sarabun New"/>
+                <w:kern w:val="0"/>
+                <w:sz w:val="32"/>
+                <w:sz w:val="32"/>
+                <w:szCs w:val="32"/>
+                <w:lang w:val="en-US" w:eastAsia="en-US" w:bidi="th-TH"/>
+              </w:rPr>
+              <w:t>แขวง</w:t>
+            </w:r>
+            <w:r>
+              <w:rPr>
+                <w:rFonts w:eastAsia="Calibri" w:cs="TH Sarabun New" w:ascii="TH Sarabun New" w:hAnsi="TH Sarabun New"/>
+                <w:kern w:val="0"/>
+                <w:sz w:val="32"/>
+                <w:szCs w:val="32"/>
+                <w:lang w:val="en-US" w:eastAsia="en-US" w:bidi="th-TH"/>
+              </w:rPr>
+              <w:t>/</w:t>
+            </w:r>
+            <w:r>
+              <w:rPr>
+                <w:rFonts w:ascii="TH Sarabun New" w:hAnsi="TH Sarabun New" w:eastAsia="Calibri" w:cs="TH Sarabun New"/>
+                <w:kern w:val="0"/>
+                <w:sz w:val="32"/>
+                <w:sz w:val="32"/>
+                <w:szCs w:val="32"/>
+                <w:lang w:val="en-US" w:eastAsia="en-US" w:bidi="th-TH"/>
+              </w:rPr>
+              <w:t>ตำบล</w:t>
             </w:r>
           </w:p>
         </w:tc>
@@ -700,14 +762,16 @@
             <w:tcBorders>
               <w:top w:val="nil"/>
               <w:left w:val="nil"/>
-              <w:bottom w:val="dotted" w:sz="12" w:space="0" w:color="auto"/>
+              <w:bottom w:val="dotted" w:sz="12" w:space="0" w:color="000000"/>
               <w:right w:val="nil"/>
             </w:tcBorders>
             <w:vAlign w:val="bottom"/>
           </w:tcPr>
           <w:p>
             <w:pPr>
-              <w:spacing w:before="120" w:after="40" w:line="240" w:lineRule="exact"/>
+              <w:pStyle w:val="Normal"/>
+              <w:widowControl/>
+              <w:spacing w:lineRule="exact" w:line="240" w:before="120" w:after="40"/>
               <w:jc w:val="center"/>
               <w:rPr>
                 <w:rFonts w:ascii="TH Sarabun New" w:hAnsi="TH Sarabun New" w:cs="TH Sarabun New"/>
@@ -717,35 +781,19 @@
             </w:pPr>
             <w:r>
               <w:rPr>
-                <w:rFonts w:ascii="TH Sarabun New" w:hAnsi="TH Sarabun New" w:cs="TH Sarabun New"/>
-                <w:sz w:val="32"/>
-                <w:szCs w:val="32"/>
-              </w:rPr>
-              <w:t>$</w:t>
-            </w:r>
-            <w:proofErr w:type="spellStart"/>
-            <w:r>
-              <w:rPr>
-                <w:rFonts w:ascii="TH Sarabun New" w:hAnsi="TH Sarabun New" w:cs="TH Sarabun New"/>
-                <w:sz w:val="32"/>
-                <w:szCs w:val="32"/>
-              </w:rPr>
-              <w:t>vnd</w:t>
-            </w:r>
-            <w:r>
-              <w:rPr>
-                <w:rFonts w:ascii="TH Sarabun New" w:hAnsi="TH Sarabun New" w:cs="TH Sarabun New"/>
-                <w:sz w:val="32"/>
-                <w:szCs w:val="32"/>
-              </w:rPr>
-              <w:t>Zone</w:t>
-            </w:r>
-            <w:proofErr w:type="spellEnd"/>
-          </w:p>
-        </w:tc>
-        <w:tc>
-          <w:tcPr>
-            <w:tcW w:w="1170" w:type="dxa"/>
+                <w:rFonts w:eastAsia="Calibri" w:cs="TH Sarabun New" w:ascii="TH Sarabun New" w:hAnsi="TH Sarabun New"/>
+                <w:kern w:val="0"/>
+                <w:sz w:val="32"/>
+                <w:szCs w:val="32"/>
+                <w:lang w:val="en-US" w:eastAsia="en-US" w:bidi="th-TH"/>
+              </w:rPr>
+              <w:t>$vndZone</w:t>
+            </w:r>
+          </w:p>
+        </w:tc>
+        <w:tc>
+          <w:tcPr>
+            <w:tcW w:w="1171" w:type="dxa"/>
             <w:gridSpan w:val="3"/>
             <w:tcBorders>
               <w:top w:val="nil"/>
@@ -757,72 +805,92 @@
           </w:tcPr>
           <w:p>
             <w:pPr>
-              <w:spacing w:before="120" w:after="40" w:line="240" w:lineRule="exact"/>
+              <w:pStyle w:val="Normal"/>
+              <w:widowControl/>
+              <w:spacing w:lineRule="exact" w:line="240" w:before="120" w:after="40"/>
               <w:jc w:val="right"/>
               <w:rPr>
-                <w:rFonts w:ascii="TH Sarabun New" w:hAnsi="TH Sarabun New" w:cs="TH Sarabun New" w:hint="cs"/>
-                <w:sz w:val="32"/>
-                <w:szCs w:val="32"/>
-              </w:rPr>
-            </w:pPr>
-            <w:r>
-              <w:rPr>
-                <w:rFonts w:ascii="TH Sarabun New" w:hAnsi="TH Sarabun New" w:cs="TH Sarabun New" w:hint="cs"/>
-                <w:sz w:val="32"/>
-                <w:szCs w:val="32"/>
-                <w:cs/>
-              </w:rPr>
-              <w:t>เขต/อำเภอ</w:t>
-            </w:r>
-          </w:p>
-        </w:tc>
-        <w:tc>
-          <w:tcPr>
-            <w:tcW w:w="2338" w:type="dxa"/>
+                <w:rFonts w:ascii="TH Sarabun New" w:hAnsi="TH Sarabun New" w:cs="TH Sarabun New"/>
+                <w:sz w:val="32"/>
+                <w:szCs w:val="32"/>
+              </w:rPr>
+            </w:pPr>
+            <w:r>
+              <w:rPr>
+                <w:rFonts w:ascii="TH Sarabun New" w:hAnsi="TH Sarabun New" w:eastAsia="Calibri" w:cs="TH Sarabun New"/>
+                <w:kern w:val="0"/>
+                <w:sz w:val="32"/>
+                <w:sz w:val="32"/>
+                <w:szCs w:val="32"/>
+                <w:lang w:val="en-US" w:eastAsia="en-US" w:bidi="th-TH"/>
+              </w:rPr>
+              <w:t>เขต</w:t>
+            </w:r>
+            <w:r>
+              <w:rPr>
+                <w:rFonts w:eastAsia="Calibri" w:cs="TH Sarabun New" w:ascii="TH Sarabun New" w:hAnsi="TH Sarabun New"/>
+                <w:kern w:val="0"/>
+                <w:sz w:val="32"/>
+                <w:szCs w:val="32"/>
+                <w:lang w:val="en-US" w:eastAsia="en-US" w:bidi="th-TH"/>
+              </w:rPr>
+              <w:t>/</w:t>
+            </w:r>
+            <w:r>
+              <w:rPr>
+                <w:rFonts w:ascii="TH Sarabun New" w:hAnsi="TH Sarabun New" w:eastAsia="Calibri" w:cs="TH Sarabun New"/>
+                <w:kern w:val="0"/>
+                <w:sz w:val="32"/>
+                <w:sz w:val="32"/>
+                <w:szCs w:val="32"/>
+                <w:lang w:val="en-US" w:eastAsia="en-US" w:bidi="th-TH"/>
+              </w:rPr>
+              <w:t>อำเภอ</w:t>
+            </w:r>
+          </w:p>
+        </w:tc>
+        <w:tc>
+          <w:tcPr>
+            <w:tcW w:w="2341" w:type="dxa"/>
             <w:gridSpan w:val="3"/>
             <w:tcBorders>
               <w:top w:val="nil"/>
               <w:left w:val="nil"/>
-              <w:bottom w:val="dotted" w:sz="12" w:space="0" w:color="auto"/>
+              <w:bottom w:val="dotted" w:sz="12" w:space="0" w:color="000000"/>
               <w:right w:val="nil"/>
             </w:tcBorders>
             <w:vAlign w:val="bottom"/>
           </w:tcPr>
           <w:p>
             <w:pPr>
-              <w:spacing w:before="120" w:after="40" w:line="240" w:lineRule="exact"/>
+              <w:pStyle w:val="Normal"/>
+              <w:widowControl/>
+              <w:spacing w:lineRule="exact" w:line="240" w:before="120" w:after="40"/>
               <w:jc w:val="center"/>
               <w:rPr>
-                <w:rFonts w:ascii="TH Sarabun New" w:hAnsi="TH Sarabun New" w:cs="TH Sarabun New" w:hint="cs"/>
-                <w:sz w:val="32"/>
-                <w:szCs w:val="32"/>
-              </w:rPr>
-            </w:pPr>
-            <w:r>
-              <w:rPr>
-                <w:rFonts w:ascii="TH Sarabun New" w:hAnsi="TH Sarabun New" w:cs="TH Sarabun New"/>
-                <w:sz w:val="32"/>
-                <w:szCs w:val="32"/>
-              </w:rPr>
-              <w:t>$</w:t>
-            </w:r>
-            <w:proofErr w:type="spellStart"/>
-            <w:r>
-              <w:rPr>
-                <w:rFonts w:ascii="TH Sarabun New" w:hAnsi="TH Sarabun New" w:cs="TH Sarabun New"/>
-                <w:sz w:val="32"/>
-                <w:szCs w:val="32"/>
-              </w:rPr>
-              <w:t>vndCity</w:t>
-            </w:r>
-            <w:proofErr w:type="spellEnd"/>
+                <w:rFonts w:ascii="TH Sarabun New" w:hAnsi="TH Sarabun New" w:cs="TH Sarabun New"/>
+                <w:sz w:val="32"/>
+                <w:szCs w:val="32"/>
+              </w:rPr>
+            </w:pPr>
+            <w:r>
+              <w:rPr>
+                <w:rFonts w:eastAsia="Calibri" w:cs="TH Sarabun New" w:ascii="TH Sarabun New" w:hAnsi="TH Sarabun New"/>
+                <w:kern w:val="0"/>
+                <w:sz w:val="32"/>
+                <w:szCs w:val="32"/>
+                <w:lang w:val="en-US" w:eastAsia="en-US" w:bidi="th-TH"/>
+              </w:rPr>
+              <w:t>$vndCity</w:t>
+            </w:r>
           </w:p>
         </w:tc>
       </w:tr>
       <w:tr>
-        <w:tc>
-          <w:tcPr>
-            <w:tcW w:w="805" w:type="dxa"/>
+        <w:trPr/>
+        <w:tc>
+          <w:tcPr>
+            <w:tcW w:w="804" w:type="dxa"/>
             <w:gridSpan w:val="2"/>
             <w:tcBorders>
               <w:top w:val="nil"/>
@@ -834,20 +902,24 @@
           </w:tcPr>
           <w:p>
             <w:pPr>
-              <w:spacing w:before="120" w:after="40" w:line="240" w:lineRule="exact"/>
+              <w:pStyle w:val="Normal"/>
+              <w:widowControl/>
+              <w:spacing w:lineRule="exact" w:line="240" w:before="120" w:after="40"/>
               <w:jc w:val="right"/>
               <w:rPr>
-                <w:rFonts w:ascii="TH Sarabun New" w:hAnsi="TH Sarabun New" w:cs="TH Sarabun New" w:hint="cs"/>
-                <w:sz w:val="32"/>
-                <w:szCs w:val="32"/>
-              </w:rPr>
-            </w:pPr>
-            <w:r>
-              <w:rPr>
-                <w:rFonts w:ascii="TH Sarabun New" w:hAnsi="TH Sarabun New" w:cs="TH Sarabun New" w:hint="cs"/>
-                <w:sz w:val="32"/>
-                <w:szCs w:val="32"/>
-                <w:cs/>
+                <w:rFonts w:ascii="TH Sarabun New" w:hAnsi="TH Sarabun New" w:cs="TH Sarabun New"/>
+                <w:sz w:val="32"/>
+                <w:szCs w:val="32"/>
+              </w:rPr>
+            </w:pPr>
+            <w:r>
+              <w:rPr>
+                <w:rFonts w:ascii="TH Sarabun New" w:hAnsi="TH Sarabun New" w:eastAsia="Calibri" w:cs="TH Sarabun New"/>
+                <w:kern w:val="0"/>
+                <w:sz w:val="32"/>
+                <w:sz w:val="32"/>
+                <w:szCs w:val="32"/>
+                <w:lang w:val="en-US" w:eastAsia="en-US" w:bidi="th-TH"/>
               </w:rPr>
               <w:t>จังหวัด</w:t>
             </w:r>
@@ -860,44 +932,38 @@
             <w:tcBorders>
               <w:top w:val="nil"/>
               <w:left w:val="nil"/>
-              <w:bottom w:val="dotted" w:sz="12" w:space="0" w:color="auto"/>
+              <w:bottom w:val="dotted" w:sz="12" w:space="0" w:color="000000"/>
               <w:right w:val="nil"/>
             </w:tcBorders>
             <w:vAlign w:val="bottom"/>
           </w:tcPr>
           <w:p>
             <w:pPr>
-              <w:spacing w:before="120" w:after="40" w:line="240" w:lineRule="exact"/>
+              <w:pStyle w:val="Normal"/>
+              <w:widowControl/>
+              <w:spacing w:lineRule="exact" w:line="240" w:before="120" w:after="40"/>
               <w:jc w:val="center"/>
               <w:rPr>
-                <w:rFonts w:ascii="TH Sarabun New" w:hAnsi="TH Sarabun New" w:cs="TH Sarabun New" w:hint="cs"/>
-                <w:sz w:val="32"/>
-                <w:szCs w:val="32"/>
-              </w:rPr>
-            </w:pPr>
-            <w:r>
-              <w:rPr>
-                <w:rFonts w:ascii="TH Sarabun New" w:hAnsi="TH Sarabun New" w:cs="TH Sarabun New"/>
-                <w:sz w:val="32"/>
-                <w:szCs w:val="32"/>
-              </w:rPr>
-              <w:t>$</w:t>
-            </w:r>
-            <w:proofErr w:type="spellStart"/>
-            <w:r>
-              <w:rPr>
-                <w:rFonts w:ascii="TH Sarabun New" w:hAnsi="TH Sarabun New" w:cs="TH Sarabun New"/>
-                <w:sz w:val="32"/>
-                <w:szCs w:val="32"/>
-              </w:rPr>
-              <w:t>vndProv</w:t>
-            </w:r>
-            <w:proofErr w:type="spellEnd"/>
-          </w:p>
-        </w:tc>
-        <w:tc>
-          <w:tcPr>
-            <w:tcW w:w="5604" w:type="dxa"/>
+                <w:rFonts w:ascii="TH Sarabun New" w:hAnsi="TH Sarabun New" w:cs="TH Sarabun New"/>
+                <w:sz w:val="32"/>
+                <w:szCs w:val="32"/>
+              </w:rPr>
+            </w:pPr>
+            <w:r>
+              <w:rPr>
+                <w:rFonts w:eastAsia="Calibri" w:cs="TH Sarabun New" w:ascii="TH Sarabun New" w:hAnsi="TH Sarabun New"/>
+                <w:kern w:val="0"/>
+                <w:sz w:val="32"/>
+                <w:szCs w:val="32"/>
+                <w:lang w:val="en-US" w:eastAsia="en-US" w:bidi="th-TH"/>
+              </w:rPr>
+              <w:t>$vndProv</w:t>
+            </w:r>
+          </w:p>
+        </w:tc>
+        <w:tc>
+          <w:tcPr>
+            <w:tcW w:w="5608" w:type="dxa"/>
             <w:gridSpan w:val="8"/>
             <w:tcBorders>
               <w:top w:val="nil"/>
@@ -909,42 +975,63 @@
           </w:tcPr>
           <w:p>
             <w:pPr>
-              <w:spacing w:before="120" w:after="40" w:line="240" w:lineRule="exact"/>
+              <w:pStyle w:val="Normal"/>
+              <w:widowControl/>
+              <w:spacing w:lineRule="exact" w:line="240" w:before="120" w:after="40"/>
               <w:jc w:val="right"/>
               <w:rPr>
-                <w:rFonts w:ascii="TH Sarabun New" w:hAnsi="TH Sarabun New" w:cs="TH Sarabun New" w:hint="cs"/>
-                <w:sz w:val="32"/>
-                <w:szCs w:val="32"/>
-              </w:rPr>
-            </w:pPr>
+                <w:rFonts w:ascii="TH Sarabun New" w:hAnsi="TH Sarabun New" w:cs="TH Sarabun New"/>
+                <w:sz w:val="32"/>
+                <w:szCs w:val="32"/>
+              </w:rPr>
+            </w:pPr>
+            <w:r>
+              <w:rPr>
+                <w:rFonts w:eastAsia="Calibri" w:cs="TH Sarabun New" w:ascii="TH Sarabun New" w:hAnsi="TH Sarabun New"/>
+                <w:kern w:val="0"/>
+                <w:sz w:val="22"/>
+                <w:szCs w:val="28"/>
+                <w:lang w:val="en-US" w:eastAsia="en-US" w:bidi="th-TH"/>
+              </w:rPr>
+            </w:r>
           </w:p>
         </w:tc>
       </w:tr>
     </w:tbl>
     <w:p>
       <w:pPr>
-        <w:spacing w:before="120" w:after="40" w:line="240" w:lineRule="exact"/>
+        <w:pStyle w:val="Normal"/>
+        <w:spacing w:lineRule="exact" w:line="240" w:before="120" w:after="40"/>
         <w:rPr>
-          <w:rFonts w:ascii="TH Sarabun New" w:hAnsi="TH Sarabun New" w:cs="TH Sarabun New" w:hint="cs"/>
+          <w:rFonts w:ascii="TH Sarabun New" w:hAnsi="TH Sarabun New" w:cs="TH Sarabun New"/>
           <w:sz w:val="10"/>
           <w:szCs w:val="10"/>
           <w:u w:val="dotted"/>
         </w:rPr>
       </w:pPr>
+      <w:r>
+        <w:rPr>
+          <w:rFonts w:cs="TH Sarabun New" w:ascii="TH Sarabun New" w:hAnsi="TH Sarabun New"/>
+          <w:sz w:val="10"/>
+          <w:szCs w:val="10"/>
+          <w:u w:val="dotted"/>
+        </w:rPr>
+      </w:r>
     </w:p>
     <w:tbl>
       <w:tblPr>
         <w:tblStyle w:val="TableGrid"/>
-        <w:tblW w:w="0" w:type="auto"/>
-        <w:tblBorders>
-          <w:top w:val="none" w:sz="0" w:space="0" w:color="auto"/>
-          <w:left w:val="none" w:sz="0" w:space="0" w:color="auto"/>
-          <w:bottom w:val="dotted" w:sz="12" w:space="0" w:color="auto"/>
-          <w:right w:val="none" w:sz="0" w:space="0" w:color="auto"/>
-          <w:insideH w:val="none" w:sz="0" w:space="0" w:color="auto"/>
-          <w:insideV w:val="none" w:sz="0" w:space="0" w:color="auto"/>
-        </w:tblBorders>
-        <w:tblLook w:val="04A0" w:firstRow="1" w:lastRow="0" w:firstColumn="1" w:lastColumn="0" w:noHBand="0" w:noVBand="1"/>
+        <w:tblW w:w="9350" w:type="dxa"/>
+        <w:jc w:val="left"/>
+        <w:tblInd w:w="0" w:type="dxa"/>
+        <w:tblLayout w:type="fixed"/>
+        <w:tblCellMar>
+          <w:top w:w="0" w:type="dxa"/>
+          <w:left w:w="108" w:type="dxa"/>
+          <w:bottom w:w="0" w:type="dxa"/>
+          <w:right w:w="108" w:type="dxa"/>
+        </w:tblCellMar>
+        <w:tblLook w:val="04a0" w:noVBand="1" w:noHBand="0" w:lastColumn="0" w:firstColumn="1" w:lastRow="0" w:firstRow="1"/>
       </w:tblPr>
       <w:tblGrid>
         <w:gridCol w:w="1795"/>
@@ -952,29 +1039,37 @@
         <w:gridCol w:w="3415"/>
       </w:tblGrid>
       <w:tr>
+        <w:trPr/>
         <w:tc>
           <w:tcPr>
             <w:tcW w:w="1795" w:type="dxa"/>
             <w:tcBorders>
+              <w:top w:val="nil"/>
+              <w:left w:val="nil"/>
               <w:bottom w:val="nil"/>
+              <w:right w:val="nil"/>
             </w:tcBorders>
           </w:tcPr>
           <w:p>
             <w:pPr>
-              <w:spacing w:before="120" w:after="40" w:line="240" w:lineRule="exact"/>
+              <w:pStyle w:val="Normal"/>
+              <w:widowControl/>
+              <w:spacing w:lineRule="exact" w:line="240" w:before="120" w:after="40"/>
               <w:jc w:val="right"/>
               <w:rPr>
-                <w:rFonts w:ascii="TH Sarabun New" w:hAnsi="TH Sarabun New" w:cs="TH Sarabun New" w:hint="cs"/>
-                <w:sz w:val="32"/>
-                <w:szCs w:val="32"/>
-              </w:rPr>
-            </w:pPr>
-            <w:r>
-              <w:rPr>
-                <w:rFonts w:ascii="TH Sarabun New" w:hAnsi="TH Sarabun New" w:cs="TH Sarabun New" w:hint="cs"/>
-                <w:sz w:val="32"/>
-                <w:szCs w:val="32"/>
-                <w:cs/>
+                <w:rFonts w:ascii="TH Sarabun New" w:hAnsi="TH Sarabun New" w:cs="TH Sarabun New"/>
+                <w:sz w:val="32"/>
+                <w:szCs w:val="32"/>
+              </w:rPr>
+            </w:pPr>
+            <w:r>
+              <w:rPr>
+                <w:rFonts w:ascii="TH Sarabun New" w:hAnsi="TH Sarabun New" w:eastAsia="Calibri" w:cs="TH Sarabun New"/>
+                <w:kern w:val="0"/>
+                <w:sz w:val="32"/>
+                <w:sz w:val="32"/>
+                <w:szCs w:val="32"/>
+                <w:lang w:val="en-US" w:eastAsia="en-US" w:bidi="th-TH"/>
               </w:rPr>
               <w:t>ได้รับเงินจาก</w:t>
             </w:r>
@@ -983,43 +1078,35 @@
         <w:tc>
           <w:tcPr>
             <w:tcW w:w="4140" w:type="dxa"/>
-          </w:tcPr>
-          <w:p>
-            <w:pPr>
-              <w:spacing w:before="140" w:after="40" w:line="240" w:lineRule="exact"/>
+            <w:tcBorders>
+              <w:top w:val="nil"/>
+              <w:left w:val="nil"/>
+              <w:bottom w:val="dotted" w:sz="12" w:space="0" w:color="000000"/>
+              <w:right w:val="nil"/>
+            </w:tcBorders>
+          </w:tcPr>
+          <w:p>
+            <w:pPr>
+              <w:pStyle w:val="Normal"/>
+              <w:widowControl/>
+              <w:spacing w:lineRule="exact" w:line="240" w:before="120" w:after="40"/>
               <w:jc w:val="center"/>
               <w:rPr>
-                <w:rFonts w:ascii="TH Sarabun New" w:hAnsi="TH Sarabun New" w:cs="TH Sarabun New" w:hint="cs"/>
-                <w:sz w:val="32"/>
-                <w:szCs w:val="32"/>
-              </w:rPr>
-            </w:pPr>
-            <w:r>
-              <w:rPr>
-                <w:rFonts w:ascii="TH Sarabun New" w:hAnsi="TH Sarabun New" w:cs="TH Sarabun New" w:hint="cs"/>
-                <w:sz w:val="32"/>
-                <w:szCs w:val="32"/>
-                <w:cs/>
-              </w:rPr>
-              <w:t>เอื้ออังกูร รอ</w:t>
-            </w:r>
-            <w:r>
-              <w:rPr>
-                <w:rFonts w:ascii="TH Sarabun New" w:hAnsi="TH Sarabun New" w:cs="TH Sarabun New" w:hint="cs"/>
-                <w:sz w:val="32"/>
-                <w:szCs w:val="32"/>
-                <w:cs/>
-              </w:rPr>
-              <w:t>ด</w:t>
-            </w:r>
-            <w:r>
-              <w:rPr>
-                <w:rFonts w:ascii="TH Sarabun New" w:hAnsi="TH Sarabun New" w:cs="TH Sarabun New" w:hint="cs"/>
-                <w:sz w:val="32"/>
-                <w:szCs w:val="32"/>
-                <w:cs/>
-              </w:rPr>
-              <w:t>สาตรา</w:t>
+                <w:rFonts w:ascii="TH Sarabun New" w:hAnsi="TH Sarabun New" w:cs="TH Sarabun New"/>
+                <w:sz w:val="32"/>
+                <w:szCs w:val="32"/>
+              </w:rPr>
+            </w:pPr>
+            <w:r>
+              <w:rPr>
+                <w:rFonts w:ascii="TH Sarabun New" w:hAnsi="TH Sarabun New" w:eastAsia="Calibri" w:cs="TH Sarabun New"/>
+                <w:kern w:val="0"/>
+                <w:sz w:val="32"/>
+                <w:sz w:val="32"/>
+                <w:szCs w:val="32"/>
+                <w:lang w:val="en-US" w:eastAsia="en-US" w:bidi="th-TH"/>
+              </w:rPr>
+              <w:t>บริษัท ไอพาดรา สเปซ จำกัด</w:t>
             </w:r>
           </w:p>
         </w:tc>
@@ -1027,26 +1114,86 @@
           <w:tcPr>
             <w:tcW w:w="3415" w:type="dxa"/>
             <w:tcBorders>
+              <w:top w:val="nil"/>
+              <w:left w:val="nil"/>
               <w:bottom w:val="nil"/>
+              <w:right w:val="nil"/>
             </w:tcBorders>
           </w:tcPr>
           <w:p>
             <w:pPr>
-              <w:spacing w:before="120" w:after="40" w:line="240" w:lineRule="exact"/>
-              <w:rPr>
-                <w:rFonts w:ascii="TH Sarabun New" w:hAnsi="TH Sarabun New" w:cs="TH Sarabun New" w:hint="cs"/>
-                <w:sz w:val="32"/>
-                <w:szCs w:val="32"/>
-              </w:rPr>
-            </w:pPr>
-            <w:r>
-              <w:rPr>
-                <w:rFonts w:ascii="TH Sarabun New" w:hAnsi="TH Sarabun New" w:cs="TH Sarabun New" w:hint="cs"/>
-                <w:sz w:val="32"/>
-                <w:szCs w:val="32"/>
-                <w:cs/>
-              </w:rPr>
-              <w:t>(ผู้ซื้อ / ผู้รับบริการ) ดังรายการต่อไปนี้</w:t>
+              <w:pStyle w:val="Normal"/>
+              <w:widowControl/>
+              <w:spacing w:lineRule="exact" w:line="240" w:before="120" w:after="40"/>
+              <w:jc w:val="left"/>
+              <w:rPr>
+                <w:rFonts w:ascii="TH Sarabun New" w:hAnsi="TH Sarabun New" w:cs="TH Sarabun New"/>
+                <w:sz w:val="32"/>
+                <w:szCs w:val="32"/>
+              </w:rPr>
+            </w:pPr>
+            <w:r>
+              <w:rPr>
+                <w:rFonts w:eastAsia="Calibri" w:cs="TH Sarabun New" w:ascii="TH Sarabun New" w:hAnsi="TH Sarabun New"/>
+                <w:kern w:val="0"/>
+                <w:sz w:val="32"/>
+                <w:szCs w:val="32"/>
+                <w:lang w:val="en-US" w:eastAsia="en-US" w:bidi="th-TH"/>
+              </w:rPr>
+              <w:t>(</w:t>
+            </w:r>
+            <w:r>
+              <w:rPr>
+                <w:rFonts w:ascii="TH Sarabun New" w:hAnsi="TH Sarabun New" w:eastAsia="Calibri" w:cs="TH Sarabun New"/>
+                <w:kern w:val="0"/>
+                <w:sz w:val="32"/>
+                <w:sz w:val="32"/>
+                <w:szCs w:val="32"/>
+                <w:lang w:val="en-US" w:eastAsia="en-US" w:bidi="th-TH"/>
+              </w:rPr>
+              <w:t xml:space="preserve">ผู้ซื้อ </w:t>
+            </w:r>
+            <w:r>
+              <w:rPr>
+                <w:rFonts w:eastAsia="Calibri" w:cs="TH Sarabun New" w:ascii="TH Sarabun New" w:hAnsi="TH Sarabun New"/>
+                <w:kern w:val="0"/>
+                <w:sz w:val="32"/>
+                <w:szCs w:val="32"/>
+                <w:lang w:val="en-US" w:eastAsia="en-US" w:bidi="th-TH"/>
+              </w:rPr>
+              <w:t xml:space="preserve">/ </w:t>
+            </w:r>
+            <w:r>
+              <w:rPr>
+                <w:rFonts w:ascii="TH Sarabun New" w:hAnsi="TH Sarabun New" w:eastAsia="Calibri" w:cs="TH Sarabun New"/>
+                <w:kern w:val="0"/>
+                <w:sz w:val="32"/>
+                <w:sz w:val="32"/>
+                <w:szCs w:val="32"/>
+                <w:lang w:val="en-US" w:eastAsia="en-US" w:bidi="th-TH"/>
+              </w:rPr>
+              <w:t>ผู้รับบริการ</w:t>
+            </w:r>
+            <w:r>
+              <w:rPr>
+                <w:rFonts w:eastAsia="Calibri" w:cs="TH Sarabun New" w:ascii="TH Sarabun New" w:hAnsi="TH Sarabun New"/>
+                <w:kern w:val="0"/>
+                <w:sz w:val="32"/>
+                <w:szCs w:val="32"/>
+                <w:lang w:val="en-US" w:eastAsia="en-US" w:bidi="th-TH"/>
+              </w:rPr>
+              <w:t xml:space="preserve">) </w:t>
+            </w:r>
+            <w:r>
+              <w:rPr>
+                <w:rFonts w:ascii="TH Sarabun New" w:hAnsi="TH Sarabun New" w:eastAsia="Calibri" w:cs="TH Sarabun New"/>
+                <w:kern w:val="0"/>
+                <w:sz w:val="32"/>
+                <w:sz w:val="32"/>
+                <w:szCs w:val="32"/>
+                <w:lang w:val="en-US" w:eastAsia="en-US" w:bidi="th-TH"/>
+              </w:rPr>
+              <w:t>ดังรายการต่อไปนี้</w:t>
             </w:r>
           </w:p>
         </w:tc>
@@ -1054,20 +1201,37 @@
     </w:tbl>
     <w:p>
       <w:pPr>
+        <w:pStyle w:val="Normal"/>
         <w:rPr>
-          <w:rFonts w:ascii="TH Sarabun New" w:hAnsi="TH Sarabun New" w:cs="TH Sarabun New" w:hint="cs"/>
+          <w:rFonts w:ascii="TH Sarabun New" w:hAnsi="TH Sarabun New" w:cs="TH Sarabun New"/>
           <w:sz w:val="12"/>
           <w:szCs w:val="12"/>
           <w:u w:val="dotted"/>
-          <w:cs/>
         </w:rPr>
       </w:pPr>
+      <w:r>
+        <w:rPr>
+          <w:rFonts w:cs="TH Sarabun New" w:ascii="TH Sarabun New" w:hAnsi="TH Sarabun New"/>
+          <w:sz w:val="12"/>
+          <w:szCs w:val="12"/>
+          <w:u w:val="dotted"/>
+        </w:rPr>
+      </w:r>
     </w:p>
     <w:tbl>
       <w:tblPr>
         <w:tblStyle w:val="TableGrid"/>
         <w:tblW w:w="9431" w:type="dxa"/>
-        <w:tblLook w:val="04A0" w:firstRow="1" w:lastRow="0" w:firstColumn="1" w:lastColumn="0" w:noHBand="0" w:noVBand="1"/>
+        <w:jc w:val="left"/>
+        <w:tblInd w:w="0" w:type="dxa"/>
+        <w:tblLayout w:type="fixed"/>
+        <w:tblCellMar>
+          <w:top w:w="0" w:type="dxa"/>
+          <w:left w:w="108" w:type="dxa"/>
+          <w:bottom w:w="0" w:type="dxa"/>
+          <w:right w:w="108" w:type="dxa"/>
+        </w:tblCellMar>
+        <w:tblLook w:val="04a0" w:noVBand="1" w:noHBand="0" w:lastColumn="0" w:firstColumn="1" w:lastRow="0" w:firstRow="1"/>
       </w:tblPr>
       <w:tblGrid>
         <w:gridCol w:w="5927"/>
@@ -1076,34 +1240,40 @@
       </w:tblGrid>
       <w:tr>
         <w:trPr>
-          <w:trHeight w:val="467"/>
+          <w:trHeight w:val="467" w:hRule="atLeast"/>
         </w:trPr>
         <w:tc>
           <w:tcPr>
             <w:tcW w:w="5927" w:type="dxa"/>
             <w:vMerge w:val="restart"/>
-          </w:tcPr>
-          <w:p>
-            <w:pPr>
-              <w:spacing w:before="240" w:after="60" w:line="240" w:lineRule="exact"/>
+            <w:tcBorders/>
+          </w:tcPr>
+          <w:p>
+            <w:pPr>
+              <w:pStyle w:val="Normal"/>
+              <w:widowControl/>
+              <w:spacing w:lineRule="exact" w:line="240" w:before="240" w:after="60"/>
               <w:jc w:val="center"/>
               <w:rPr>
-                <w:rFonts w:ascii="TH Sarabun New" w:hAnsi="TH Sarabun New" w:cs="TH Sarabun New" w:hint="cs"/>
+                <w:rFonts w:ascii="TH Sarabun New" w:hAnsi="TH Sarabun New" w:cs="TH Sarabun New"/>
+                <w:b/>
                 <w:b/>
                 <w:bCs/>
                 <w:sz w:val="32"/>
                 <w:szCs w:val="32"/>
-                <w:cs/>
-              </w:rPr>
-            </w:pPr>
-            <w:r>
-              <w:rPr>
-                <w:rFonts w:ascii="TH Sarabun New" w:hAnsi="TH Sarabun New" w:cs="TH Sarabun New" w:hint="cs"/>
+              </w:rPr>
+            </w:pPr>
+            <w:r>
+              <w:rPr>
+                <w:rFonts w:ascii="TH Sarabun New" w:hAnsi="TH Sarabun New" w:eastAsia="Calibri" w:cs="TH Sarabun New"/>
+                <w:b/>
                 <w:b/>
                 <w:bCs/>
-                <w:sz w:val="32"/>
-                <w:szCs w:val="32"/>
-                <w:cs/>
+                <w:kern w:val="0"/>
+                <w:sz w:val="32"/>
+                <w:sz w:val="32"/>
+                <w:szCs w:val="32"/>
+                <w:lang w:val="en-US" w:eastAsia="en-US" w:bidi="th-TH"/>
               </w:rPr>
               <w:t>รายการ</w:t>
             </w:r>
@@ -1113,14 +1283,18 @@
           <w:tcPr>
             <w:tcW w:w="3504" w:type="dxa"/>
             <w:gridSpan w:val="2"/>
-          </w:tcPr>
-          <w:p>
-            <w:pPr>
-              <w:spacing w:before="100" w:after="60" w:line="240" w:lineRule="exact"/>
+            <w:tcBorders/>
+          </w:tcPr>
+          <w:p>
+            <w:pPr>
+              <w:pStyle w:val="Normal"/>
+              <w:widowControl/>
+              <w:spacing w:lineRule="exact" w:line="240" w:before="100" w:after="60"/>
               <w:jc w:val="center"/>
               <w:rPr>
                 <w:rFonts w:ascii="TH Sarabun New" w:hAnsi="TH Sarabun New" w:cs="TH Sarabun New"/>
                 <w:b/>
+                <w:b/>
                 <w:bCs/>
                 <w:sz w:val="32"/>
                 <w:szCs w:val="32"/>
@@ -1128,12 +1302,15 @@
             </w:pPr>
             <w:r>
               <w:rPr>
-                <w:rFonts w:ascii="TH Sarabun New" w:hAnsi="TH Sarabun New" w:cs="TH Sarabun New"/>
+                <w:rFonts w:ascii="TH Sarabun New" w:hAnsi="TH Sarabun New" w:eastAsia="Calibri" w:cs="TH Sarabun New"/>
+                <w:b/>
                 <w:b/>
                 <w:bCs/>
-                <w:sz w:val="32"/>
-                <w:szCs w:val="32"/>
-                <w:cs/>
+                <w:kern w:val="0"/>
+                <w:sz w:val="32"/>
+                <w:sz w:val="32"/>
+                <w:szCs w:val="32"/>
+                <w:lang w:val="en-US" w:eastAsia="en-US" w:bidi="th-TH"/>
               </w:rPr>
               <w:t>จำนวนเงิน</w:t>
             </w:r>
@@ -1142,53 +1319,73 @@
       </w:tr>
       <w:tr>
         <w:trPr>
-          <w:trHeight w:val="440"/>
+          <w:trHeight w:val="440" w:hRule="atLeast"/>
         </w:trPr>
         <w:tc>
           <w:tcPr>
             <w:tcW w:w="5927" w:type="dxa"/>
-            <w:vMerge/>
-          </w:tcPr>
-          <w:p>
-            <w:pPr>
-              <w:spacing w:before="60" w:after="60" w:line="240" w:lineRule="exact"/>
+            <w:vMerge w:val="continue"/>
+            <w:tcBorders/>
+          </w:tcPr>
+          <w:p>
+            <w:pPr>
+              <w:pStyle w:val="Normal"/>
+              <w:widowControl/>
+              <w:spacing w:lineRule="exact" w:line="240" w:before="60" w:after="60"/>
               <w:jc w:val="center"/>
               <w:rPr>
-                <w:rFonts w:ascii="TH Sarabun New" w:hAnsi="TH Sarabun New" w:cs="TH Sarabun New" w:hint="cs"/>
+                <w:rFonts w:ascii="TH Sarabun New" w:hAnsi="TH Sarabun New" w:cs="TH Sarabun New"/>
+                <w:b/>
                 <w:b/>
                 <w:bCs/>
                 <w:sz w:val="32"/>
                 <w:szCs w:val="32"/>
-                <w:cs/>
-              </w:rPr>
-            </w:pPr>
+              </w:rPr>
+            </w:pPr>
+            <w:r>
+              <w:rPr>
+                <w:rFonts w:eastAsia="Calibri" w:cs="TH Sarabun New" w:ascii="TH Sarabun New" w:hAnsi="TH Sarabun New"/>
+                <w:b/>
+                <w:bCs/>
+                <w:kern w:val="0"/>
+                <w:sz w:val="22"/>
+                <w:szCs w:val="28"/>
+                <w:lang w:val="en-US" w:eastAsia="en-US" w:bidi="th-TH"/>
+              </w:rPr>
+            </w:r>
           </w:p>
         </w:tc>
         <w:tc>
           <w:tcPr>
             <w:tcW w:w="1758" w:type="dxa"/>
-          </w:tcPr>
-          <w:p>
-            <w:pPr>
-              <w:spacing w:before="100" w:after="60" w:line="240" w:lineRule="exact"/>
+            <w:tcBorders/>
+          </w:tcPr>
+          <w:p>
+            <w:pPr>
+              <w:pStyle w:val="Normal"/>
+              <w:widowControl/>
+              <w:spacing w:lineRule="exact" w:line="240" w:before="100" w:after="60"/>
               <w:jc w:val="center"/>
               <w:rPr>
                 <w:rFonts w:ascii="TH Sarabun New" w:hAnsi="TH Sarabun New" w:cs="TH Sarabun New"/>
                 <w:b/>
+                <w:b/>
                 <w:bCs/>
                 <w:sz w:val="32"/>
                 <w:szCs w:val="32"/>
-                <w:cs/>
-              </w:rPr>
-            </w:pPr>
-            <w:r>
-              <w:rPr>
-                <w:rFonts w:ascii="TH Sarabun New" w:hAnsi="TH Sarabun New" w:cs="TH Sarabun New" w:hint="cs"/>
+              </w:rPr>
+            </w:pPr>
+            <w:r>
+              <w:rPr>
+                <w:rFonts w:ascii="TH Sarabun New" w:hAnsi="TH Sarabun New" w:eastAsia="Calibri" w:cs="TH Sarabun New"/>
+                <w:b/>
                 <w:b/>
                 <w:bCs/>
-                <w:sz w:val="32"/>
-                <w:szCs w:val="32"/>
-                <w:cs/>
+                <w:kern w:val="0"/>
+                <w:sz w:val="32"/>
+                <w:sz w:val="32"/>
+                <w:szCs w:val="32"/>
+                <w:lang w:val="en-US" w:eastAsia="en-US" w:bidi="th-TH"/>
               </w:rPr>
               <w:t>บาท</w:t>
             </w:r>
@@ -1197,14 +1394,18 @@
         <w:tc>
           <w:tcPr>
             <w:tcW w:w="1746" w:type="dxa"/>
-          </w:tcPr>
-          <w:p>
-            <w:pPr>
-              <w:spacing w:before="100" w:after="60" w:line="240" w:lineRule="exact"/>
+            <w:tcBorders/>
+          </w:tcPr>
+          <w:p>
+            <w:pPr>
+              <w:pStyle w:val="Normal"/>
+              <w:widowControl/>
+              <w:spacing w:lineRule="exact" w:line="240" w:before="100" w:after="60"/>
               <w:jc w:val="center"/>
               <w:rPr>
                 <w:rFonts w:ascii="TH Sarabun New" w:hAnsi="TH Sarabun New" w:cs="TH Sarabun New"/>
                 <w:b/>
+                <w:b/>
                 <w:bCs/>
                 <w:sz w:val="32"/>
                 <w:szCs w:val="32"/>
@@ -1212,43 +1413,53 @@
             </w:pPr>
             <w:r>
               <w:rPr>
-                <w:rFonts w:ascii="TH Sarabun New" w:hAnsi="TH Sarabun New" w:cs="TH Sarabun New" w:hint="cs"/>
+                <w:rFonts w:ascii="TH Sarabun New" w:hAnsi="TH Sarabun New" w:eastAsia="Calibri" w:cs="TH Sarabun New"/>
+                <w:b/>
                 <w:b/>
                 <w:bCs/>
-                <w:sz w:val="32"/>
-                <w:szCs w:val="32"/>
-                <w:cs/>
+                <w:kern w:val="0"/>
+                <w:sz w:val="32"/>
+                <w:sz w:val="32"/>
+                <w:szCs w:val="32"/>
+                <w:lang w:val="en-US" w:eastAsia="en-US" w:bidi="th-TH"/>
               </w:rPr>
               <w:t>ส</w:t>
             </w:r>
             <w:r>
               <w:rPr>
-                <w:rFonts w:ascii="TH Sarabun New" w:hAnsi="TH Sarabun New" w:cs="TH Sarabun New"/>
+                <w:rFonts w:eastAsia="Calibri" w:cs="TH Sarabun New" w:ascii="TH Sarabun New" w:hAnsi="TH Sarabun New"/>
                 <w:b/>
                 <w:bCs/>
-                <w:sz w:val="32"/>
-                <w:szCs w:val="32"/>
+                <w:kern w:val="0"/>
+                <w:sz w:val="32"/>
+                <w:szCs w:val="32"/>
+                <w:lang w:val="en-US" w:eastAsia="en-US" w:bidi="th-TH"/>
               </w:rPr>
               <w:t>.</w:t>
             </w:r>
             <w:r>
               <w:rPr>
-                <w:rFonts w:ascii="TH Sarabun New" w:hAnsi="TH Sarabun New" w:cs="TH Sarabun New" w:hint="cs"/>
+                <w:rFonts w:ascii="TH Sarabun New" w:hAnsi="TH Sarabun New" w:eastAsia="Calibri" w:cs="TH Sarabun New"/>
+                <w:b/>
                 <w:b/>
                 <w:bCs/>
-                <w:sz w:val="32"/>
-                <w:szCs w:val="32"/>
-                <w:cs/>
+                <w:kern w:val="0"/>
+                <w:sz w:val="32"/>
+                <w:sz w:val="32"/>
+                <w:szCs w:val="32"/>
+                <w:lang w:val="en-US" w:eastAsia="en-US" w:bidi="th-TH"/>
               </w:rPr>
               <w:t>ต</w:t>
             </w:r>
             <w:r>
               <w:rPr>
-                <w:rFonts w:ascii="TH Sarabun New" w:hAnsi="TH Sarabun New" w:cs="TH Sarabun New"/>
+                <w:rFonts w:eastAsia="Calibri" w:cs="TH Sarabun New" w:ascii="TH Sarabun New" w:hAnsi="TH Sarabun New"/>
                 <w:b/>
                 <w:bCs/>
-                <w:sz w:val="32"/>
-                <w:szCs w:val="32"/>
+                <w:kern w:val="0"/>
+                <w:sz w:val="32"/>
+                <w:szCs w:val="32"/>
+                <w:lang w:val="en-US" w:eastAsia="en-US" w:bidi="th-TH"/>
               </w:rPr>
               <w:t>.</w:t>
             </w:r>
@@ -1257,182 +1468,99 @@
       </w:tr>
       <w:tr>
         <w:trPr>
-          <w:trHeight w:val="350"/>
+          <w:trHeight w:val="350" w:hRule="atLeast"/>
         </w:trPr>
         <w:tc>
           <w:tcPr>
             <w:tcW w:w="5927" w:type="dxa"/>
-            <w:tcBorders>
-              <w:bottom w:val="single" w:sz="4" w:space="0" w:color="auto"/>
-            </w:tcBorders>
-          </w:tcPr>
-          <w:p>
-            <w:pPr>
-              <w:spacing w:before="100" w:beforeAutospacing="1"/>
-              <w:rPr>
-                <w:rFonts w:ascii="TH Sarabun New" w:hAnsi="TH Sarabun New" w:cs="TH Sarabun New"/>
-                <w:sz w:val="32"/>
-                <w:szCs w:val="32"/>
-                <w:cs/>
-              </w:rPr>
-            </w:pPr>
-            <w:r>
-              <w:rPr>
-                <w:rFonts w:ascii="TH Sarabun New" w:hAnsi="TH Sarabun New" w:cs="TH Sarabun New"/>
-                <w:sz w:val="32"/>
-                <w:szCs w:val="32"/>
-              </w:rPr>
-              <w:t>$</w:t>
-            </w:r>
-            <w:proofErr w:type="gramStart"/>
-            <w:r>
-              <w:rPr>
-                <w:rFonts w:ascii="TH Sarabun New" w:hAnsi="TH Sarabun New" w:cs="TH Sarabun New"/>
-                <w:sz w:val="32"/>
-                <w:szCs w:val="32"/>
-              </w:rPr>
-              <w:t>desc[</w:t>
-            </w:r>
-            <w:proofErr w:type="gramEnd"/>
-            <w:r>
-              <w:rPr>
-                <w:rFonts w:ascii="TH Sarabun New" w:hAnsi="TH Sarabun New" w:cs="TH Sarabun New"/>
-                <w:sz w:val="32"/>
-                <w:szCs w:val="32"/>
-              </w:rPr>
-              <w:t>0]</w:t>
+            <w:tcBorders/>
+          </w:tcPr>
+          <w:p>
+            <w:pPr>
+              <w:pStyle w:val="Normal"/>
+              <w:widowControl/>
+              <w:spacing w:lineRule="auto" w:line="240" w:beforeAutospacing="1" w:after="0"/>
+              <w:jc w:val="left"/>
+              <w:rPr>
+                <w:rFonts w:ascii="TH Sarabun New" w:hAnsi="TH Sarabun New" w:cs="TH Sarabun New"/>
+                <w:sz w:val="32"/>
+                <w:szCs w:val="32"/>
+              </w:rPr>
+            </w:pPr>
+            <w:r>
+              <w:rPr>
+                <w:rFonts w:eastAsia="Calibri" w:cs="TH Sarabun New" w:ascii="TH Sarabun New" w:hAnsi="TH Sarabun New"/>
+                <w:kern w:val="0"/>
+                <w:sz w:val="32"/>
+                <w:szCs w:val="32"/>
+                <w:lang w:val="en-US" w:eastAsia="en-US" w:bidi="th-TH"/>
+              </w:rPr>
+              <w:t>$desc[0]</w:t>
             </w:r>
           </w:p>
         </w:tc>
         <w:tc>
           <w:tcPr>
             <w:tcW w:w="1758" w:type="dxa"/>
-          </w:tcPr>
-          <w:p>
-            <w:pPr>
-              <w:spacing w:before="100" w:beforeAutospacing="1"/>
+            <w:tcBorders/>
+          </w:tcPr>
+          <w:p>
+            <w:pPr>
+              <w:pStyle w:val="Normal"/>
+              <w:widowControl/>
+              <w:spacing w:lineRule="auto" w:line="240" w:beforeAutospacing="1" w:after="0"/>
               <w:jc w:val="center"/>
               <w:rPr>
                 <w:rFonts w:ascii="TH Sarabun New" w:hAnsi="TH Sarabun New" w:cs="TH Sarabun New"/>
                 <w:sz w:val="32"/>
                 <w:szCs w:val="32"/>
-                <w:cs/>
-              </w:rPr>
-            </w:pPr>
-            <w:r>
-              <w:rPr>
-                <w:rFonts w:ascii="TH Sarabun New" w:hAnsi="TH Sarabun New" w:cs="TH Sarabun New"/>
-                <w:sz w:val="32"/>
-                <w:szCs w:val="32"/>
-              </w:rPr>
-              <w:t>$</w:t>
-            </w:r>
-            <w:proofErr w:type="spellStart"/>
-            <w:proofErr w:type="gramStart"/>
-            <w:r>
-              <w:rPr>
-                <w:rFonts w:ascii="TH Sarabun New" w:hAnsi="TH Sarabun New" w:cs="TH Sarabun New"/>
-                <w:sz w:val="32"/>
-                <w:szCs w:val="32"/>
-              </w:rPr>
-              <w:t>amount</w:t>
-            </w:r>
-            <w:r>
-              <w:rPr>
-                <w:rFonts w:ascii="TH Sarabun New" w:hAnsi="TH Sarabun New" w:cs="TH Sarabun New"/>
-                <w:sz w:val="32"/>
-                <w:szCs w:val="32"/>
-              </w:rPr>
-              <w:t>F</w:t>
-            </w:r>
-            <w:proofErr w:type="spellEnd"/>
-            <w:r>
-              <w:rPr>
-                <w:rFonts w:ascii="TH Sarabun New" w:hAnsi="TH Sarabun New" w:cs="TH Sarabun New"/>
-                <w:sz w:val="32"/>
-                <w:szCs w:val="32"/>
-              </w:rPr>
-              <w:t>[</w:t>
-            </w:r>
-            <w:proofErr w:type="gramEnd"/>
-            <w:r>
-              <w:rPr>
-                <w:rFonts w:ascii="TH Sarabun New" w:hAnsi="TH Sarabun New" w:cs="TH Sarabun New"/>
-                <w:sz w:val="32"/>
-                <w:szCs w:val="32"/>
-              </w:rPr>
-              <w:t>0]</w:t>
+              </w:rPr>
+            </w:pPr>
+            <w:r>
+              <w:rPr>
+                <w:rFonts w:eastAsia="Calibri" w:cs="TH Sarabun New" w:ascii="TH Sarabun New" w:hAnsi="TH Sarabun New"/>
+                <w:kern w:val="0"/>
+                <w:sz w:val="32"/>
+                <w:szCs w:val="32"/>
+                <w:lang w:val="en-US" w:eastAsia="en-US" w:bidi="th-TH"/>
+              </w:rPr>
+              <w:t>$amountF[0]</w:t>
             </w:r>
           </w:p>
         </w:tc>
         <w:tc>
           <w:tcPr>
             <w:tcW w:w="1746" w:type="dxa"/>
-            <w:tcBorders>
-              <w:bottom w:val="single" w:sz="4" w:space="0" w:color="auto"/>
-            </w:tcBorders>
-          </w:tcPr>
-          <w:p>
-            <w:pPr>
-              <w:spacing w:before="100" w:beforeAutospacing="1"/>
+            <w:tcBorders/>
+          </w:tcPr>
+          <w:p>
+            <w:pPr>
+              <w:pStyle w:val="Normal"/>
+              <w:widowControl/>
+              <w:spacing w:lineRule="auto" w:line="240" w:beforeAutospacing="1" w:after="0"/>
               <w:jc w:val="center"/>
               <w:rPr>
                 <w:rFonts w:ascii="TH Sarabun New" w:hAnsi="TH Sarabun New" w:cs="TH Sarabun New"/>
                 <w:sz w:val="32"/>
                 <w:szCs w:val="32"/>
-                <w:cs/>
-              </w:rPr>
-            </w:pPr>
-            <w:r>
-              <w:rPr>
-                <w:rFonts w:ascii="TH Sarabun New" w:hAnsi="TH Sarabun New" w:cs="TH Sarabun New"/>
-                <w:sz w:val="32"/>
-                <w:szCs w:val="32"/>
-              </w:rPr>
-              <w:t>$</w:t>
-            </w:r>
-            <w:proofErr w:type="spellStart"/>
-            <w:proofErr w:type="gramStart"/>
-            <w:r>
-              <w:rPr>
-                <w:rFonts w:ascii="TH Sarabun New" w:hAnsi="TH Sarabun New" w:cs="TH Sarabun New"/>
-                <w:sz w:val="32"/>
-                <w:szCs w:val="32"/>
-              </w:rPr>
-              <w:t>amount</w:t>
-            </w:r>
-            <w:r>
-              <w:rPr>
-                <w:rFonts w:ascii="TH Sarabun New" w:hAnsi="TH Sarabun New" w:cs="TH Sarabun New"/>
-                <w:sz w:val="32"/>
-                <w:szCs w:val="32"/>
-              </w:rPr>
-              <w:t>St</w:t>
-            </w:r>
-            <w:proofErr w:type="spellEnd"/>
-            <w:r>
-              <w:rPr>
-                <w:rFonts w:ascii="TH Sarabun New" w:hAnsi="TH Sarabun New" w:cs="TH Sarabun New"/>
-                <w:sz w:val="32"/>
-                <w:szCs w:val="32"/>
-              </w:rPr>
-              <w:t>[</w:t>
-            </w:r>
-            <w:proofErr w:type="gramEnd"/>
-            <w:r>
-              <w:rPr>
-                <w:rFonts w:ascii="TH Sarabun New" w:hAnsi="TH Sarabun New" w:cs="TH Sarabun New"/>
-                <w:sz w:val="32"/>
-                <w:szCs w:val="32"/>
-              </w:rPr>
-              <w:t>0]</w:t>
+              </w:rPr>
+            </w:pPr>
+            <w:r>
+              <w:rPr>
+                <w:rFonts w:eastAsia="Calibri" w:cs="TH Sarabun New" w:ascii="TH Sarabun New" w:hAnsi="TH Sarabun New"/>
+                <w:kern w:val="0"/>
+                <w:sz w:val="32"/>
+                <w:szCs w:val="32"/>
+                <w:lang w:val="en-US" w:eastAsia="en-US" w:bidi="th-TH"/>
+              </w:rPr>
+              <w:t>$amountSt[0]</w:t>
             </w:r>
           </w:p>
         </w:tc>
       </w:tr>
       <w:tr>
         <w:trPr>
-          <w:trHeight w:val="669"/>
+          <w:trHeight w:val="669" w:hRule="atLeast"/>
         </w:trPr>
         <w:tc>
           <w:tcPr>
@@ -1444,169 +1572,105 @@
           </w:tcPr>
           <w:p>
             <w:pPr>
-              <w:spacing w:before="120"/>
+              <w:pStyle w:val="Normal"/>
+              <w:widowControl/>
+              <w:spacing w:lineRule="auto" w:line="240" w:before="120" w:after="0"/>
               <w:jc w:val="center"/>
               <w:rPr>
-                <w:rFonts w:ascii="TH Sarabun New" w:hAnsi="TH Sarabun New" w:cs="TH Sarabun New" w:hint="cs"/>
+                <w:rFonts w:ascii="TH Sarabun New" w:hAnsi="TH Sarabun New" w:cs="TH Sarabun New"/>
+                <w:b/>
                 <w:b/>
                 <w:bCs/>
                 <w:sz w:val="32"/>
                 <w:szCs w:val="32"/>
-                <w:cs/>
-              </w:rPr>
-            </w:pPr>
-            <w:r>
-              <w:rPr>
-                <w:rFonts w:ascii="TH Sarabun New" w:hAnsi="TH Sarabun New" w:cs="TH Sarabun New"/>
+              </w:rPr>
+            </w:pPr>
+            <w:r>
+              <w:rPr>
+                <w:rFonts w:ascii="TH Sarabun New" w:hAnsi="TH Sarabun New" w:eastAsia="Calibri" w:cs="TH Sarabun New"/>
+                <w:b/>
                 <w:b/>
                 <w:bCs/>
-                <w:sz w:val="32"/>
-                <w:szCs w:val="32"/>
-                <w:cs/>
-              </w:rPr>
-              <w:t>รวม</w:t>
-            </w:r>
-            <w:r>
-              <w:rPr>
-                <w:rFonts w:ascii="TH Sarabun New" w:hAnsi="TH Sarabun New" w:cs="TH Sarabun New" w:hint="cs"/>
+                <w:kern w:val="0"/>
+                <w:sz w:val="32"/>
+                <w:sz w:val="32"/>
+                <w:szCs w:val="32"/>
+                <w:lang w:val="en-US" w:eastAsia="en-US" w:bidi="th-TH"/>
+              </w:rPr>
+              <w:t>รวมเป็นเงิน</w:t>
+            </w:r>
+          </w:p>
+        </w:tc>
+        <w:tc>
+          <w:tcPr>
+            <w:tcW w:w="1758" w:type="dxa"/>
+            <w:tcBorders/>
+          </w:tcPr>
+          <w:p>
+            <w:pPr>
+              <w:pStyle w:val="Normal"/>
+              <w:widowControl/>
+              <w:spacing w:lineRule="auto" w:line="240" w:before="120" w:after="0"/>
+              <w:jc w:val="center"/>
+              <w:rPr>
+                <w:rFonts w:ascii="TH Sarabun New" w:hAnsi="TH Sarabun New" w:cs="TH Sarabun New"/>
+                <w:b/>
                 <w:b/>
                 <w:bCs/>
                 <w:sz w:val="32"/>
                 <w:szCs w:val="32"/>
-                <w:cs/>
-              </w:rPr>
-              <w:t>เป็นเงิน</w:t>
-            </w:r>
-          </w:p>
-        </w:tc>
-        <w:tc>
-          <w:tcPr>
-            <w:tcW w:w="1758" w:type="dxa"/>
-          </w:tcPr>
-          <w:p>
-            <w:pPr>
-              <w:spacing w:before="120"/>
+              </w:rPr>
+            </w:pPr>
+            <w:r>
+              <w:rPr>
+                <w:rFonts w:eastAsia="Calibri" w:cs="TH Sarabun New" w:ascii="TH Sarabun New" w:hAnsi="TH Sarabun New"/>
+                <w:b/>
+                <w:bCs/>
+                <w:kern w:val="0"/>
+                <w:sz w:val="32"/>
+                <w:szCs w:val="32"/>
+                <w:lang w:val="en-US" w:eastAsia="en-US" w:bidi="th-TH"/>
+              </w:rPr>
+              <w:t>$intSumFTotal</w:t>
+            </w:r>
+          </w:p>
+        </w:tc>
+        <w:tc>
+          <w:tcPr>
+            <w:tcW w:w="1746" w:type="dxa"/>
+            <w:tcBorders/>
+          </w:tcPr>
+          <w:p>
+            <w:pPr>
+              <w:pStyle w:val="Normal"/>
+              <w:widowControl/>
+              <w:spacing w:lineRule="auto" w:line="240" w:before="120" w:after="0"/>
               <w:jc w:val="center"/>
               <w:rPr>
                 <w:rFonts w:ascii="TH Sarabun New" w:hAnsi="TH Sarabun New" w:cs="TH Sarabun New"/>
+                <w:sz w:val="32"/>
+                <w:szCs w:val="32"/>
+              </w:rPr>
+            </w:pPr>
+            <w:r>
+              <w:rPr>
+                <w:rFonts w:eastAsia="Calibri" w:cs="TH Sarabun New" w:ascii="TH Sarabun New" w:hAnsi="TH Sarabun New"/>
                 <w:b/>
                 <w:bCs/>
-                <w:sz w:val="32"/>
-                <w:szCs w:val="32"/>
-                <w:cs/>
-              </w:rPr>
-            </w:pPr>
-            <w:r>
-              <w:rPr>
-                <w:rFonts w:ascii="TH Sarabun New" w:hAnsi="TH Sarabun New" w:cs="TH Sarabun New"/>
-                <w:b/>
-                <w:bCs/>
-                <w:sz w:val="32"/>
-                <w:szCs w:val="32"/>
-              </w:rPr>
-              <w:t>$</w:t>
-            </w:r>
-            <w:proofErr w:type="spellStart"/>
-            <w:r>
-              <w:rPr>
-                <w:rFonts w:ascii="TH Sarabun New" w:hAnsi="TH Sarabun New" w:cs="TH Sarabun New"/>
-                <w:b/>
-                <w:bCs/>
-                <w:sz w:val="32"/>
-                <w:szCs w:val="32"/>
-              </w:rPr>
-              <w:t>intSum</w:t>
-            </w:r>
-            <w:r>
-              <w:rPr>
-                <w:rFonts w:ascii="TH Sarabun New" w:hAnsi="TH Sarabun New" w:cs="TH Sarabun New"/>
-                <w:b/>
-                <w:bCs/>
-                <w:sz w:val="32"/>
-                <w:szCs w:val="32"/>
-              </w:rPr>
-              <w:t>F</w:t>
-            </w:r>
-            <w:r>
-              <w:rPr>
-                <w:rFonts w:ascii="TH Sarabun New" w:hAnsi="TH Sarabun New" w:cs="TH Sarabun New"/>
-                <w:b/>
-                <w:bCs/>
-                <w:sz w:val="32"/>
-                <w:szCs w:val="32"/>
-              </w:rPr>
-              <w:t>Total</w:t>
-            </w:r>
-            <w:proofErr w:type="spellEnd"/>
-          </w:p>
-        </w:tc>
-        <w:tc>
-          <w:tcPr>
-            <w:tcW w:w="1746" w:type="dxa"/>
-            <w:tcBorders>
-              <w:bottom w:val="single" w:sz="4" w:space="0" w:color="auto"/>
-              <w:right w:val="single" w:sz="4" w:space="0" w:color="auto"/>
-            </w:tcBorders>
-          </w:tcPr>
-          <w:p>
-            <w:pPr>
-              <w:spacing w:before="120"/>
-              <w:jc w:val="center"/>
-              <w:rPr>
-                <w:rFonts w:ascii="TH Sarabun New" w:hAnsi="TH Sarabun New" w:cs="TH Sarabun New"/>
-                <w:sz w:val="32"/>
-                <w:szCs w:val="32"/>
-                <w:cs/>
-              </w:rPr>
-            </w:pPr>
-            <w:r>
-              <w:rPr>
-                <w:rFonts w:ascii="TH Sarabun New" w:hAnsi="TH Sarabun New" w:cs="TH Sarabun New"/>
-                <w:b/>
-                <w:bCs/>
-                <w:sz w:val="32"/>
-                <w:szCs w:val="32"/>
-              </w:rPr>
-              <w:t>$</w:t>
-            </w:r>
-            <w:proofErr w:type="spellStart"/>
-            <w:r>
-              <w:rPr>
-                <w:rFonts w:ascii="TH Sarabun New" w:hAnsi="TH Sarabun New" w:cs="TH Sarabun New"/>
-                <w:b/>
-                <w:bCs/>
-                <w:sz w:val="32"/>
-                <w:szCs w:val="32"/>
-              </w:rPr>
-              <w:t>intSum</w:t>
-            </w:r>
-            <w:r>
-              <w:rPr>
-                <w:rFonts w:ascii="TH Sarabun New" w:hAnsi="TH Sarabun New" w:cs="TH Sarabun New"/>
-                <w:b/>
-                <w:bCs/>
-                <w:sz w:val="32"/>
-                <w:szCs w:val="32"/>
-              </w:rPr>
-              <w:t>St</w:t>
-            </w:r>
-            <w:r>
-              <w:rPr>
-                <w:rFonts w:ascii="TH Sarabun New" w:hAnsi="TH Sarabun New" w:cs="TH Sarabun New"/>
-                <w:b/>
-                <w:bCs/>
-                <w:sz w:val="32"/>
-                <w:szCs w:val="32"/>
-              </w:rPr>
-              <w:t>Total</w:t>
-            </w:r>
-            <w:proofErr w:type="spellEnd"/>
+                <w:kern w:val="0"/>
+                <w:sz w:val="32"/>
+                <w:szCs w:val="32"/>
+                <w:lang w:val="en-US" w:eastAsia="en-US" w:bidi="th-TH"/>
+              </w:rPr>
+              <w:t>$intSumStTotal</w:t>
+            </w:r>
           </w:p>
         </w:tc>
       </w:tr>
     </w:tbl>
     <w:p>
       <w:pPr>
+        <w:pStyle w:val="Normal"/>
         <w:jc w:val="center"/>
         <w:rPr>
           <w:rFonts w:ascii="TH Sarabun New" w:hAnsi="TH Sarabun New" w:cs="TH Sarabun New"/>
@@ -1614,18 +1678,35 @@
           <w:szCs w:val="14"/>
         </w:rPr>
       </w:pPr>
+      <w:r>
+        <w:rPr>
+          <w:rFonts w:cs="TH Sarabun New" w:ascii="TH Sarabun New" w:hAnsi="TH Sarabun New"/>
+          <w:sz w:val="14"/>
+          <w:szCs w:val="14"/>
+        </w:rPr>
+      </w:r>
     </w:p>
     <w:tbl>
       <w:tblPr>
         <w:tblStyle w:val="TableGrid"/>
         <w:tblW w:w="7830" w:type="dxa"/>
-        <w:tblLook w:val="04A0" w:firstRow="1" w:lastRow="0" w:firstColumn="1" w:lastColumn="0" w:noHBand="0" w:noVBand="1"/>
+        <w:jc w:val="left"/>
+        <w:tblInd w:w="0" w:type="dxa"/>
+        <w:tblLayout w:type="fixed"/>
+        <w:tblCellMar>
+          <w:top w:w="0" w:type="dxa"/>
+          <w:left w:w="108" w:type="dxa"/>
+          <w:bottom w:w="0" w:type="dxa"/>
+          <w:right w:w="108" w:type="dxa"/>
+        </w:tblCellMar>
+        <w:tblLook w:val="04a0" w:noVBand="1" w:noHBand="0" w:lastColumn="0" w:firstColumn="1" w:lastRow="0" w:firstRow="1"/>
       </w:tblPr>
       <w:tblGrid>
         <w:gridCol w:w="2070"/>
-        <w:gridCol w:w="5760"/>
+        <w:gridCol w:w="5759"/>
       </w:tblGrid>
       <w:tr>
+        <w:trPr/>
         <w:tc>
           <w:tcPr>
             <w:tcW w:w="2070" w:type="dxa"/>
@@ -1639,71 +1720,184 @@
           </w:tcPr>
           <w:p>
             <w:pPr>
-              <w:spacing w:before="120" w:line="240" w:lineRule="exact"/>
-              <w:rPr>
-                <w:rFonts w:ascii="TH Sarabun New" w:hAnsi="TH Sarabun New" w:cs="TH Sarabun New" w:hint="cs"/>
-                <w:sz w:val="32"/>
-                <w:szCs w:val="32"/>
-              </w:rPr>
-            </w:pPr>
-            <w:r>
-              <w:rPr>
-                <w:rFonts w:ascii="TH Sarabun New" w:hAnsi="TH Sarabun New" w:cs="TH Sarabun New"/>
-                <w:sz w:val="32"/>
-                <w:szCs w:val="32"/>
-                <w:cs/>
-              </w:rPr>
-              <w:t>รวมทั้งสิ้น (ตัวอักษร)</w:t>
-            </w:r>
-          </w:p>
-        </w:tc>
-        <w:tc>
-          <w:tcPr>
-            <w:tcW w:w="5760" w:type="dxa"/>
+              <w:pStyle w:val="Normal"/>
+              <w:widowControl/>
+              <w:spacing w:lineRule="exact" w:line="240" w:before="120" w:after="0"/>
+              <w:jc w:val="left"/>
+              <w:rPr>
+                <w:rFonts w:ascii="TH Sarabun New" w:hAnsi="TH Sarabun New" w:cs="TH Sarabun New"/>
+                <w:sz w:val="32"/>
+                <w:szCs w:val="32"/>
+              </w:rPr>
+            </w:pPr>
+            <w:r>
+              <w:rPr>
+                <w:rFonts w:ascii="TH Sarabun New" w:hAnsi="TH Sarabun New" w:eastAsia="Calibri" w:cs="TH Sarabun New"/>
+                <w:kern w:val="0"/>
+                <w:sz w:val="32"/>
+                <w:sz w:val="32"/>
+                <w:szCs w:val="32"/>
+                <w:lang w:val="en-US" w:eastAsia="en-US" w:bidi="th-TH"/>
+              </w:rPr>
+              <w:t xml:space="preserve">รวมทั้งสิ้น </w:t>
+            </w:r>
+            <w:r>
+              <w:rPr>
+                <w:rFonts w:eastAsia="Calibri" w:cs="TH Sarabun New" w:ascii="TH Sarabun New" w:hAnsi="TH Sarabun New"/>
+                <w:kern w:val="0"/>
+                <w:sz w:val="32"/>
+                <w:szCs w:val="32"/>
+                <w:lang w:val="en-US" w:eastAsia="en-US" w:bidi="th-TH"/>
+              </w:rPr>
+              <w:t>(</w:t>
+            </w:r>
+            <w:r>
+              <w:rPr>
+                <w:rFonts w:ascii="TH Sarabun New" w:hAnsi="TH Sarabun New" w:eastAsia="Calibri" w:cs="TH Sarabun New"/>
+                <w:kern w:val="0"/>
+                <w:sz w:val="32"/>
+                <w:sz w:val="32"/>
+                <w:szCs w:val="32"/>
+                <w:lang w:val="en-US" w:eastAsia="en-US" w:bidi="th-TH"/>
+              </w:rPr>
+              <w:t>ตัวอักษร</w:t>
+            </w:r>
+            <w:r>
+              <w:rPr>
+                <w:rFonts w:eastAsia="Calibri" w:cs="TH Sarabun New" w:ascii="TH Sarabun New" w:hAnsi="TH Sarabun New"/>
+                <w:kern w:val="0"/>
+                <w:sz w:val="32"/>
+                <w:szCs w:val="32"/>
+                <w:lang w:val="en-US" w:eastAsia="en-US" w:bidi="th-TH"/>
+              </w:rPr>
+              <w:t>)</w:t>
+            </w:r>
+          </w:p>
+        </w:tc>
+        <w:tc>
+          <w:tcPr>
+            <w:tcW w:w="5759" w:type="dxa"/>
             <w:tcBorders>
               <w:top w:val="nil"/>
               <w:left w:val="nil"/>
-              <w:bottom w:val="dotted" w:sz="12" w:space="0" w:color="auto"/>
+              <w:bottom w:val="dotted" w:sz="12" w:space="0" w:color="000000"/>
               <w:right w:val="nil"/>
             </w:tcBorders>
             <w:vAlign w:val="bottom"/>
           </w:tcPr>
           <w:p>
             <w:pPr>
-              <w:spacing w:before="140" w:line="240" w:lineRule="exact"/>
-              <w:rPr>
-                <w:rFonts w:ascii="TH Sarabun New" w:hAnsi="TH Sarabun New" w:cs="TH Sarabun New" w:hint="cs"/>
-                <w:sz w:val="32"/>
-                <w:szCs w:val="32"/>
-              </w:rPr>
-            </w:pPr>
-            <w:r>
-              <w:rPr>
-                <w:rFonts w:ascii="TH Sarabun New" w:hAnsi="TH Sarabun New" w:cs="TH Sarabun New"/>
-                <w:sz w:val="32"/>
-                <w:szCs w:val="32"/>
-              </w:rPr>
-              <w:t>$</w:t>
-            </w:r>
-            <w:proofErr w:type="spellStart"/>
-            <w:r>
-              <w:rPr>
-                <w:rFonts w:ascii="TH Sarabun New" w:hAnsi="TH Sarabun New" w:cs="TH Sarabun New"/>
-                <w:sz w:val="32"/>
-                <w:szCs w:val="32"/>
-              </w:rPr>
-              <w:t>thSumTotal</w:t>
-            </w:r>
-            <w:proofErr w:type="spellEnd"/>
+              <w:pStyle w:val="Normal"/>
+              <w:widowControl/>
+              <w:spacing w:lineRule="exact" w:line="240" w:before="140" w:after="0"/>
+              <w:jc w:val="left"/>
+              <w:rPr>
+                <w:rFonts w:ascii="TH Sarabun New" w:hAnsi="TH Sarabun New" w:cs="TH Sarabun New"/>
+                <w:sz w:val="32"/>
+                <w:szCs w:val="32"/>
+              </w:rPr>
+            </w:pPr>
+            <w:r>
+              <w:rPr>
+                <w:rFonts w:eastAsia="Calibri" w:cs="TH Sarabun New" w:ascii="TH Sarabun New" w:hAnsi="TH Sarabun New"/>
+                <w:kern w:val="0"/>
+                <w:sz w:val="32"/>
+                <w:szCs w:val="32"/>
+                <w:lang w:val="en-US" w:eastAsia="en-US" w:bidi="th-TH"/>
+              </w:rPr>
+              <w:t>$thSumTotal</w:t>
+            </w:r>
           </w:p>
         </w:tc>
       </w:tr>
     </w:tbl>
     <w:p>
       <w:pPr>
+        <w:pStyle w:val="Normal"/>
         <w:jc w:val="right"/>
         <w:rPr>
-          <w:rFonts w:ascii="TH Sarabun New" w:hAnsi="TH Sarabun New" w:cs="TH Sarabun New" w:hint="cs"/>
+          <w:rFonts w:ascii="TH Sarabun New" w:hAnsi="TH Sarabun New" w:cs="TH Sarabun New"/>
+          <w:sz w:val="32"/>
+          <w:szCs w:val="32"/>
+        </w:rPr>
+      </w:pPr>
+      <w:r>
+        <w:rPr>
+          <w:rFonts w:cs="TH Sarabun New" w:ascii="TH Sarabun New" w:hAnsi="TH Sarabun New"/>
+          <w:sz w:val="32"/>
+          <w:szCs w:val="32"/>
+        </w:rPr>
+        <w:br/>
+        <w:tab/>
+      </w:r>
+      <w:r>
+        <w:rPr>
+          <w:rFonts w:cs="TH Sarabun New" w:ascii="TH Sarabun New" w:hAnsi="TH Sarabun New"/>
+          <w:u w:val="dotted"/>
+        </w:rPr>
+        <w:br/>
+      </w:r>
+      <w:r>
+        <w:rPr>
+          <w:rFonts w:ascii="TH Sarabun New" w:hAnsi="TH Sarabun New" w:cs="TH Sarabun New"/>
+          <w:sz w:val="32"/>
+          <w:sz w:val="32"/>
+          <w:szCs w:val="32"/>
+        </w:rPr>
+        <w:t xml:space="preserve">ลงชื่อ </w:t>
+      </w:r>
+      <w:r>
+        <w:rPr>
+          <w:rFonts w:ascii="TH Sarabun New" w:hAnsi="TH Sarabun New" w:cs="TH Sarabun New"/>
+          <w:sz w:val="32"/>
+          <w:sz w:val="32"/>
+          <w:szCs w:val="32"/>
+          <w:u w:val="dotted"/>
+        </w:rPr>
+        <w:t xml:space="preserve">                                        </w:t>
+      </w:r>
+      <w:r>
+        <w:rPr>
+          <w:rFonts w:ascii="TH Sarabun New" w:hAnsi="TH Sarabun New" w:cs="TH Sarabun New"/>
+          <w:sz w:val="32"/>
+          <w:sz w:val="32"/>
+          <w:szCs w:val="32"/>
+        </w:rPr>
+        <w:t xml:space="preserve"> </w:t>
+      </w:r>
+      <w:r>
+        <w:rPr>
+          <w:rFonts w:cs="TH Sarabun New" w:ascii="TH Sarabun New" w:hAnsi="TH Sarabun New"/>
+          <w:sz w:val="32"/>
+          <w:szCs w:val="32"/>
+        </w:rPr>
+        <w:t>(</w:t>
+      </w:r>
+      <w:r>
+        <w:rPr>
+          <w:rFonts w:ascii="TH Sarabun New" w:hAnsi="TH Sarabun New" w:cs="TH Sarabun New"/>
+          <w:sz w:val="32"/>
+          <w:sz w:val="32"/>
+          <w:szCs w:val="32"/>
+        </w:rPr>
+        <w:t>ผู้รับเงิน</w:t>
+      </w:r>
+      <w:r>
+        <w:rPr>
+          <w:rFonts w:cs="TH Sarabun New" w:ascii="TH Sarabun New" w:hAnsi="TH Sarabun New"/>
+          <w:sz w:val="32"/>
+          <w:szCs w:val="32"/>
+        </w:rPr>
+        <w:t>)</w:t>
+      </w:r>
+    </w:p>
+    <w:p>
+      <w:pPr>
+        <w:pStyle w:val="Normal"/>
+        <w:spacing w:before="0" w:after="160"/>
+        <w:jc w:val="right"/>
+        <w:rPr>
+          <w:rFonts w:ascii="TH Sarabun New" w:hAnsi="TH Sarabun New" w:cs="TH Sarabun New"/>
           <w:sz w:val="32"/>
           <w:szCs w:val="32"/>
         </w:rPr>
@@ -1712,39 +1906,25 @@
         <w:rPr>
           <w:rFonts w:ascii="TH Sarabun New" w:hAnsi="TH Sarabun New" w:cs="TH Sarabun New"/>
           <w:sz w:val="32"/>
+          <w:sz w:val="32"/>
           <w:szCs w:val="32"/>
-          <w:cs/>
         </w:rPr>
-        <w:br/>
+        <w:t xml:space="preserve">ลงชื่อ </w:t>
       </w:r>
       <w:r>
         <w:rPr>
           <w:rFonts w:ascii="TH Sarabun New" w:hAnsi="TH Sarabun New" w:cs="TH Sarabun New"/>
           <w:sz w:val="32"/>
+          <w:sz w:val="32"/>
           <w:szCs w:val="32"/>
+          <w:u w:val="dotted"/>
         </w:rPr>
-        <w:tab/>
-      </w:r>
-      <w:r>
-        <w:rPr>
-          <w:rFonts w:ascii="TH Sarabun New" w:hAnsi="TH Sarabun New" w:cs="TH Sarabun New"/>
-          <w:u w:val="dotted"/>
-          <w:cs/>
-        </w:rPr>
-        <w:br/>
+        <w:t xml:space="preserve">                                      </w:t>
       </w:r>
       <w:r>
         <w:rPr>
           <w:rFonts w:ascii="TH Sarabun New" w:hAnsi="TH Sarabun New" w:cs="TH Sarabun New"/>
           <w:sz w:val="32"/>
-          <w:szCs w:val="32"/>
-          <w:cs/>
-        </w:rPr>
-        <w:t>ลงชื่อ</w:t>
-      </w:r>
-      <w:r>
-        <w:rPr>
-          <w:rFonts w:ascii="TH Sarabun New" w:hAnsi="TH Sarabun New" w:cs="TH Sarabun New"/>
           <w:sz w:val="32"/>
           <w:szCs w:val="32"/>
         </w:rPr>
@@ -1752,219 +1932,52 @@
       </w:r>
       <w:r>
         <w:rPr>
-          <w:rFonts w:ascii="TH Sarabun New" w:hAnsi="TH Sarabun New" w:cs="TH Sarabun New"/>
+          <w:rFonts w:cs="TH Sarabun New" w:ascii="TH Sarabun New" w:hAnsi="TH Sarabun New"/>
           <w:sz w:val="32"/>
           <w:szCs w:val="32"/>
-          <w:u w:val="dotted"/>
-          <w:cs/>
         </w:rPr>
-        <w:t xml:space="preserve">      </w:t>
+        <w:t>(</w:t>
       </w:r>
       <w:r>
         <w:rPr>
           <w:rFonts w:ascii="TH Sarabun New" w:hAnsi="TH Sarabun New" w:cs="TH Sarabun New"/>
           <w:sz w:val="32"/>
+          <w:sz w:val="32"/>
           <w:szCs w:val="32"/>
-          <w:u w:val="dotted"/>
         </w:rPr>
-        <w:t xml:space="preserve">     </w:t>
+        <w:t>ผู้จ่ายเงิน</w:t>
       </w:r>
       <w:r>
         <w:rPr>
-          <w:rFonts w:ascii="TH Sarabun New" w:hAnsi="TH Sarabun New" w:cs="TH Sarabun New" w:hint="cs"/>
-          <w:sz w:val="32"/>
-          <w:szCs w:val="32"/>
-          <w:u w:val="dotted"/>
-          <w:cs/>
-        </w:rPr>
-        <w:t xml:space="preserve"> </w:t>
-      </w:r>
-      <w:r>
-        <w:rPr>
-          <w:rFonts w:ascii="TH Sarabun New" w:hAnsi="TH Sarabun New" w:cs="TH Sarabun New"/>
-          <w:sz w:val="32"/>
-          <w:szCs w:val="32"/>
-          <w:u w:val="dotted"/>
-        </w:rPr>
-        <w:t xml:space="preserve">                  </w:t>
-      </w:r>
-      <w:r>
-        <w:rPr>
-          <w:rFonts w:ascii="TH Sarabun New" w:hAnsi="TH Sarabun New" w:cs="TH Sarabun New"/>
-          <w:sz w:val="32"/>
-          <w:szCs w:val="32"/>
-          <w:u w:val="dotted"/>
-          <w:cs/>
-        </w:rPr>
-        <w:t xml:space="preserve">          </w:t>
-      </w:r>
-      <w:r>
-        <w:rPr>
-          <w:rFonts w:ascii="TH Sarabun New" w:hAnsi="TH Sarabun New" w:cs="TH Sarabun New"/>
-          <w:sz w:val="32"/>
-          <w:szCs w:val="32"/>
-          <w:cs/>
-        </w:rPr>
-        <w:t xml:space="preserve"> </w:t>
-      </w:r>
-      <w:r>
-        <w:rPr>
-          <w:rFonts w:ascii="TH Sarabun New" w:hAnsi="TH Sarabun New" w:cs="TH Sarabun New"/>
-          <w:sz w:val="32"/>
-          <w:szCs w:val="32"/>
-          <w:cs/>
-        </w:rPr>
-        <w:t>(ผู้</w:t>
-      </w:r>
-      <w:r>
-        <w:rPr>
-          <w:rFonts w:ascii="TH Sarabun New" w:hAnsi="TH Sarabun New" w:cs="TH Sarabun New" w:hint="cs"/>
-          <w:sz w:val="32"/>
-          <w:szCs w:val="32"/>
-          <w:cs/>
-        </w:rPr>
-        <w:t>รับเงิน</w:t>
-      </w:r>
-      <w:r>
-        <w:rPr>
-          <w:rFonts w:ascii="TH Sarabun New" w:hAnsi="TH Sarabun New" w:cs="TH Sarabun New"/>
-          <w:sz w:val="32"/>
-          <w:szCs w:val="32"/>
-          <w:cs/>
-        </w:rPr>
-        <w:t>)</w:t>
-      </w:r>
-    </w:p>
-    <w:p>
-      <w:pPr>
-        <w:jc w:val="right"/>
-        <w:rPr>
-          <w:rFonts w:ascii="TH Sarabun New" w:hAnsi="TH Sarabun New" w:cs="TH Sarabun New"/>
-          <w:sz w:val="32"/>
-          <w:szCs w:val="32"/>
-          <w:cs/>
-        </w:rPr>
-      </w:pPr>
-      <w:r>
-        <w:rPr>
-          <w:rFonts w:ascii="TH Sarabun New" w:hAnsi="TH Sarabun New" w:cs="TH Sarabun New"/>
-          <w:sz w:val="32"/>
-          <w:szCs w:val="32"/>
-          <w:cs/>
-        </w:rPr>
-        <w:t>ลงชื่อ</w:t>
-      </w:r>
-      <w:r>
-        <w:rPr>
-          <w:rFonts w:ascii="TH Sarabun New" w:hAnsi="TH Sarabun New" w:cs="TH Sarabun New"/>
+          <w:rFonts w:cs="TH Sarabun New" w:ascii="TH Sarabun New" w:hAnsi="TH Sarabun New"/>
           <w:sz w:val="32"/>
           <w:szCs w:val="32"/>
         </w:rPr>
-        <w:t xml:space="preserve"> </w:t>
-      </w:r>
-      <w:r>
-        <w:rPr>
-          <w:rFonts w:ascii="TH Sarabun New" w:hAnsi="TH Sarabun New" w:cs="TH Sarabun New"/>
-          <w:sz w:val="32"/>
-          <w:szCs w:val="32"/>
-          <w:u w:val="dotted"/>
-          <w:cs/>
-        </w:rPr>
-        <w:t xml:space="preserve">    </w:t>
-      </w:r>
-      <w:r>
-        <w:rPr>
-          <w:rFonts w:ascii="TH Sarabun New" w:hAnsi="TH Sarabun New" w:cs="TH Sarabun New"/>
-          <w:sz w:val="32"/>
-          <w:szCs w:val="32"/>
-          <w:u w:val="dotted"/>
-        </w:rPr>
-        <w:t xml:space="preserve">  </w:t>
-      </w:r>
-      <w:r>
-        <w:rPr>
-          <w:rFonts w:ascii="TH Sarabun New" w:hAnsi="TH Sarabun New" w:cs="TH Sarabun New"/>
-          <w:sz w:val="32"/>
-          <w:szCs w:val="32"/>
-          <w:u w:val="dotted"/>
-          <w:cs/>
-        </w:rPr>
-        <w:t xml:space="preserve">  </w:t>
-      </w:r>
-      <w:r>
-        <w:rPr>
-          <w:rFonts w:ascii="TH Sarabun New" w:hAnsi="TH Sarabun New" w:cs="TH Sarabun New"/>
-          <w:sz w:val="32"/>
-          <w:szCs w:val="32"/>
-          <w:u w:val="dotted"/>
-        </w:rPr>
-        <w:t xml:space="preserve">                    </w:t>
-      </w:r>
-      <w:r>
-        <w:rPr>
-          <w:rFonts w:ascii="TH Sarabun New" w:hAnsi="TH Sarabun New" w:cs="TH Sarabun New"/>
-          <w:sz w:val="32"/>
-          <w:szCs w:val="32"/>
-          <w:u w:val="dotted"/>
-          <w:cs/>
-        </w:rPr>
-        <w:t xml:space="preserve">          </w:t>
-      </w:r>
-      <w:r>
-        <w:rPr>
-          <w:rFonts w:ascii="TH Sarabun New" w:hAnsi="TH Sarabun New" w:cs="TH Sarabun New"/>
-          <w:sz w:val="32"/>
-          <w:szCs w:val="32"/>
-          <w:cs/>
-        </w:rPr>
-        <w:t xml:space="preserve"> (ผู้</w:t>
-      </w:r>
-      <w:r>
-        <w:rPr>
-          <w:rFonts w:ascii="TH Sarabun New" w:hAnsi="TH Sarabun New" w:cs="TH Sarabun New" w:hint="cs"/>
-          <w:sz w:val="32"/>
-          <w:szCs w:val="32"/>
-          <w:cs/>
-        </w:rPr>
-        <w:t>จ่ายเงิน</w:t>
-      </w:r>
-      <w:r>
-        <w:rPr>
-          <w:rFonts w:ascii="TH Sarabun New" w:hAnsi="TH Sarabun New" w:cs="TH Sarabun New"/>
-          <w:sz w:val="32"/>
-          <w:szCs w:val="32"/>
-          <w:cs/>
-        </w:rPr>
         <w:t>)</w:t>
-      </w:r>
-      <w:r>
-        <w:rPr>
-          <w:rFonts w:ascii="TH Sarabun New" w:hAnsi="TH Sarabun New" w:cs="TH Sarabun New"/>
-          <w:sz w:val="32"/>
-          <w:szCs w:val="32"/>
-          <w:cs/>
-        </w:rPr>
         <w:br/>
       </w:r>
       <w:bookmarkStart w:id="0" w:name="_GoBack"/>
       <w:bookmarkEnd w:id="0"/>
     </w:p>
     <w:sectPr>
+      <w:type w:val="nextPage"/>
       <w:pgSz w:w="12240" w:h="15840"/>
-      <w:pgMar w:top="1260" w:right="1440" w:bottom="1260" w:left="1440" w:header="720" w:footer="720" w:gutter="0"/>
-      <w:cols w:space="720"/>
-      <w:docGrid w:linePitch="360"/>
+      <w:pgMar w:left="1440" w:right="1440" w:gutter="0" w:header="0" w:top="1260" w:footer="0" w:bottom="1260"/>
+      <w:pgNumType w:fmt="decimal"/>
+      <w:formProt w:val="false"/>
+      <w:textDirection w:val="lrTb"/>
+      <w:docGrid w:type="default" w:linePitch="360" w:charSpace="4096"/>
     </w:sectPr>
   </w:body>
 </w:document>
 </file>
 
 <file path=word/styles.xml><?xml version="1.0" encoding="utf-8"?>
-<w:styles xmlns:mc="http://schemas.openxmlformats.org/markup-compatibility/2006" xmlns:r="http://schemas.openxmlformats.org/officeDocument/2006/relationships" xmlns:w="http://schemas.openxmlformats.org/wordprocessingml/2006/main" xmlns:w14="http://schemas.microsoft.com/office/word/2010/wordml" xmlns:w15="http://schemas.microsoft.com/office/word/2012/wordml" xmlns:w16cid="http://schemas.microsoft.com/office/word/2016/wordml/cid" xmlns:w16se="http://schemas.microsoft.com/office/word/2015/wordml/symex" mc:Ignorable="w14 w15 w16se w16cid">
+<w:styles xmlns:w="http://schemas.openxmlformats.org/wordprocessingml/2006/main" xmlns:w14="http://schemas.microsoft.com/office/word/2010/wordml" xmlns:mc="http://schemas.openxmlformats.org/markup-compatibility/2006" mc:Ignorable="w14">
   <w:docDefaults>
     <w:rPrDefault>
       <w:rPr>
-        <w:rFonts w:asciiTheme="minorHAnsi" w:eastAsiaTheme="minorHAnsi" w:hAnsiTheme="minorHAnsi" w:cstheme="minorBidi"/>
+        <w:rFonts w:ascii="Calibri" w:hAnsi="Calibri" w:eastAsia="Calibri" w:cs="Cordia New" w:asciiTheme="minorHAnsi" w:cstheme="minorBidi" w:eastAsiaTheme="minorHAnsi" w:hAnsiTheme="minorHAnsi"/>
         <w:sz w:val="22"/>
         <w:szCs w:val="28"/>
         <w:lang w:val="en-US" w:eastAsia="en-US" w:bidi="th-TH"/>
@@ -1972,21 +1985,21 @@
     </w:rPrDefault>
     <w:pPrDefault>
       <w:pPr>
-        <w:spacing w:after="160" w:line="259" w:lineRule="auto"/>
+        <w:suppressAutoHyphens w:val="true"/>
       </w:pPr>
     </w:pPrDefault>
   </w:docDefaults>
   <w:latentStyles w:defLockedState="0" w:defUIPriority="99" w:defSemiHidden="0" w:defUnhideWhenUsed="0" w:defQFormat="0" w:count="375">
     <w:lsdException w:name="Normal" w:uiPriority="0" w:qFormat="1"/>
     <w:lsdException w:name="heading 1" w:uiPriority="9" w:qFormat="1"/>
-    <w:lsdException w:name="heading 2" w:semiHidden="1" w:uiPriority="9" w:unhideWhenUsed="1" w:qFormat="1"/>
-    <w:lsdException w:name="heading 3" w:semiHidden="1" w:uiPriority="9" w:unhideWhenUsed="1" w:qFormat="1"/>
-    <w:lsdException w:name="heading 4" w:semiHidden="1" w:uiPriority="9" w:unhideWhenUsed="1" w:qFormat="1"/>
-    <w:lsdException w:name="heading 5" w:semiHidden="1" w:uiPriority="9" w:unhideWhenUsed="1" w:qFormat="1"/>
-    <w:lsdException w:name="heading 6" w:semiHidden="1" w:uiPriority="9" w:unhideWhenUsed="1" w:qFormat="1"/>
-    <w:lsdException w:name="heading 7" w:semiHidden="1" w:uiPriority="9" w:unhideWhenUsed="1" w:qFormat="1"/>
-    <w:lsdException w:name="heading 8" w:semiHidden="1" w:uiPriority="9" w:unhideWhenUsed="1" w:qFormat="1"/>
-    <w:lsdException w:name="heading 9" w:semiHidden="1" w:uiPriority="9" w:unhideWhenUsed="1" w:qFormat="1"/>
+    <w:lsdException w:name="heading 2" w:uiPriority="9" w:semiHidden="1" w:unhideWhenUsed="1" w:qFormat="1"/>
+    <w:lsdException w:name="heading 3" w:uiPriority="9" w:semiHidden="1" w:unhideWhenUsed="1" w:qFormat="1"/>
+    <w:lsdException w:name="heading 4" w:uiPriority="9" w:semiHidden="1" w:unhideWhenUsed="1" w:qFormat="1"/>
+    <w:lsdException w:name="heading 5" w:uiPriority="9" w:semiHidden="1" w:unhideWhenUsed="1" w:qFormat="1"/>
+    <w:lsdException w:name="heading 6" w:uiPriority="9" w:semiHidden="1" w:unhideWhenUsed="1" w:qFormat="1"/>
+    <w:lsdException w:name="heading 7" w:uiPriority="9" w:semiHidden="1" w:unhideWhenUsed="1" w:qFormat="1"/>
+    <w:lsdException w:name="heading 8" w:uiPriority="9" w:semiHidden="1" w:unhideWhenUsed="1" w:qFormat="1"/>
+    <w:lsdException w:name="heading 9" w:uiPriority="9" w:semiHidden="1" w:unhideWhenUsed="1" w:qFormat="1"/>
     <w:lsdException w:name="index 1" w:semiHidden="1" w:unhideWhenUsed="1"/>
     <w:lsdException w:name="index 2" w:semiHidden="1" w:unhideWhenUsed="1"/>
     <w:lsdException w:name="index 3" w:semiHidden="1" w:unhideWhenUsed="1"/>
@@ -1996,22 +2009,22 @@
     <w:lsdException w:name="index 7" w:semiHidden="1" w:unhideWhenUsed="1"/>
     <w:lsdException w:name="index 8" w:semiHidden="1" w:unhideWhenUsed="1"/>
     <w:lsdException w:name="index 9" w:semiHidden="1" w:unhideWhenUsed="1"/>
-    <w:lsdException w:name="toc 1" w:semiHidden="1" w:uiPriority="39" w:unhideWhenUsed="1"/>
-    <w:lsdException w:name="toc 2" w:semiHidden="1" w:uiPriority="39" w:unhideWhenUsed="1"/>
-    <w:lsdException w:name="toc 3" w:semiHidden="1" w:uiPriority="39" w:unhideWhenUsed="1"/>
-    <w:lsdException w:name="toc 4" w:semiHidden="1" w:uiPriority="39" w:unhideWhenUsed="1"/>
-    <w:lsdException w:name="toc 5" w:semiHidden="1" w:uiPriority="39" w:unhideWhenUsed="1"/>
-    <w:lsdException w:name="toc 6" w:semiHidden="1" w:uiPriority="39" w:unhideWhenUsed="1"/>
-    <w:lsdException w:name="toc 7" w:semiHidden="1" w:uiPriority="39" w:unhideWhenUsed="1"/>
-    <w:lsdException w:name="toc 8" w:semiHidden="1" w:uiPriority="39" w:unhideWhenUsed="1"/>
-    <w:lsdException w:name="toc 9" w:semiHidden="1" w:uiPriority="39" w:unhideWhenUsed="1"/>
+    <w:lsdException w:name="toc 1" w:uiPriority="39" w:semiHidden="1" w:unhideWhenUsed="1"/>
+    <w:lsdException w:name="toc 2" w:uiPriority="39" w:semiHidden="1" w:unhideWhenUsed="1"/>
+    <w:lsdException w:name="toc 3" w:uiPriority="39" w:semiHidden="1" w:unhideWhenUsed="1"/>
+    <w:lsdException w:name="toc 4" w:uiPriority="39" w:semiHidden="1" w:unhideWhenUsed="1"/>
+    <w:lsdException w:name="toc 5" w:uiPriority="39" w:semiHidden="1" w:unhideWhenUsed="1"/>
+    <w:lsdException w:name="toc 6" w:uiPriority="39" w:semiHidden="1" w:unhideWhenUsed="1"/>
+    <w:lsdException w:name="toc 7" w:uiPriority="39" w:semiHidden="1" w:unhideWhenUsed="1"/>
+    <w:lsdException w:name="toc 8" w:uiPriority="39" w:semiHidden="1" w:unhideWhenUsed="1"/>
+    <w:lsdException w:name="toc 9" w:uiPriority="39" w:semiHidden="1" w:unhideWhenUsed="1"/>
     <w:lsdException w:name="Normal Indent" w:semiHidden="1" w:unhideWhenUsed="1"/>
     <w:lsdException w:name="footnote text" w:semiHidden="1" w:unhideWhenUsed="1"/>
     <w:lsdException w:name="annotation text" w:semiHidden="1" w:unhideWhenUsed="1"/>
     <w:lsdException w:name="header" w:semiHidden="1" w:unhideWhenUsed="1"/>
     <w:lsdException w:name="footer" w:semiHidden="1" w:unhideWhenUsed="1"/>
     <w:lsdException w:name="index heading" w:semiHidden="1" w:unhideWhenUsed="1"/>
-    <w:lsdException w:name="caption" w:semiHidden="1" w:uiPriority="35" w:unhideWhenUsed="1" w:qFormat="1"/>
+    <w:lsdException w:name="caption" w:uiPriority="35" w:semiHidden="1" w:unhideWhenUsed="1" w:qFormat="1"/>
     <w:lsdException w:name="table of figures" w:semiHidden="1" w:unhideWhenUsed="1"/>
     <w:lsdException w:name="envelope address" w:semiHidden="1" w:unhideWhenUsed="1"/>
     <w:lsdException w:name="envelope return" w:semiHidden="1" w:unhideWhenUsed="1"/>
@@ -2042,7 +2055,7 @@
     <w:lsdException w:name="Title" w:uiPriority="10" w:qFormat="1"/>
     <w:lsdException w:name="Closing" w:semiHidden="1" w:unhideWhenUsed="1"/>
     <w:lsdException w:name="Signature" w:semiHidden="1" w:unhideWhenUsed="1"/>
-    <w:lsdException w:name="Default Paragraph Font" w:semiHidden="1" w:uiPriority="1" w:unhideWhenUsed="1"/>
+    <w:lsdException w:name="Default Paragraph Font" w:uiPriority="1" w:semiHidden="1" w:unhideWhenUsed="1"/>
     <w:lsdException w:name="Body Text" w:semiHidden="1" w:unhideWhenUsed="1"/>
     <w:lsdException w:name="Body Text Indent" w:semiHidden="1" w:unhideWhenUsed="1"/>
     <w:lsdException w:name="List Continue" w:semiHidden="1" w:unhideWhenUsed="1"/>
@@ -2242,8 +2255,8 @@
     <w:lsdException w:name="Subtle Reference" w:uiPriority="31" w:qFormat="1"/>
     <w:lsdException w:name="Intense Reference" w:uiPriority="32" w:qFormat="1"/>
     <w:lsdException w:name="Book Title" w:uiPriority="33" w:qFormat="1"/>
-    <w:lsdException w:name="Bibliography" w:semiHidden="1" w:uiPriority="37" w:unhideWhenUsed="1"/>
-    <w:lsdException w:name="TOC Heading" w:semiHidden="1" w:uiPriority="39" w:unhideWhenUsed="1" w:qFormat="1"/>
+    <w:lsdException w:name="Bibliography" w:uiPriority="37" w:semiHidden="1" w:unhideWhenUsed="1"/>
+    <w:lsdException w:name="TOC Heading" w:uiPriority="39" w:semiHidden="1" w:unhideWhenUsed="1" w:qFormat="1"/>
     <w:lsdException w:name="Plain Table 1" w:uiPriority="41"/>
     <w:lsdException w:name="Plain Table 2" w:uiPriority="42"/>
     <w:lsdException w:name="Plain Table 3" w:uiPriority="43"/>
@@ -2353,16 +2366,98 @@
     <w:lsdException w:name="Hashtag" w:semiHidden="1" w:unhideWhenUsed="1"/>
     <w:lsdException w:name="Unresolved Mention" w:semiHidden="1" w:unhideWhenUsed="1"/>
   </w:latentStyles>
-  <w:style w:type="paragraph" w:default="1" w:styleId="Normal">
+  <w:style w:type="paragraph" w:styleId="Normal" w:default="1">
     <w:name w:val="Normal"/>
     <w:qFormat/>
-    <w:rsid w:val="0046447A"/>
+    <w:rsid w:val="0046447a"/>
+    <w:pPr>
+      <w:widowControl/>
+      <w:bidi w:val="0"/>
+      <w:spacing w:lineRule="auto" w:line="259" w:before="0" w:after="160"/>
+      <w:jc w:val="left"/>
+    </w:pPr>
+    <w:rPr>
+      <w:rFonts w:ascii="Calibri" w:hAnsi="Calibri" w:eastAsia="Calibri" w:cs="Cordia New" w:asciiTheme="minorHAnsi" w:cstheme="minorBidi" w:eastAsiaTheme="minorHAnsi" w:hAnsiTheme="minorHAnsi"/>
+      <w:color w:val="auto"/>
+      <w:kern w:val="0"/>
+      <w:sz w:val="22"/>
+      <w:szCs w:val="28"/>
+      <w:lang w:val="en-US" w:eastAsia="en-US" w:bidi="th-TH"/>
+    </w:rPr>
   </w:style>
-  <w:style w:type="character" w:default="1" w:styleId="DefaultParagraphFont">
+  <w:style w:type="character" w:styleId="DefaultParagraphFont" w:default="1">
     <w:name w:val="Default Paragraph Font"/>
     <w:uiPriority w:val="1"/>
     <w:semiHidden/>
     <w:unhideWhenUsed/>
+    <w:qFormat/>
+    <w:rPr/>
+  </w:style>
+  <w:style w:type="paragraph" w:styleId="Heading">
+    <w:name w:val="Heading"/>
+    <w:basedOn w:val="Normal"/>
+    <w:next w:val="TextBody"/>
+    <w:qFormat/>
+    <w:pPr>
+      <w:keepNext w:val="true"/>
+      <w:spacing w:before="240" w:after="120"/>
+    </w:pPr>
+    <w:rPr>
+      <w:rFonts w:ascii="Liberation Sans" w:hAnsi="Liberation Sans" w:eastAsia="PingFang SC" w:cs="Arial Unicode MS"/>
+      <w:sz w:val="28"/>
+      <w:szCs w:val="28"/>
+    </w:rPr>
+  </w:style>
+  <w:style w:type="paragraph" w:styleId="TextBody">
+    <w:name w:val="Body Text"/>
+    <w:basedOn w:val="Normal"/>
+    <w:pPr>
+      <w:spacing w:lineRule="auto" w:line="276" w:before="0" w:after="140"/>
+    </w:pPr>
+    <w:rPr/>
+  </w:style>
+  <w:style w:type="paragraph" w:styleId="List">
+    <w:name w:val="List"/>
+    <w:basedOn w:val="TextBody"/>
+    <w:pPr/>
+    <w:rPr>
+      <w:rFonts w:cs="Arial Unicode MS"/>
+    </w:rPr>
+  </w:style>
+  <w:style w:type="paragraph" w:styleId="Caption">
+    <w:name w:val="Caption"/>
+    <w:basedOn w:val="Normal"/>
+    <w:qFormat/>
+    <w:pPr>
+      <w:suppressLineNumbers/>
+      <w:spacing w:before="120" w:after="120"/>
+    </w:pPr>
+    <w:rPr>
+      <w:rFonts w:cs="Arial Unicode MS"/>
+      <w:i/>
+      <w:iCs/>
+      <w:sz w:val="24"/>
+      <w:szCs w:val="24"/>
+    </w:rPr>
+  </w:style>
+  <w:style w:type="paragraph" w:styleId="Index">
+    <w:name w:val="Index"/>
+    <w:basedOn w:val="Normal"/>
+    <w:qFormat/>
+    <w:pPr>
+      <w:suppressLineNumbers/>
+    </w:pPr>
+    <w:rPr>
+      <w:rFonts w:cs="Arial Unicode MS"/>
+      <w:lang w:val="zxx" w:eastAsia="zxx" w:bidi="zxx"/>
+    </w:rPr>
+  </w:style>
+  <w:style w:type="numbering" w:styleId="NoList" w:default="1">
+    <w:name w:val="No List"/>
+    <w:uiPriority w:val="99"/>
+    <w:semiHidden/>
+    <w:unhideWhenUsed/>
+    <w:qFormat/>
   </w:style>
   <w:style w:type="table" w:default="1" w:styleId="TableNormal">
     <w:name w:val="Normal Table"/>
@@ -2370,7 +2465,6 @@
     <w:semiHidden/>
     <w:unhideWhenUsed/>
     <w:tblPr>
-      <w:tblInd w:w="0" w:type="dxa"/>
       <w:tblCellMar>
         <w:top w:w="0" w:type="dxa"/>
         <w:left w:w="108" w:type="dxa"/>
@@ -2379,28 +2473,22 @@
       </w:tblCellMar>
     </w:tblPr>
   </w:style>
-  <w:style w:type="numbering" w:default="1" w:styleId="NoList">
-    <w:name w:val="No List"/>
-    <w:uiPriority w:val="99"/>
-    <w:semiHidden/>
-    <w:unhideWhenUsed/>
-  </w:style>
   <w:style w:type="table" w:styleId="TableGrid">
     <w:name w:val="Table Grid"/>
     <w:basedOn w:val="TableNormal"/>
     <w:uiPriority w:val="39"/>
-    <w:rsid w:val="002D0A4F"/>
+    <w:rsid w:val="002d0a4f"/>
     <w:pPr>
       <w:spacing w:after="0" w:line="240" w:lineRule="auto"/>
     </w:pPr>
     <w:tblPr>
       <w:tblBorders>
-        <w:top w:val="single" w:sz="4" w:space="0" w:color="auto"/>
-        <w:left w:val="single" w:sz="4" w:space="0" w:color="auto"/>
-        <w:bottom w:val="single" w:sz="4" w:space="0" w:color="auto"/>
-        <w:right w:val="single" w:sz="4" w:space="0" w:color="auto"/>
-        <w:insideH w:val="single" w:sz="4" w:space="0" w:color="auto"/>
-        <w:insideV w:val="single" w:sz="4" w:space="0" w:color="auto"/>
+        <w:top w:val="single" w:color="auto" w:sz="4" w:space="0"/>
+        <w:left w:val="single" w:color="auto" w:sz="4" w:space="0"/>
+        <w:bottom w:val="single" w:color="auto" w:sz="4" w:space="0"/>
+        <w:right w:val="single" w:color="auto" w:sz="4" w:space="0"/>
+        <w:insideH w:val="single" w:color="auto" w:sz="4" w:space="0"/>
+        <w:insideV w:val="single" w:color="auto" w:sz="4" w:space="0"/>
       </w:tblBorders>
     </w:tblPr>
   </w:style>

--- a/template/ใบสำคัญรับเงิน.docx
+++ b/template/ใบสำคัญรับเงิน.docx
@@ -1,94 +1,87 @@
 
 <file path=word/document.xml><?xml version="1.0" encoding="utf-8"?>
-<w:document xmlns:o="urn:schemas-microsoft-com:office:office" xmlns:r="http://schemas.openxmlformats.org/officeDocument/2006/relationships" xmlns:v="urn:schemas-microsoft-com:vml" xmlns:w="http://schemas.openxmlformats.org/wordprocessingml/2006/main" xmlns:w10="urn:schemas-microsoft-com:office:word" xmlns:wp="http://schemas.openxmlformats.org/drawingml/2006/wordprocessingDrawing" xmlns:wps="http://schemas.microsoft.com/office/word/2010/wordprocessingShape" xmlns:wpg="http://schemas.microsoft.com/office/word/2010/wordprocessingGroup" xmlns:mc="http://schemas.openxmlformats.org/markup-compatibility/2006" xmlns:wp14="http://schemas.microsoft.com/office/word/2010/wordprocessingDrawing" xmlns:w14="http://schemas.microsoft.com/office/word/2010/wordml" xmlns:w15="http://schemas.microsoft.com/office/word/2012/wordml" mc:Ignorable="w14 wp14 w15">
+<w:document xmlns:wpc="http://schemas.microsoft.com/office/word/2010/wordprocessingCanvas" xmlns:cx="http://schemas.microsoft.com/office/drawing/2014/chartex" xmlns:cx1="http://schemas.microsoft.com/office/drawing/2015/9/8/chartex" xmlns:cx2="http://schemas.microsoft.com/office/drawing/2015/10/21/chartex" xmlns:cx3="http://schemas.microsoft.com/office/drawing/2016/5/9/chartex" xmlns:cx4="http://schemas.microsoft.com/office/drawing/2016/5/10/chartex" xmlns:cx5="http://schemas.microsoft.com/office/drawing/2016/5/11/chartex" xmlns:cx6="http://schemas.microsoft.com/office/drawing/2016/5/12/chartex" xmlns:cx7="http://schemas.microsoft.com/office/drawing/2016/5/13/chartex" xmlns:cx8="http://schemas.microsoft.com/office/drawing/2016/5/14/chartex" xmlns:mc="http://schemas.openxmlformats.org/markup-compatibility/2006" xmlns:aink="http://schemas.microsoft.com/office/drawing/2016/ink" xmlns:am3d="http://schemas.microsoft.com/office/drawing/2017/model3d" xmlns:o="urn:schemas-microsoft-com:office:office" xmlns:r="http://schemas.openxmlformats.org/officeDocument/2006/relationships" xmlns:m="http://schemas.openxmlformats.org/officeDocument/2006/math" xmlns:v="urn:schemas-microsoft-com:vml" xmlns:wp14="http://schemas.microsoft.com/office/word/2010/wordprocessingDrawing" xmlns:wp="http://schemas.openxmlformats.org/drawingml/2006/wordprocessingDrawing" xmlns:w10="urn:schemas-microsoft-com:office:word" xmlns:w="http://schemas.openxmlformats.org/wordprocessingml/2006/main" xmlns:w14="http://schemas.microsoft.com/office/word/2010/wordml" xmlns:w15="http://schemas.microsoft.com/office/word/2012/wordml" xmlns:w16cid="http://schemas.microsoft.com/office/word/2016/wordml/cid" xmlns:w16se="http://schemas.microsoft.com/office/word/2015/wordml/symex" xmlns:wpg="http://schemas.microsoft.com/office/word/2010/wordprocessingGroup" xmlns:wpi="http://schemas.microsoft.com/office/word/2010/wordprocessingInk" xmlns:wne="http://schemas.microsoft.com/office/word/2006/wordml" xmlns:wps="http://schemas.microsoft.com/office/word/2010/wordprocessingShape" mc:Ignorable="w14 w15 w16se w16cid wp14">
   <w:body>
     <w:p>
       <w:pPr>
-        <w:pStyle w:val="Normal"/>
         <w:jc w:val="center"/>
         <w:rPr>
           <w:rFonts w:ascii="TH Sarabun New" w:hAnsi="TH Sarabun New" w:cs="TH Sarabun New"/>
-          <w:b/>
           <w:b/>
           <w:bCs/>
           <w:sz w:val="32"/>
           <w:szCs w:val="32"/>
         </w:rPr>
       </w:pPr>
+      <w:proofErr w:type="spellStart"/>
       <w:r>
         <w:rPr>
           <w:rFonts w:ascii="TH Sarabun New" w:hAnsi="TH Sarabun New" w:cs="TH Sarabun New"/>
           <w:b/>
-          <w:b/>
           <w:bCs/>
-          <w:sz w:val="32"/>
           <w:sz w:val="32"/>
           <w:szCs w:val="32"/>
         </w:rPr>
         <w:t>ใบสำคัญรับเงิน</w:t>
       </w:r>
+      <w:proofErr w:type="spellEnd"/>
     </w:p>
     <w:tbl>
       <w:tblPr>
         <w:tblStyle w:val="TableGrid"/>
-        <w:tblW w:w="4045" w:type="dxa"/>
-        <w:jc w:val="left"/>
-        <w:tblInd w:w="5305" w:type="dxa"/>
+        <w:tblW w:w="5670" w:type="dxa"/>
+        <w:tblInd w:w="4140" w:type="dxa"/>
         <w:tblLayout w:type="fixed"/>
-        <w:tblCellMar>
-          <w:top w:w="0" w:type="dxa"/>
-          <w:left w:w="108" w:type="dxa"/>
-          <w:bottom w:w="0" w:type="dxa"/>
-          <w:right w:w="108" w:type="dxa"/>
-        </w:tblCellMar>
-        <w:tblLook w:val="04a0" w:noVBand="1" w:noHBand="0" w:lastColumn="0" w:firstColumn="1" w:lastRow="0" w:firstRow="1"/>
+        <w:tblLook w:val="04A0" w:firstRow="1" w:lastRow="0" w:firstColumn="1" w:lastColumn="0" w:noHBand="0" w:noVBand="1"/>
       </w:tblPr>
       <w:tblGrid>
-        <w:gridCol w:w="900"/>
-        <w:gridCol w:w="3144"/>
+        <w:gridCol w:w="450"/>
+        <w:gridCol w:w="2250"/>
+        <w:gridCol w:w="720"/>
+        <w:gridCol w:w="2250"/>
       </w:tblGrid>
       <w:tr>
         <w:trPr>
-          <w:trHeight w:val="279" w:hRule="atLeast"/>
+          <w:trHeight w:val="279"/>
         </w:trPr>
         <w:tc>
           <w:tcPr>
-            <w:tcW w:w="900" w:type="dxa"/>
+            <w:tcW w:w="450" w:type="dxa"/>
             <w:tcBorders>
               <w:top w:val="nil"/>
               <w:left w:val="nil"/>
               <w:bottom w:val="nil"/>
               <w:right w:val="nil"/>
             </w:tcBorders>
-          </w:tcPr>
-          <w:p>
-            <w:pPr>
-              <w:pStyle w:val="Normal"/>
-              <w:widowControl/>
-              <w:spacing w:lineRule="exact" w:line="240" w:before="120" w:after="40"/>
-              <w:jc w:val="left"/>
-              <w:rPr>
-                <w:rFonts w:ascii="TH Sarabun New" w:hAnsi="TH Sarabun New" w:cs="TH Sarabun New"/>
-                <w:sz w:val="32"/>
-                <w:szCs w:val="32"/>
-              </w:rPr>
-            </w:pPr>
-            <w:r>
-              <w:rPr>
-                <w:rFonts w:ascii="TH Sarabun New" w:hAnsi="TH Sarabun New" w:eastAsia="Calibri" w:cs="TH Sarabun New"/>
-                <w:kern w:val="0"/>
-                <w:sz w:val="32"/>
-                <w:sz w:val="32"/>
-                <w:szCs w:val="32"/>
-                <w:lang w:val="en-US" w:eastAsia="en-US" w:bidi="th-TH"/>
+            <w:vAlign w:val="center"/>
+          </w:tcPr>
+          <w:p>
+            <w:pPr>
+              <w:spacing w:before="120" w:after="40" w:line="240" w:lineRule="exact"/>
+              <w:rPr>
+                <w:rFonts w:ascii="TH Sarabun New" w:hAnsi="TH Sarabun New" w:cs="TH Sarabun New"/>
+                <w:sz w:val="32"/>
+                <w:szCs w:val="32"/>
+              </w:rPr>
+            </w:pPr>
+            <w:proofErr w:type="spellStart"/>
+            <w:r>
+              <w:rPr>
+                <w:rFonts w:ascii="TH Sarabun New" w:eastAsia="Calibri" w:hAnsi="TH Sarabun New" w:cs="TH Sarabun New"/>
+                <w:sz w:val="32"/>
+                <w:szCs w:val="32"/>
               </w:rPr>
               <w:t>ที่</w:t>
             </w:r>
-          </w:p>
-        </w:tc>
-        <w:tc>
-          <w:tcPr>
-            <w:tcW w:w="3144" w:type="dxa"/>
+            <w:bookmarkStart w:id="0" w:name="_GoBack"/>
+            <w:bookmarkEnd w:id="0"/>
+            <w:proofErr w:type="spellEnd"/>
+          </w:p>
+        </w:tc>
+        <w:tc>
+          <w:tcPr>
+            <w:tcW w:w="5220" w:type="dxa"/>
+            <w:gridSpan w:val="3"/>
             <w:tcBorders>
               <w:top w:val="nil"/>
               <w:left w:val="nil"/>
@@ -98,9 +91,7 @@
           </w:tcPr>
           <w:p>
             <w:pPr>
-              <w:pStyle w:val="Normal"/>
-              <w:widowControl/>
-              <w:spacing w:lineRule="exact" w:line="240" w:before="120" w:after="40"/>
+              <w:spacing w:before="120" w:after="40" w:line="240" w:lineRule="exact"/>
               <w:jc w:val="center"/>
               <w:rPr>
                 <w:rFonts w:ascii="TH Sarabun New" w:hAnsi="TH Sarabun New" w:cs="TH Sarabun New"/>
@@ -110,60 +101,107 @@
             </w:pPr>
             <w:r>
               <w:rPr>
-                <w:rFonts w:ascii="TH Sarabun New" w:hAnsi="TH Sarabun New" w:eastAsia="Calibri" w:cs="TH Sarabun New"/>
-                <w:kern w:val="0"/>
-                <w:sz w:val="32"/>
-                <w:sz w:val="32"/>
-                <w:szCs w:val="32"/>
-                <w:lang w:val="en-US" w:eastAsia="en-US" w:bidi="th-TH"/>
-              </w:rPr>
-              <w:t>บริษัท ไอพาดรา สเปซ จำกัด</w:t>
+                <w:rFonts w:ascii="TH Sarabun New" w:eastAsia="Calibri" w:hAnsi="TH Sarabun New" w:cs="TH Sarabun New"/>
+                <w:sz w:val="32"/>
+                <w:szCs w:val="32"/>
+              </w:rPr>
+              <w:t xml:space="preserve">43/9 </w:t>
+            </w:r>
+            <w:r>
+              <w:rPr>
+                <w:rFonts w:ascii="TH Sarabun New" w:eastAsia="Calibri" w:hAnsi="TH Sarabun New" w:cs="TH Sarabun New" w:hint="cs"/>
+                <w:sz w:val="32"/>
+                <w:szCs w:val="32"/>
+                <w:cs/>
+              </w:rPr>
+              <w:t xml:space="preserve">หมู่ </w:t>
+            </w:r>
+            <w:r>
+              <w:rPr>
+                <w:rFonts w:ascii="TH Sarabun New" w:eastAsia="Calibri" w:hAnsi="TH Sarabun New" w:cs="TH Sarabun New"/>
+                <w:sz w:val="32"/>
+                <w:szCs w:val="32"/>
+              </w:rPr>
+              <w:t xml:space="preserve">7 </w:t>
+            </w:r>
+            <w:r>
+              <w:rPr>
+                <w:rFonts w:ascii="TH Sarabun New" w:eastAsia="Calibri" w:hAnsi="TH Sarabun New" w:cs="TH Sarabun New" w:hint="cs"/>
+                <w:sz w:val="32"/>
+                <w:szCs w:val="32"/>
+                <w:cs/>
+              </w:rPr>
+              <w:t>สำโรงกลาง พระประแดง</w:t>
+            </w:r>
+            <w:r>
+              <w:rPr>
+                <w:rFonts w:ascii="TH Sarabun New" w:eastAsia="Calibri" w:hAnsi="TH Sarabun New" w:cs="TH Sarabun New"/>
+                <w:sz w:val="32"/>
+                <w:szCs w:val="32"/>
+              </w:rPr>
+              <w:t xml:space="preserve"> </w:t>
+            </w:r>
+            <w:r>
+              <w:rPr>
+                <w:rFonts w:ascii="TH Sarabun New" w:eastAsia="Calibri" w:hAnsi="TH Sarabun New" w:cs="TH Sarabun New" w:hint="cs"/>
+                <w:sz w:val="32"/>
+                <w:szCs w:val="32"/>
+                <w:cs/>
+              </w:rPr>
+              <w:t xml:space="preserve">สมุทรปราการ </w:t>
+            </w:r>
+            <w:r>
+              <w:rPr>
+                <w:rFonts w:ascii="TH Sarabun New" w:eastAsia="Calibri" w:hAnsi="TH Sarabun New" w:cs="TH Sarabun New"/>
+                <w:sz w:val="32"/>
+                <w:szCs w:val="32"/>
+              </w:rPr>
+              <w:t>10130</w:t>
             </w:r>
           </w:p>
         </w:tc>
       </w:tr>
       <w:tr>
         <w:trPr>
-          <w:trHeight w:val="296" w:hRule="atLeast"/>
+          <w:gridBefore w:val="2"/>
+          <w:wBefore w:w="2700" w:type="dxa"/>
+          <w:trHeight w:val="296"/>
         </w:trPr>
         <w:tc>
           <w:tcPr>
-            <w:tcW w:w="900" w:type="dxa"/>
+            <w:tcW w:w="720" w:type="dxa"/>
             <w:tcBorders>
               <w:top w:val="nil"/>
               <w:left w:val="nil"/>
               <w:bottom w:val="nil"/>
               <w:right w:val="nil"/>
             </w:tcBorders>
-          </w:tcPr>
-          <w:p>
-            <w:pPr>
-              <w:pStyle w:val="Normal"/>
-              <w:widowControl/>
-              <w:spacing w:lineRule="exact" w:line="240" w:before="120" w:after="40"/>
-              <w:jc w:val="left"/>
-              <w:rPr>
-                <w:rFonts w:ascii="TH Sarabun New" w:hAnsi="TH Sarabun New" w:cs="TH Sarabun New"/>
-                <w:sz w:val="32"/>
-                <w:szCs w:val="32"/>
-              </w:rPr>
-            </w:pPr>
-            <w:r>
-              <w:rPr>
-                <w:rFonts w:ascii="TH Sarabun New" w:hAnsi="TH Sarabun New" w:eastAsia="Calibri" w:cs="TH Sarabun New"/>
-                <w:kern w:val="0"/>
-                <w:sz w:val="32"/>
-                <w:sz w:val="32"/>
-                <w:szCs w:val="32"/>
-                <w:lang w:val="en-US" w:eastAsia="en-US" w:bidi="th-TH"/>
+            <w:vAlign w:val="center"/>
+          </w:tcPr>
+          <w:p>
+            <w:pPr>
+              <w:spacing w:before="120" w:after="40" w:line="240" w:lineRule="exact"/>
+              <w:rPr>
+                <w:rFonts w:ascii="TH Sarabun New" w:hAnsi="TH Sarabun New" w:cs="TH Sarabun New"/>
+                <w:sz w:val="32"/>
+                <w:szCs w:val="32"/>
+              </w:rPr>
+            </w:pPr>
+            <w:proofErr w:type="spellStart"/>
+            <w:r>
+              <w:rPr>
+                <w:rFonts w:ascii="TH Sarabun New" w:eastAsia="Calibri" w:hAnsi="TH Sarabun New" w:cs="TH Sarabun New"/>
+                <w:sz w:val="32"/>
+                <w:szCs w:val="32"/>
               </w:rPr>
               <w:t>วันที่</w:t>
             </w:r>
-          </w:p>
-        </w:tc>
-        <w:tc>
-          <w:tcPr>
-            <w:tcW w:w="3144" w:type="dxa"/>
+            <w:proofErr w:type="spellEnd"/>
+          </w:p>
+        </w:tc>
+        <w:tc>
+          <w:tcPr>
+            <w:tcW w:w="2250" w:type="dxa"/>
             <w:tcBorders>
               <w:top w:val="dotted" w:sz="12" w:space="0" w:color="000000"/>
               <w:left w:val="nil"/>
@@ -173,9 +211,7 @@
           </w:tcPr>
           <w:p>
             <w:pPr>
-              <w:pStyle w:val="Normal"/>
-              <w:widowControl/>
-              <w:spacing w:lineRule="exact" w:line="240" w:before="120" w:after="40"/>
+              <w:spacing w:before="120" w:after="40" w:line="240" w:lineRule="exact"/>
               <w:jc w:val="center"/>
               <w:rPr>
                 <w:rFonts w:ascii="TH Sarabun New" w:hAnsi="TH Sarabun New" w:cs="TH Sarabun New"/>
@@ -185,21 +221,28 @@
             </w:pPr>
             <w:r>
               <w:rPr>
-                <w:rFonts w:eastAsia="Calibri" w:cs="TH Sarabun New" w:ascii="TH Sarabun New" w:hAnsi="TH Sarabun New"/>
-                <w:kern w:val="0"/>
-                <w:sz w:val="32"/>
-                <w:szCs w:val="32"/>
-                <w:lang w:val="en-US" w:eastAsia="en-US" w:bidi="th-TH"/>
-              </w:rPr>
-              <w:t>$fromDate</w:t>
-            </w:r>
+                <w:rFonts w:ascii="TH Sarabun New" w:eastAsia="Calibri" w:hAnsi="TH Sarabun New" w:cs="TH Sarabun New"/>
+                <w:sz w:val="32"/>
+                <w:szCs w:val="32"/>
+              </w:rPr>
+              <w:t>$</w:t>
+            </w:r>
+            <w:proofErr w:type="spellStart"/>
+            <w:r>
+              <w:rPr>
+                <w:rFonts w:ascii="TH Sarabun New" w:eastAsia="Calibri" w:hAnsi="TH Sarabun New" w:cs="TH Sarabun New"/>
+                <w:sz w:val="32"/>
+                <w:szCs w:val="32"/>
+              </w:rPr>
+              <w:t>fromDate</w:t>
+            </w:r>
+            <w:proofErr w:type="spellEnd"/>
           </w:p>
         </w:tc>
       </w:tr>
     </w:tbl>
     <w:p>
       <w:pPr>
-        <w:pStyle w:val="Normal"/>
         <w:jc w:val="right"/>
         <w:rPr>
           <w:rFonts w:ascii="TH Sarabun New" w:hAnsi="TH Sarabun New" w:cs="TH Sarabun New"/>
@@ -208,32 +251,16 @@
           <w:u w:val="dotted"/>
         </w:rPr>
       </w:pPr>
-      <w:r>
-        <w:rPr>
-          <w:rFonts w:cs="TH Sarabun New" w:ascii="TH Sarabun New" w:hAnsi="TH Sarabun New"/>
-          <w:sz w:val="12"/>
-          <w:szCs w:val="12"/>
-          <w:u w:val="dotted"/>
-        </w:rPr>
-      </w:r>
     </w:p>
     <w:tbl>
       <w:tblPr>
         <w:tblStyle w:val="TableGrid"/>
         <w:tblW w:w="9470" w:type="dxa"/>
-        <w:jc w:val="left"/>
-        <w:tblInd w:w="0" w:type="dxa"/>
         <w:tblLayout w:type="fixed"/>
-        <w:tblCellMar>
-          <w:top w:w="0" w:type="dxa"/>
-          <w:left w:w="108" w:type="dxa"/>
-          <w:bottom w:w="0" w:type="dxa"/>
-          <w:right w:w="108" w:type="dxa"/>
-        </w:tblCellMar>
-        <w:tblLook w:val="04a0" w:noVBand="1" w:noHBand="0" w:lastColumn="0" w:firstColumn="1" w:lastRow="0" w:firstRow="1"/>
+        <w:tblLook w:val="04A0" w:firstRow="1" w:lastRow="0" w:firstColumn="1" w:lastColumn="0" w:noHBand="0" w:noVBand="1"/>
       </w:tblPr>
       <w:tblGrid>
-        <w:gridCol w:w="625"/>
+        <w:gridCol w:w="626"/>
         <w:gridCol w:w="179"/>
         <w:gridCol w:w="607"/>
         <w:gridCol w:w="839"/>
@@ -250,7 +277,7 @@
       </w:tblGrid>
       <w:tr>
         <w:trPr>
-          <w:trHeight w:val="261" w:hRule="atLeast"/>
+          <w:trHeight w:val="261"/>
         </w:trPr>
         <w:tc>
           <w:tcPr>
@@ -266,9 +293,7 @@
           </w:tcPr>
           <w:p>
             <w:pPr>
-              <w:pStyle w:val="Normal"/>
-              <w:widowControl/>
-              <w:spacing w:lineRule="exact" w:line="240" w:before="120" w:after="40"/>
+              <w:spacing w:before="120" w:after="40" w:line="240" w:lineRule="exact"/>
               <w:jc w:val="right"/>
               <w:rPr>
                 <w:rFonts w:ascii="TH Sarabun New" w:hAnsi="TH Sarabun New" w:cs="TH Sarabun New"/>
@@ -276,17 +301,16 @@
                 <w:szCs w:val="32"/>
               </w:rPr>
             </w:pPr>
-            <w:r>
-              <w:rPr>
-                <w:rFonts w:ascii="TH Sarabun New" w:hAnsi="TH Sarabun New" w:eastAsia="Calibri" w:cs="TH Sarabun New"/>
-                <w:kern w:val="0"/>
-                <w:sz w:val="32"/>
-                <w:sz w:val="32"/>
-                <w:szCs w:val="32"/>
-                <w:lang w:val="en-US" w:eastAsia="en-US" w:bidi="th-TH"/>
+            <w:proofErr w:type="spellStart"/>
+            <w:r>
+              <w:rPr>
+                <w:rFonts w:ascii="TH Sarabun New" w:eastAsia="Calibri" w:hAnsi="TH Sarabun New" w:cs="TH Sarabun New"/>
+                <w:sz w:val="32"/>
+                <w:szCs w:val="32"/>
               </w:rPr>
               <w:t>ข้าพเจ้า</w:t>
             </w:r>
+            <w:proofErr w:type="spellEnd"/>
           </w:p>
         </w:tc>
         <w:tc>
@@ -303,9 +327,7 @@
           </w:tcPr>
           <w:p>
             <w:pPr>
-              <w:pStyle w:val="Normal"/>
-              <w:widowControl/>
-              <w:spacing w:lineRule="exact" w:line="240" w:before="120" w:after="40"/>
+              <w:spacing w:before="120" w:after="40" w:line="240" w:lineRule="exact"/>
               <w:jc w:val="center"/>
               <w:rPr>
                 <w:rFonts w:ascii="TH Sarabun New" w:hAnsi="TH Sarabun New" w:cs="TH Sarabun New"/>
@@ -315,14 +337,22 @@
             </w:pPr>
             <w:r>
               <w:rPr>
-                <w:rFonts w:eastAsia="Calibri" w:cs="TH Sarabun New" w:ascii="TH Sarabun New" w:hAnsi="TH Sarabun New"/>
-                <w:kern w:val="0"/>
-                <w:sz w:val="32"/>
-                <w:szCs w:val="32"/>
-                <w:lang w:val="en-US" w:eastAsia="en-US" w:bidi="th-TH"/>
-              </w:rPr>
-              <w:t>$vndName</w:t>
-            </w:r>
+                <w:rFonts w:ascii="TH Sarabun New" w:eastAsia="Calibri" w:hAnsi="TH Sarabun New" w:cs="TH Sarabun New"/>
+                <w:sz w:val="32"/>
+                <w:szCs w:val="32"/>
+              </w:rPr>
+              <w:t>$</w:t>
+            </w:r>
+            <w:proofErr w:type="spellStart"/>
+            <w:r>
+              <w:rPr>
+                <w:rFonts w:ascii="TH Sarabun New" w:eastAsia="Calibri" w:hAnsi="TH Sarabun New" w:cs="TH Sarabun New"/>
+                <w:sz w:val="32"/>
+                <w:szCs w:val="32"/>
+              </w:rPr>
+              <w:t>vndName</w:t>
+            </w:r>
+            <w:proofErr w:type="spellEnd"/>
           </w:p>
         </w:tc>
         <w:tc>
@@ -339,9 +369,7 @@
           </w:tcPr>
           <w:p>
             <w:pPr>
-              <w:pStyle w:val="Normal"/>
-              <w:widowControl/>
-              <w:spacing w:lineRule="exact" w:line="240" w:before="120" w:after="40"/>
+              <w:spacing w:before="120" w:after="40" w:line="240" w:lineRule="exact"/>
               <w:jc w:val="right"/>
               <w:rPr>
                 <w:rFonts w:ascii="TH Sarabun New" w:hAnsi="TH Sarabun New" w:cs="TH Sarabun New"/>
@@ -351,53 +379,53 @@
             </w:pPr>
             <w:r>
               <w:rPr>
-                <w:rFonts w:eastAsia="Calibri" w:cs="TH Sarabun New" w:ascii="TH Sarabun New" w:hAnsi="TH Sarabun New"/>
-                <w:kern w:val="0"/>
-                <w:sz w:val="32"/>
-                <w:szCs w:val="32"/>
-                <w:lang w:val="en-US" w:eastAsia="en-US" w:bidi="th-TH"/>
+                <w:rFonts w:ascii="TH Sarabun New" w:eastAsia="Calibri" w:hAnsi="TH Sarabun New" w:cs="TH Sarabun New"/>
+                <w:sz w:val="32"/>
+                <w:szCs w:val="32"/>
               </w:rPr>
               <w:t>(</w:t>
             </w:r>
-            <w:r>
-              <w:rPr>
-                <w:rFonts w:ascii="TH Sarabun New" w:hAnsi="TH Sarabun New" w:eastAsia="Calibri" w:cs="TH Sarabun New"/>
-                <w:kern w:val="0"/>
-                <w:sz w:val="32"/>
-                <w:sz w:val="32"/>
-                <w:szCs w:val="32"/>
-                <w:lang w:val="en-US" w:eastAsia="en-US" w:bidi="th-TH"/>
-              </w:rPr>
-              <w:t xml:space="preserve">ผู้ขายสินค้า </w:t>
-            </w:r>
-            <w:r>
-              <w:rPr>
-                <w:rFonts w:eastAsia="Calibri" w:cs="TH Sarabun New" w:ascii="TH Sarabun New" w:hAnsi="TH Sarabun New"/>
-                <w:kern w:val="0"/>
-                <w:sz w:val="32"/>
-                <w:szCs w:val="32"/>
-                <w:lang w:val="en-US" w:eastAsia="en-US" w:bidi="th-TH"/>
+            <w:proofErr w:type="spellStart"/>
+            <w:r>
+              <w:rPr>
+                <w:rFonts w:ascii="TH Sarabun New" w:eastAsia="Calibri" w:hAnsi="TH Sarabun New" w:cs="TH Sarabun New"/>
+                <w:sz w:val="32"/>
+                <w:szCs w:val="32"/>
+              </w:rPr>
+              <w:t>ผู้ขายสินค้า</w:t>
+            </w:r>
+            <w:proofErr w:type="spellEnd"/>
+            <w:r>
+              <w:rPr>
+                <w:rFonts w:ascii="TH Sarabun New" w:eastAsia="Calibri" w:hAnsi="TH Sarabun New" w:cs="TH Sarabun New"/>
+                <w:sz w:val="32"/>
+                <w:szCs w:val="32"/>
+              </w:rPr>
+              <w:t xml:space="preserve"> </w:t>
+            </w:r>
+            <w:r>
+              <w:rPr>
+                <w:rFonts w:ascii="TH Sarabun New" w:eastAsia="Calibri" w:hAnsi="TH Sarabun New" w:cs="TH Sarabun New"/>
+                <w:sz w:val="32"/>
+                <w:szCs w:val="32"/>
               </w:rPr>
               <w:t xml:space="preserve">/ </w:t>
             </w:r>
-            <w:r>
-              <w:rPr>
-                <w:rFonts w:ascii="TH Sarabun New" w:hAnsi="TH Sarabun New" w:eastAsia="Calibri" w:cs="TH Sarabun New"/>
-                <w:kern w:val="0"/>
-                <w:sz w:val="32"/>
-                <w:sz w:val="32"/>
-                <w:szCs w:val="32"/>
-                <w:lang w:val="en-US" w:eastAsia="en-US" w:bidi="th-TH"/>
+            <w:proofErr w:type="spellStart"/>
+            <w:r>
+              <w:rPr>
+                <w:rFonts w:ascii="TH Sarabun New" w:eastAsia="Calibri" w:hAnsi="TH Sarabun New" w:cs="TH Sarabun New"/>
+                <w:sz w:val="32"/>
+                <w:szCs w:val="32"/>
               </w:rPr>
               <w:t>ให้บริการ</w:t>
             </w:r>
-            <w:r>
-              <w:rPr>
-                <w:rFonts w:eastAsia="Calibri" w:cs="TH Sarabun New" w:ascii="TH Sarabun New" w:hAnsi="TH Sarabun New"/>
-                <w:kern w:val="0"/>
-                <w:sz w:val="32"/>
-                <w:szCs w:val="32"/>
-                <w:lang w:val="en-US" w:eastAsia="en-US" w:bidi="th-TH"/>
+            <w:proofErr w:type="spellEnd"/>
+            <w:r>
+              <w:rPr>
+                <w:rFonts w:ascii="TH Sarabun New" w:eastAsia="Calibri" w:hAnsi="TH Sarabun New" w:cs="TH Sarabun New"/>
+                <w:sz w:val="32"/>
+                <w:szCs w:val="32"/>
               </w:rPr>
               <w:t>)</w:t>
             </w:r>
@@ -405,7 +433,6 @@
         </w:tc>
       </w:tr>
       <w:tr>
-        <w:trPr/>
         <w:tc>
           <w:tcPr>
             <w:tcW w:w="2250" w:type="dxa"/>
@@ -420,27 +447,23 @@
           </w:tcPr>
           <w:p>
             <w:pPr>
-              <w:pStyle w:val="Normal"/>
-              <w:widowControl/>
-              <w:spacing w:lineRule="exact" w:line="240" w:before="140" w:after="40"/>
-              <w:jc w:val="left"/>
-              <w:rPr>
-                <w:rFonts w:ascii="TH Sarabun New" w:hAnsi="TH Sarabun New" w:cs="TH Sarabun New"/>
-                <w:sz w:val="32"/>
-                <w:szCs w:val="32"/>
-              </w:rPr>
-            </w:pPr>
-            <w:r>
-              <w:rPr>
-                <w:rFonts w:ascii="TH Sarabun New" w:hAnsi="TH Sarabun New" w:eastAsia="Calibri" w:cs="TH Sarabun New"/>
-                <w:kern w:val="0"/>
-                <w:sz w:val="32"/>
-                <w:sz w:val="32"/>
-                <w:szCs w:val="32"/>
-                <w:lang w:val="en-US" w:eastAsia="en-US" w:bidi="th-TH"/>
+              <w:spacing w:before="140" w:after="40" w:line="240" w:lineRule="exact"/>
+              <w:rPr>
+                <w:rFonts w:ascii="TH Sarabun New" w:hAnsi="TH Sarabun New" w:cs="TH Sarabun New"/>
+                <w:sz w:val="32"/>
+                <w:szCs w:val="32"/>
+              </w:rPr>
+            </w:pPr>
+            <w:proofErr w:type="spellStart"/>
+            <w:r>
+              <w:rPr>
+                <w:rFonts w:ascii="TH Sarabun New" w:eastAsia="Calibri" w:hAnsi="TH Sarabun New" w:cs="TH Sarabun New"/>
+                <w:sz w:val="32"/>
+                <w:szCs w:val="32"/>
               </w:rPr>
               <w:t>เลขประจำตัวผู้เสียภาษี</w:t>
             </w:r>
+            <w:proofErr w:type="spellEnd"/>
           </w:p>
         </w:tc>
         <w:tc>
@@ -457,9 +480,7 @@
           </w:tcPr>
           <w:p>
             <w:pPr>
-              <w:pStyle w:val="Normal"/>
-              <w:widowControl/>
-              <w:spacing w:lineRule="exact" w:line="240" w:before="140" w:after="40"/>
+              <w:spacing w:before="140" w:after="40" w:line="240" w:lineRule="exact"/>
               <w:jc w:val="center"/>
               <w:rPr>
                 <w:rFonts w:ascii="TH Sarabun New" w:hAnsi="TH Sarabun New" w:cs="TH Sarabun New"/>
@@ -469,14 +490,22 @@
             </w:pPr>
             <w:r>
               <w:rPr>
-                <w:rFonts w:eastAsia="Calibri" w:cs="TH Sarabun New" w:ascii="TH Sarabun New" w:hAnsi="TH Sarabun New"/>
-                <w:kern w:val="0"/>
-                <w:sz w:val="32"/>
-                <w:szCs w:val="32"/>
-                <w:lang w:val="en-US" w:eastAsia="en-US" w:bidi="th-TH"/>
-              </w:rPr>
-              <w:t>$vndId</w:t>
-            </w:r>
+                <w:rFonts w:ascii="TH Sarabun New" w:eastAsia="Calibri" w:hAnsi="TH Sarabun New" w:cs="TH Sarabun New"/>
+                <w:sz w:val="32"/>
+                <w:szCs w:val="32"/>
+              </w:rPr>
+              <w:t>$</w:t>
+            </w:r>
+            <w:proofErr w:type="spellStart"/>
+            <w:r>
+              <w:rPr>
+                <w:rFonts w:ascii="TH Sarabun New" w:eastAsia="Calibri" w:hAnsi="TH Sarabun New" w:cs="TH Sarabun New"/>
+                <w:sz w:val="32"/>
+                <w:szCs w:val="32"/>
+              </w:rPr>
+              <w:t>vndId</w:t>
+            </w:r>
+            <w:proofErr w:type="spellEnd"/>
           </w:p>
         </w:tc>
         <w:tc>
@@ -493,9 +522,7 @@
           </w:tcPr>
           <w:p>
             <w:pPr>
-              <w:pStyle w:val="Normal"/>
-              <w:widowControl/>
-              <w:spacing w:lineRule="exact" w:line="240" w:before="140" w:after="40"/>
+              <w:spacing w:before="140" w:after="40" w:line="240" w:lineRule="exact"/>
               <w:jc w:val="right"/>
               <w:rPr>
                 <w:rFonts w:ascii="TH Sarabun New" w:hAnsi="TH Sarabun New" w:cs="TH Sarabun New"/>
@@ -503,17 +530,16 @@
                 <w:szCs w:val="32"/>
               </w:rPr>
             </w:pPr>
-            <w:r>
-              <w:rPr>
-                <w:rFonts w:ascii="TH Sarabun New" w:hAnsi="TH Sarabun New" w:eastAsia="Calibri" w:cs="TH Sarabun New"/>
-                <w:kern w:val="0"/>
-                <w:sz w:val="32"/>
-                <w:sz w:val="32"/>
-                <w:szCs w:val="32"/>
-                <w:lang w:val="en-US" w:eastAsia="en-US" w:bidi="th-TH"/>
+            <w:proofErr w:type="spellStart"/>
+            <w:r>
+              <w:rPr>
+                <w:rFonts w:ascii="TH Sarabun New" w:eastAsia="Calibri" w:hAnsi="TH Sarabun New" w:cs="TH Sarabun New"/>
+                <w:sz w:val="32"/>
+                <w:szCs w:val="32"/>
               </w:rPr>
               <w:t>อยู่บ้านเลขที่</w:t>
             </w:r>
+            <w:proofErr w:type="spellEnd"/>
           </w:p>
         </w:tc>
         <w:tc>
@@ -530,9 +556,7 @@
           </w:tcPr>
           <w:p>
             <w:pPr>
-              <w:pStyle w:val="Normal"/>
-              <w:widowControl/>
-              <w:spacing w:lineRule="exact" w:line="240" w:before="140" w:after="40"/>
+              <w:spacing w:before="140" w:after="40" w:line="240" w:lineRule="exact"/>
               <w:jc w:val="center"/>
               <w:rPr>
                 <w:rFonts w:ascii="TH Sarabun New" w:hAnsi="TH Sarabun New" w:cs="TH Sarabun New"/>
@@ -542,14 +566,22 @@
             </w:pPr>
             <w:r>
               <w:rPr>
-                <w:rFonts w:eastAsia="Calibri" w:cs="TH Sarabun New" w:ascii="TH Sarabun New" w:hAnsi="TH Sarabun New"/>
-                <w:kern w:val="0"/>
-                <w:sz w:val="32"/>
-                <w:szCs w:val="32"/>
-                <w:lang w:val="en-US" w:eastAsia="en-US" w:bidi="th-TH"/>
-              </w:rPr>
-              <w:t>$vndAddress</w:t>
-            </w:r>
+                <w:rFonts w:ascii="TH Sarabun New" w:eastAsia="Calibri" w:hAnsi="TH Sarabun New" w:cs="TH Sarabun New"/>
+                <w:sz w:val="32"/>
+                <w:szCs w:val="32"/>
+              </w:rPr>
+              <w:t>$</w:t>
+            </w:r>
+            <w:proofErr w:type="spellStart"/>
+            <w:r>
+              <w:rPr>
+                <w:rFonts w:ascii="TH Sarabun New" w:eastAsia="Calibri" w:hAnsi="TH Sarabun New" w:cs="TH Sarabun New"/>
+                <w:sz w:val="32"/>
+                <w:szCs w:val="32"/>
+              </w:rPr>
+              <w:t>vndAddress</w:t>
+            </w:r>
+            <w:proofErr w:type="spellEnd"/>
           </w:p>
         </w:tc>
         <w:tc>
@@ -565,9 +597,7 @@
           </w:tcPr>
           <w:p>
             <w:pPr>
-              <w:pStyle w:val="Normal"/>
-              <w:widowControl/>
-              <w:spacing w:lineRule="exact" w:line="240" w:before="140" w:after="40"/>
+              <w:spacing w:before="140" w:after="40" w:line="240" w:lineRule="exact"/>
               <w:jc w:val="right"/>
               <w:rPr>
                 <w:rFonts w:ascii="TH Sarabun New" w:hAnsi="TH Sarabun New" w:cs="TH Sarabun New"/>
@@ -575,17 +605,16 @@
                 <w:szCs w:val="32"/>
               </w:rPr>
             </w:pPr>
-            <w:r>
-              <w:rPr>
-                <w:rFonts w:ascii="TH Sarabun New" w:hAnsi="TH Sarabun New" w:eastAsia="Calibri" w:cs="TH Sarabun New"/>
-                <w:kern w:val="0"/>
-                <w:sz w:val="32"/>
-                <w:sz w:val="32"/>
-                <w:szCs w:val="32"/>
-                <w:lang w:val="en-US" w:eastAsia="en-US" w:bidi="th-TH"/>
+            <w:proofErr w:type="spellStart"/>
+            <w:r>
+              <w:rPr>
+                <w:rFonts w:ascii="TH Sarabun New" w:eastAsia="Calibri" w:hAnsi="TH Sarabun New" w:cs="TH Sarabun New"/>
+                <w:sz w:val="32"/>
+                <w:szCs w:val="32"/>
               </w:rPr>
               <w:t>หมู่</w:t>
             </w:r>
+            <w:proofErr w:type="spellEnd"/>
           </w:p>
         </w:tc>
         <w:tc>
@@ -601,9 +630,7 @@
           </w:tcPr>
           <w:p>
             <w:pPr>
-              <w:pStyle w:val="Normal"/>
-              <w:widowControl/>
-              <w:spacing w:lineRule="exact" w:line="240" w:before="140" w:after="40"/>
+              <w:spacing w:before="140" w:after="40" w:line="240" w:lineRule="exact"/>
               <w:jc w:val="center"/>
               <w:rPr>
                 <w:rFonts w:ascii="TH Sarabun New" w:hAnsi="TH Sarabun New" w:cs="TH Sarabun New"/>
@@ -613,19 +640,26 @@
             </w:pPr>
             <w:r>
               <w:rPr>
-                <w:rFonts w:eastAsia="Calibri" w:cs="TH Sarabun New" w:ascii="TH Sarabun New" w:hAnsi="TH Sarabun New"/>
-                <w:kern w:val="0"/>
-                <w:sz w:val="32"/>
-                <w:szCs w:val="32"/>
-                <w:lang w:val="en-US" w:eastAsia="en-US" w:bidi="th-TH"/>
-              </w:rPr>
-              <w:t>$vndM</w:t>
-            </w:r>
+                <w:rFonts w:ascii="TH Sarabun New" w:eastAsia="Calibri" w:hAnsi="TH Sarabun New" w:cs="TH Sarabun New"/>
+                <w:sz w:val="32"/>
+                <w:szCs w:val="32"/>
+              </w:rPr>
+              <w:t>$</w:t>
+            </w:r>
+            <w:proofErr w:type="spellStart"/>
+            <w:r>
+              <w:rPr>
+                <w:rFonts w:ascii="TH Sarabun New" w:eastAsia="Calibri" w:hAnsi="TH Sarabun New" w:cs="TH Sarabun New"/>
+                <w:sz w:val="32"/>
+                <w:szCs w:val="32"/>
+              </w:rPr>
+              <w:t>vndM</w:t>
+            </w:r>
+            <w:proofErr w:type="spellEnd"/>
           </w:p>
         </w:tc>
       </w:tr>
       <w:tr>
-        <w:trPr/>
         <w:tc>
           <w:tcPr>
             <w:tcW w:w="625" w:type="dxa"/>
@@ -639,9 +673,7 @@
           </w:tcPr>
           <w:p>
             <w:pPr>
-              <w:pStyle w:val="Normal"/>
-              <w:widowControl/>
-              <w:spacing w:lineRule="exact" w:line="240" w:before="120" w:after="40"/>
+              <w:spacing w:before="120" w:after="40" w:line="240" w:lineRule="exact"/>
               <w:jc w:val="right"/>
               <w:rPr>
                 <w:rFonts w:ascii="TH Sarabun New" w:hAnsi="TH Sarabun New" w:cs="TH Sarabun New"/>
@@ -649,17 +681,16 @@
                 <w:szCs w:val="32"/>
               </w:rPr>
             </w:pPr>
-            <w:r>
-              <w:rPr>
-                <w:rFonts w:ascii="TH Sarabun New" w:hAnsi="TH Sarabun New" w:eastAsia="Calibri" w:cs="TH Sarabun New"/>
-                <w:kern w:val="0"/>
-                <w:sz w:val="32"/>
-                <w:sz w:val="32"/>
-                <w:szCs w:val="32"/>
-                <w:lang w:val="en-US" w:eastAsia="en-US" w:bidi="th-TH"/>
+            <w:proofErr w:type="spellStart"/>
+            <w:r>
+              <w:rPr>
+                <w:rFonts w:ascii="TH Sarabun New" w:eastAsia="Calibri" w:hAnsi="TH Sarabun New" w:cs="TH Sarabun New"/>
+                <w:sz w:val="32"/>
+                <w:szCs w:val="32"/>
               </w:rPr>
               <w:t>ถนน</w:t>
             </w:r>
+            <w:proofErr w:type="spellEnd"/>
           </w:p>
         </w:tc>
         <w:tc>
@@ -676,9 +707,7 @@
           </w:tcPr>
           <w:p>
             <w:pPr>
-              <w:pStyle w:val="Normal"/>
-              <w:widowControl/>
-              <w:spacing w:lineRule="exact" w:line="240" w:before="120" w:after="40"/>
+              <w:spacing w:before="120" w:after="40" w:line="240" w:lineRule="exact"/>
               <w:jc w:val="center"/>
               <w:rPr>
                 <w:rFonts w:ascii="TH Sarabun New" w:hAnsi="TH Sarabun New" w:cs="TH Sarabun New"/>
@@ -688,14 +717,22 @@
             </w:pPr>
             <w:r>
               <w:rPr>
-                <w:rFonts w:eastAsia="Calibri" w:cs="TH Sarabun New" w:ascii="TH Sarabun New" w:hAnsi="TH Sarabun New"/>
-                <w:kern w:val="0"/>
-                <w:sz w:val="32"/>
-                <w:szCs w:val="32"/>
-                <w:lang w:val="en-US" w:eastAsia="en-US" w:bidi="th-TH"/>
-              </w:rPr>
-              <w:t>$vndSt</w:t>
-            </w:r>
+                <w:rFonts w:ascii="TH Sarabun New" w:eastAsia="Calibri" w:hAnsi="TH Sarabun New" w:cs="TH Sarabun New"/>
+                <w:sz w:val="32"/>
+                <w:szCs w:val="32"/>
+              </w:rPr>
+              <w:t>$</w:t>
+            </w:r>
+            <w:proofErr w:type="spellStart"/>
+            <w:r>
+              <w:rPr>
+                <w:rFonts w:ascii="TH Sarabun New" w:eastAsia="Calibri" w:hAnsi="TH Sarabun New" w:cs="TH Sarabun New"/>
+                <w:sz w:val="32"/>
+                <w:szCs w:val="32"/>
+              </w:rPr>
+              <w:t>vndSt</w:t>
+            </w:r>
+            <w:proofErr w:type="spellEnd"/>
           </w:p>
         </w:tc>
         <w:tc>
@@ -711,9 +748,7 @@
           </w:tcPr>
           <w:p>
             <w:pPr>
-              <w:pStyle w:val="Normal"/>
-              <w:widowControl/>
-              <w:spacing w:lineRule="exact" w:line="240" w:before="120" w:after="40"/>
+              <w:spacing w:before="120" w:after="40" w:line="240" w:lineRule="exact"/>
               <w:jc w:val="right"/>
               <w:rPr>
                 <w:rFonts w:ascii="TH Sarabun New" w:hAnsi="TH Sarabun New" w:cs="TH Sarabun New"/>
@@ -721,38 +756,34 @@
                 <w:szCs w:val="32"/>
               </w:rPr>
             </w:pPr>
-            <w:r>
-              <w:rPr>
-                <w:rFonts w:ascii="TH Sarabun New" w:hAnsi="TH Sarabun New" w:eastAsia="Calibri" w:cs="TH Sarabun New"/>
-                <w:kern w:val="0"/>
-                <w:sz w:val="32"/>
-                <w:sz w:val="32"/>
-                <w:szCs w:val="32"/>
-                <w:lang w:val="en-US" w:eastAsia="en-US" w:bidi="th-TH"/>
+            <w:proofErr w:type="spellStart"/>
+            <w:r>
+              <w:rPr>
+                <w:rFonts w:ascii="TH Sarabun New" w:eastAsia="Calibri" w:hAnsi="TH Sarabun New" w:cs="TH Sarabun New"/>
+                <w:sz w:val="32"/>
+                <w:szCs w:val="32"/>
               </w:rPr>
               <w:t>แขวง</w:t>
             </w:r>
-            <w:r>
-              <w:rPr>
-                <w:rFonts w:eastAsia="Calibri" w:cs="TH Sarabun New" w:ascii="TH Sarabun New" w:hAnsi="TH Sarabun New"/>
-                <w:kern w:val="0"/>
-                <w:sz w:val="32"/>
-                <w:szCs w:val="32"/>
-                <w:lang w:val="en-US" w:eastAsia="en-US" w:bidi="th-TH"/>
+            <w:proofErr w:type="spellEnd"/>
+            <w:r>
+              <w:rPr>
+                <w:rFonts w:ascii="TH Sarabun New" w:eastAsia="Calibri" w:hAnsi="TH Sarabun New" w:cs="TH Sarabun New"/>
+                <w:sz w:val="32"/>
+                <w:szCs w:val="32"/>
               </w:rPr>
               <w:t>/</w:t>
             </w:r>
-            <w:r>
-              <w:rPr>
-                <w:rFonts w:ascii="TH Sarabun New" w:hAnsi="TH Sarabun New" w:eastAsia="Calibri" w:cs="TH Sarabun New"/>
-                <w:kern w:val="0"/>
-                <w:sz w:val="32"/>
-                <w:sz w:val="32"/>
-                <w:szCs w:val="32"/>
-                <w:lang w:val="en-US" w:eastAsia="en-US" w:bidi="th-TH"/>
+            <w:proofErr w:type="spellStart"/>
+            <w:r>
+              <w:rPr>
+                <w:rFonts w:ascii="TH Sarabun New" w:eastAsia="Calibri" w:hAnsi="TH Sarabun New" w:cs="TH Sarabun New"/>
+                <w:sz w:val="32"/>
+                <w:szCs w:val="32"/>
               </w:rPr>
               <w:t>ตำบล</w:t>
             </w:r>
+            <w:proofErr w:type="spellEnd"/>
           </w:p>
         </w:tc>
         <w:tc>
@@ -769,9 +800,7 @@
           </w:tcPr>
           <w:p>
             <w:pPr>
-              <w:pStyle w:val="Normal"/>
-              <w:widowControl/>
-              <w:spacing w:lineRule="exact" w:line="240" w:before="120" w:after="40"/>
+              <w:spacing w:before="120" w:after="40" w:line="240" w:lineRule="exact"/>
               <w:jc w:val="center"/>
               <w:rPr>
                 <w:rFonts w:ascii="TH Sarabun New" w:hAnsi="TH Sarabun New" w:cs="TH Sarabun New"/>
@@ -781,14 +810,22 @@
             </w:pPr>
             <w:r>
               <w:rPr>
-                <w:rFonts w:eastAsia="Calibri" w:cs="TH Sarabun New" w:ascii="TH Sarabun New" w:hAnsi="TH Sarabun New"/>
-                <w:kern w:val="0"/>
-                <w:sz w:val="32"/>
-                <w:szCs w:val="32"/>
-                <w:lang w:val="en-US" w:eastAsia="en-US" w:bidi="th-TH"/>
-              </w:rPr>
-              <w:t>$vndZone</w:t>
-            </w:r>
+                <w:rFonts w:ascii="TH Sarabun New" w:eastAsia="Calibri" w:hAnsi="TH Sarabun New" w:cs="TH Sarabun New"/>
+                <w:sz w:val="32"/>
+                <w:szCs w:val="32"/>
+              </w:rPr>
+              <w:t>$</w:t>
+            </w:r>
+            <w:proofErr w:type="spellStart"/>
+            <w:r>
+              <w:rPr>
+                <w:rFonts w:ascii="TH Sarabun New" w:eastAsia="Calibri" w:hAnsi="TH Sarabun New" w:cs="TH Sarabun New"/>
+                <w:sz w:val="32"/>
+                <w:szCs w:val="32"/>
+              </w:rPr>
+              <w:t>vndZone</w:t>
+            </w:r>
+            <w:proofErr w:type="spellEnd"/>
           </w:p>
         </w:tc>
         <w:tc>
@@ -805,9 +842,7 @@
           </w:tcPr>
           <w:p>
             <w:pPr>
-              <w:pStyle w:val="Normal"/>
-              <w:widowControl/>
-              <w:spacing w:lineRule="exact" w:line="240" w:before="120" w:after="40"/>
+              <w:spacing w:before="120" w:after="40" w:line="240" w:lineRule="exact"/>
               <w:jc w:val="right"/>
               <w:rPr>
                 <w:rFonts w:ascii="TH Sarabun New" w:hAnsi="TH Sarabun New" w:cs="TH Sarabun New"/>
@@ -815,38 +850,34 @@
                 <w:szCs w:val="32"/>
               </w:rPr>
             </w:pPr>
-            <w:r>
-              <w:rPr>
-                <w:rFonts w:ascii="TH Sarabun New" w:hAnsi="TH Sarabun New" w:eastAsia="Calibri" w:cs="TH Sarabun New"/>
-                <w:kern w:val="0"/>
-                <w:sz w:val="32"/>
-                <w:sz w:val="32"/>
-                <w:szCs w:val="32"/>
-                <w:lang w:val="en-US" w:eastAsia="en-US" w:bidi="th-TH"/>
+            <w:proofErr w:type="spellStart"/>
+            <w:r>
+              <w:rPr>
+                <w:rFonts w:ascii="TH Sarabun New" w:eastAsia="Calibri" w:hAnsi="TH Sarabun New" w:cs="TH Sarabun New"/>
+                <w:sz w:val="32"/>
+                <w:szCs w:val="32"/>
               </w:rPr>
               <w:t>เขต</w:t>
             </w:r>
-            <w:r>
-              <w:rPr>
-                <w:rFonts w:eastAsia="Calibri" w:cs="TH Sarabun New" w:ascii="TH Sarabun New" w:hAnsi="TH Sarabun New"/>
-                <w:kern w:val="0"/>
-                <w:sz w:val="32"/>
-                <w:szCs w:val="32"/>
-                <w:lang w:val="en-US" w:eastAsia="en-US" w:bidi="th-TH"/>
+            <w:proofErr w:type="spellEnd"/>
+            <w:r>
+              <w:rPr>
+                <w:rFonts w:ascii="TH Sarabun New" w:eastAsia="Calibri" w:hAnsi="TH Sarabun New" w:cs="TH Sarabun New"/>
+                <w:sz w:val="32"/>
+                <w:szCs w:val="32"/>
               </w:rPr>
               <w:t>/</w:t>
             </w:r>
-            <w:r>
-              <w:rPr>
-                <w:rFonts w:ascii="TH Sarabun New" w:hAnsi="TH Sarabun New" w:eastAsia="Calibri" w:cs="TH Sarabun New"/>
-                <w:kern w:val="0"/>
-                <w:sz w:val="32"/>
-                <w:sz w:val="32"/>
-                <w:szCs w:val="32"/>
-                <w:lang w:val="en-US" w:eastAsia="en-US" w:bidi="th-TH"/>
+            <w:proofErr w:type="spellStart"/>
+            <w:r>
+              <w:rPr>
+                <w:rFonts w:ascii="TH Sarabun New" w:eastAsia="Calibri" w:hAnsi="TH Sarabun New" w:cs="TH Sarabun New"/>
+                <w:sz w:val="32"/>
+                <w:szCs w:val="32"/>
               </w:rPr>
               <w:t>อำเภอ</w:t>
             </w:r>
+            <w:proofErr w:type="spellEnd"/>
           </w:p>
         </w:tc>
         <w:tc>
@@ -863,9 +894,7 @@
           </w:tcPr>
           <w:p>
             <w:pPr>
-              <w:pStyle w:val="Normal"/>
-              <w:widowControl/>
-              <w:spacing w:lineRule="exact" w:line="240" w:before="120" w:after="40"/>
+              <w:spacing w:before="120" w:after="40" w:line="240" w:lineRule="exact"/>
               <w:jc w:val="center"/>
               <w:rPr>
                 <w:rFonts w:ascii="TH Sarabun New" w:hAnsi="TH Sarabun New" w:cs="TH Sarabun New"/>
@@ -875,19 +904,26 @@
             </w:pPr>
             <w:r>
               <w:rPr>
-                <w:rFonts w:eastAsia="Calibri" w:cs="TH Sarabun New" w:ascii="TH Sarabun New" w:hAnsi="TH Sarabun New"/>
-                <w:kern w:val="0"/>
-                <w:sz w:val="32"/>
-                <w:szCs w:val="32"/>
-                <w:lang w:val="en-US" w:eastAsia="en-US" w:bidi="th-TH"/>
-              </w:rPr>
-              <w:t>$vndCity</w:t>
-            </w:r>
+                <w:rFonts w:ascii="TH Sarabun New" w:eastAsia="Calibri" w:hAnsi="TH Sarabun New" w:cs="TH Sarabun New"/>
+                <w:sz w:val="32"/>
+                <w:szCs w:val="32"/>
+              </w:rPr>
+              <w:t>$</w:t>
+            </w:r>
+            <w:proofErr w:type="spellStart"/>
+            <w:r>
+              <w:rPr>
+                <w:rFonts w:ascii="TH Sarabun New" w:eastAsia="Calibri" w:hAnsi="TH Sarabun New" w:cs="TH Sarabun New"/>
+                <w:sz w:val="32"/>
+                <w:szCs w:val="32"/>
+              </w:rPr>
+              <w:t>vndCity</w:t>
+            </w:r>
+            <w:proofErr w:type="spellEnd"/>
           </w:p>
         </w:tc>
       </w:tr>
       <w:tr>
-        <w:trPr/>
         <w:tc>
           <w:tcPr>
             <w:tcW w:w="804" w:type="dxa"/>
@@ -902,9 +938,7 @@
           </w:tcPr>
           <w:p>
             <w:pPr>
-              <w:pStyle w:val="Normal"/>
-              <w:widowControl/>
-              <w:spacing w:lineRule="exact" w:line="240" w:before="120" w:after="40"/>
+              <w:spacing w:before="120" w:after="40" w:line="240" w:lineRule="exact"/>
               <w:jc w:val="right"/>
               <w:rPr>
                 <w:rFonts w:ascii="TH Sarabun New" w:hAnsi="TH Sarabun New" w:cs="TH Sarabun New"/>
@@ -912,17 +946,16 @@
                 <w:szCs w:val="32"/>
               </w:rPr>
             </w:pPr>
-            <w:r>
-              <w:rPr>
-                <w:rFonts w:ascii="TH Sarabun New" w:hAnsi="TH Sarabun New" w:eastAsia="Calibri" w:cs="TH Sarabun New"/>
-                <w:kern w:val="0"/>
-                <w:sz w:val="32"/>
-                <w:sz w:val="32"/>
-                <w:szCs w:val="32"/>
-                <w:lang w:val="en-US" w:eastAsia="en-US" w:bidi="th-TH"/>
+            <w:proofErr w:type="spellStart"/>
+            <w:r>
+              <w:rPr>
+                <w:rFonts w:ascii="TH Sarabun New" w:eastAsia="Calibri" w:hAnsi="TH Sarabun New" w:cs="TH Sarabun New"/>
+                <w:sz w:val="32"/>
+                <w:szCs w:val="32"/>
               </w:rPr>
               <w:t>จังหวัด</w:t>
             </w:r>
+            <w:proofErr w:type="spellEnd"/>
           </w:p>
         </w:tc>
         <w:tc>
@@ -939,9 +972,7 @@
           </w:tcPr>
           <w:p>
             <w:pPr>
-              <w:pStyle w:val="Normal"/>
-              <w:widowControl/>
-              <w:spacing w:lineRule="exact" w:line="240" w:before="120" w:after="40"/>
+              <w:spacing w:before="120" w:after="40" w:line="240" w:lineRule="exact"/>
               <w:jc w:val="center"/>
               <w:rPr>
                 <w:rFonts w:ascii="TH Sarabun New" w:hAnsi="TH Sarabun New" w:cs="TH Sarabun New"/>
@@ -951,14 +982,22 @@
             </w:pPr>
             <w:r>
               <w:rPr>
-                <w:rFonts w:eastAsia="Calibri" w:cs="TH Sarabun New" w:ascii="TH Sarabun New" w:hAnsi="TH Sarabun New"/>
-                <w:kern w:val="0"/>
-                <w:sz w:val="32"/>
-                <w:szCs w:val="32"/>
-                <w:lang w:val="en-US" w:eastAsia="en-US" w:bidi="th-TH"/>
-              </w:rPr>
-              <w:t>$vndProv</w:t>
-            </w:r>
+                <w:rFonts w:ascii="TH Sarabun New" w:eastAsia="Calibri" w:hAnsi="TH Sarabun New" w:cs="TH Sarabun New"/>
+                <w:sz w:val="32"/>
+                <w:szCs w:val="32"/>
+              </w:rPr>
+              <w:t>$</w:t>
+            </w:r>
+            <w:proofErr w:type="spellStart"/>
+            <w:r>
+              <w:rPr>
+                <w:rFonts w:ascii="TH Sarabun New" w:eastAsia="Calibri" w:hAnsi="TH Sarabun New" w:cs="TH Sarabun New"/>
+                <w:sz w:val="32"/>
+                <w:szCs w:val="32"/>
+              </w:rPr>
+              <w:t>vndProv</w:t>
+            </w:r>
+            <w:proofErr w:type="spellEnd"/>
           </w:p>
         </w:tc>
         <w:tc>
@@ -975,9 +1014,7 @@
           </w:tcPr>
           <w:p>
             <w:pPr>
-              <w:pStyle w:val="Normal"/>
-              <w:widowControl/>
-              <w:spacing w:lineRule="exact" w:line="240" w:before="120" w:after="40"/>
+              <w:spacing w:before="120" w:after="40" w:line="240" w:lineRule="exact"/>
               <w:jc w:val="right"/>
               <w:rPr>
                 <w:rFonts w:ascii="TH Sarabun New" w:hAnsi="TH Sarabun New" w:cs="TH Sarabun New"/>
@@ -985,23 +1022,13 @@
                 <w:szCs w:val="32"/>
               </w:rPr>
             </w:pPr>
-            <w:r>
-              <w:rPr>
-                <w:rFonts w:eastAsia="Calibri" w:cs="TH Sarabun New" w:ascii="TH Sarabun New" w:hAnsi="TH Sarabun New"/>
-                <w:kern w:val="0"/>
-                <w:sz w:val="22"/>
-                <w:szCs w:val="28"/>
-                <w:lang w:val="en-US" w:eastAsia="en-US" w:bidi="th-TH"/>
-              </w:rPr>
-            </w:r>
           </w:p>
         </w:tc>
       </w:tr>
     </w:tbl>
     <w:p>
       <w:pPr>
-        <w:pStyle w:val="Normal"/>
-        <w:spacing w:lineRule="exact" w:line="240" w:before="120" w:after="40"/>
+        <w:spacing w:before="120" w:after="40" w:line="240" w:lineRule="exact"/>
         <w:rPr>
           <w:rFonts w:ascii="TH Sarabun New" w:hAnsi="TH Sarabun New" w:cs="TH Sarabun New"/>
           <w:sz w:val="10"/>
@@ -1009,29 +1036,13 @@
           <w:u w:val="dotted"/>
         </w:rPr>
       </w:pPr>
-      <w:r>
-        <w:rPr>
-          <w:rFonts w:cs="TH Sarabun New" w:ascii="TH Sarabun New" w:hAnsi="TH Sarabun New"/>
-          <w:sz w:val="10"/>
-          <w:szCs w:val="10"/>
-          <w:u w:val="dotted"/>
-        </w:rPr>
-      </w:r>
     </w:p>
     <w:tbl>
       <w:tblPr>
         <w:tblStyle w:val="TableGrid"/>
         <w:tblW w:w="9350" w:type="dxa"/>
-        <w:jc w:val="left"/>
-        <w:tblInd w:w="0" w:type="dxa"/>
         <w:tblLayout w:type="fixed"/>
-        <w:tblCellMar>
-          <w:top w:w="0" w:type="dxa"/>
-          <w:left w:w="108" w:type="dxa"/>
-          <w:bottom w:w="0" w:type="dxa"/>
-          <w:right w:w="108" w:type="dxa"/>
-        </w:tblCellMar>
-        <w:tblLook w:val="04a0" w:noVBand="1" w:noHBand="0" w:lastColumn="0" w:firstColumn="1" w:lastRow="0" w:firstRow="1"/>
+        <w:tblLook w:val="04A0" w:firstRow="1" w:lastRow="0" w:firstColumn="1" w:lastColumn="0" w:noHBand="0" w:noVBand="1"/>
       </w:tblPr>
       <w:tblGrid>
         <w:gridCol w:w="1795"/>
@@ -1039,7 +1050,6 @@
         <w:gridCol w:w="3415"/>
       </w:tblGrid>
       <w:tr>
-        <w:trPr/>
         <w:tc>
           <w:tcPr>
             <w:tcW w:w="1795" w:type="dxa"/>
@@ -1052,9 +1062,7 @@
           </w:tcPr>
           <w:p>
             <w:pPr>
-              <w:pStyle w:val="Normal"/>
-              <w:widowControl/>
-              <w:spacing w:lineRule="exact" w:line="240" w:before="120" w:after="40"/>
+              <w:spacing w:before="120" w:after="40" w:line="240" w:lineRule="exact"/>
               <w:jc w:val="right"/>
               <w:rPr>
                 <w:rFonts w:ascii="TH Sarabun New" w:hAnsi="TH Sarabun New" w:cs="TH Sarabun New"/>
@@ -1062,17 +1070,16 @@
                 <w:szCs w:val="32"/>
               </w:rPr>
             </w:pPr>
-            <w:r>
-              <w:rPr>
-                <w:rFonts w:ascii="TH Sarabun New" w:hAnsi="TH Sarabun New" w:eastAsia="Calibri" w:cs="TH Sarabun New"/>
-                <w:kern w:val="0"/>
-                <w:sz w:val="32"/>
-                <w:sz w:val="32"/>
-                <w:szCs w:val="32"/>
-                <w:lang w:val="en-US" w:eastAsia="en-US" w:bidi="th-TH"/>
+            <w:proofErr w:type="spellStart"/>
+            <w:r>
+              <w:rPr>
+                <w:rFonts w:ascii="TH Sarabun New" w:eastAsia="Calibri" w:hAnsi="TH Sarabun New" w:cs="TH Sarabun New"/>
+                <w:sz w:val="32"/>
+                <w:szCs w:val="32"/>
               </w:rPr>
               <w:t>ได้รับเงินจาก</w:t>
             </w:r>
+            <w:proofErr w:type="spellEnd"/>
           </w:p>
         </w:tc>
         <w:tc>
@@ -1087,9 +1094,7 @@
           </w:tcPr>
           <w:p>
             <w:pPr>
-              <w:pStyle w:val="Normal"/>
-              <w:widowControl/>
-              <w:spacing w:lineRule="exact" w:line="240" w:before="120" w:after="40"/>
+              <w:spacing w:before="120" w:after="40" w:line="240" w:lineRule="exact"/>
               <w:jc w:val="center"/>
               <w:rPr>
                 <w:rFonts w:ascii="TH Sarabun New" w:hAnsi="TH Sarabun New" w:cs="TH Sarabun New"/>
@@ -1099,14 +1104,12 @@
             </w:pPr>
             <w:r>
               <w:rPr>
-                <w:rFonts w:ascii="TH Sarabun New" w:hAnsi="TH Sarabun New" w:eastAsia="Calibri" w:cs="TH Sarabun New"/>
-                <w:kern w:val="0"/>
-                <w:sz w:val="32"/>
-                <w:sz w:val="32"/>
-                <w:szCs w:val="32"/>
-                <w:lang w:val="en-US" w:eastAsia="en-US" w:bidi="th-TH"/>
-              </w:rPr>
-              <w:t>บริษัท ไอพาดรา สเปซ จำกัด</w:t>
+                <w:rFonts w:ascii="TH Sarabun New" w:eastAsia="Calibri" w:hAnsi="TH Sarabun New" w:cs="TH Sarabun New" w:hint="cs"/>
+                <w:sz w:val="32"/>
+                <w:szCs w:val="32"/>
+                <w:cs/>
+              </w:rPr>
+              <w:t>เอื้ออังกูร รอดสาตรา</w:t>
             </w:r>
           </w:p>
         </w:tc>
@@ -1122,86 +1125,81 @@
           </w:tcPr>
           <w:p>
             <w:pPr>
-              <w:pStyle w:val="Normal"/>
-              <w:widowControl/>
-              <w:spacing w:lineRule="exact" w:line="240" w:before="120" w:after="40"/>
-              <w:jc w:val="left"/>
-              <w:rPr>
-                <w:rFonts w:ascii="TH Sarabun New" w:hAnsi="TH Sarabun New" w:cs="TH Sarabun New"/>
-                <w:sz w:val="32"/>
-                <w:szCs w:val="32"/>
-              </w:rPr>
-            </w:pPr>
-            <w:r>
-              <w:rPr>
-                <w:rFonts w:eastAsia="Calibri" w:cs="TH Sarabun New" w:ascii="TH Sarabun New" w:hAnsi="TH Sarabun New"/>
-                <w:kern w:val="0"/>
-                <w:sz w:val="32"/>
-                <w:szCs w:val="32"/>
-                <w:lang w:val="en-US" w:eastAsia="en-US" w:bidi="th-TH"/>
+              <w:spacing w:before="120" w:after="40" w:line="240" w:lineRule="exact"/>
+              <w:rPr>
+                <w:rFonts w:ascii="TH Sarabun New" w:hAnsi="TH Sarabun New" w:cs="TH Sarabun New"/>
+                <w:sz w:val="32"/>
+                <w:szCs w:val="32"/>
+              </w:rPr>
+            </w:pPr>
+            <w:r>
+              <w:rPr>
+                <w:rFonts w:ascii="TH Sarabun New" w:eastAsia="Calibri" w:hAnsi="TH Sarabun New" w:cs="TH Sarabun New"/>
+                <w:sz w:val="32"/>
+                <w:szCs w:val="32"/>
               </w:rPr>
               <w:t>(</w:t>
             </w:r>
-            <w:r>
-              <w:rPr>
-                <w:rFonts w:ascii="TH Sarabun New" w:hAnsi="TH Sarabun New" w:eastAsia="Calibri" w:cs="TH Sarabun New"/>
-                <w:kern w:val="0"/>
-                <w:sz w:val="32"/>
-                <w:sz w:val="32"/>
-                <w:szCs w:val="32"/>
-                <w:lang w:val="en-US" w:eastAsia="en-US" w:bidi="th-TH"/>
-              </w:rPr>
-              <w:t xml:space="preserve">ผู้ซื้อ </w:t>
-            </w:r>
-            <w:r>
-              <w:rPr>
-                <w:rFonts w:eastAsia="Calibri" w:cs="TH Sarabun New" w:ascii="TH Sarabun New" w:hAnsi="TH Sarabun New"/>
-                <w:kern w:val="0"/>
-                <w:sz w:val="32"/>
-                <w:szCs w:val="32"/>
-                <w:lang w:val="en-US" w:eastAsia="en-US" w:bidi="th-TH"/>
+            <w:proofErr w:type="spellStart"/>
+            <w:r>
+              <w:rPr>
+                <w:rFonts w:ascii="TH Sarabun New" w:eastAsia="Calibri" w:hAnsi="TH Sarabun New" w:cs="TH Sarabun New"/>
+                <w:sz w:val="32"/>
+                <w:szCs w:val="32"/>
+              </w:rPr>
+              <w:t>ผู้ซื้อ</w:t>
+            </w:r>
+            <w:proofErr w:type="spellEnd"/>
+            <w:r>
+              <w:rPr>
+                <w:rFonts w:ascii="TH Sarabun New" w:eastAsia="Calibri" w:hAnsi="TH Sarabun New" w:cs="TH Sarabun New"/>
+                <w:sz w:val="32"/>
+                <w:szCs w:val="32"/>
+              </w:rPr>
+              <w:t xml:space="preserve"> </w:t>
+            </w:r>
+            <w:r>
+              <w:rPr>
+                <w:rFonts w:ascii="TH Sarabun New" w:eastAsia="Calibri" w:hAnsi="TH Sarabun New" w:cs="TH Sarabun New"/>
+                <w:sz w:val="32"/>
+                <w:szCs w:val="32"/>
               </w:rPr>
               <w:t xml:space="preserve">/ </w:t>
             </w:r>
-            <w:r>
-              <w:rPr>
-                <w:rFonts w:ascii="TH Sarabun New" w:hAnsi="TH Sarabun New" w:eastAsia="Calibri" w:cs="TH Sarabun New"/>
-                <w:kern w:val="0"/>
-                <w:sz w:val="32"/>
-                <w:sz w:val="32"/>
-                <w:szCs w:val="32"/>
-                <w:lang w:val="en-US" w:eastAsia="en-US" w:bidi="th-TH"/>
+            <w:proofErr w:type="spellStart"/>
+            <w:r>
+              <w:rPr>
+                <w:rFonts w:ascii="TH Sarabun New" w:eastAsia="Calibri" w:hAnsi="TH Sarabun New" w:cs="TH Sarabun New"/>
+                <w:sz w:val="32"/>
+                <w:szCs w:val="32"/>
               </w:rPr>
               <w:t>ผู้รับบริการ</w:t>
             </w:r>
-            <w:r>
-              <w:rPr>
-                <w:rFonts w:eastAsia="Calibri" w:cs="TH Sarabun New" w:ascii="TH Sarabun New" w:hAnsi="TH Sarabun New"/>
-                <w:kern w:val="0"/>
-                <w:sz w:val="32"/>
-                <w:szCs w:val="32"/>
-                <w:lang w:val="en-US" w:eastAsia="en-US" w:bidi="th-TH"/>
+            <w:proofErr w:type="spellEnd"/>
+            <w:r>
+              <w:rPr>
+                <w:rFonts w:ascii="TH Sarabun New" w:eastAsia="Calibri" w:hAnsi="TH Sarabun New" w:cs="TH Sarabun New"/>
+                <w:sz w:val="32"/>
+                <w:szCs w:val="32"/>
               </w:rPr>
               <w:t xml:space="preserve">) </w:t>
             </w:r>
-            <w:r>
-              <w:rPr>
-                <w:rFonts w:ascii="TH Sarabun New" w:hAnsi="TH Sarabun New" w:eastAsia="Calibri" w:cs="TH Sarabun New"/>
-                <w:kern w:val="0"/>
-                <w:sz w:val="32"/>
-                <w:sz w:val="32"/>
-                <w:szCs w:val="32"/>
-                <w:lang w:val="en-US" w:eastAsia="en-US" w:bidi="th-TH"/>
+            <w:proofErr w:type="spellStart"/>
+            <w:r>
+              <w:rPr>
+                <w:rFonts w:ascii="TH Sarabun New" w:eastAsia="Calibri" w:hAnsi="TH Sarabun New" w:cs="TH Sarabun New"/>
+                <w:sz w:val="32"/>
+                <w:szCs w:val="32"/>
               </w:rPr>
               <w:t>ดังรายการต่อไปนี้</w:t>
             </w:r>
+            <w:proofErr w:type="spellEnd"/>
           </w:p>
         </w:tc>
       </w:tr>
     </w:tbl>
     <w:p>
       <w:pPr>
-        <w:pStyle w:val="Normal"/>
         <w:rPr>
           <w:rFonts w:ascii="TH Sarabun New" w:hAnsi="TH Sarabun New" w:cs="TH Sarabun New"/>
           <w:sz w:val="12"/>
@@ -1209,29 +1207,13 @@
           <w:u w:val="dotted"/>
         </w:rPr>
       </w:pPr>
-      <w:r>
-        <w:rPr>
-          <w:rFonts w:cs="TH Sarabun New" w:ascii="TH Sarabun New" w:hAnsi="TH Sarabun New"/>
-          <w:sz w:val="12"/>
-          <w:szCs w:val="12"/>
-          <w:u w:val="dotted"/>
-        </w:rPr>
-      </w:r>
     </w:p>
     <w:tbl>
       <w:tblPr>
         <w:tblStyle w:val="TableGrid"/>
         <w:tblW w:w="9431" w:type="dxa"/>
-        <w:jc w:val="left"/>
-        <w:tblInd w:w="0" w:type="dxa"/>
         <w:tblLayout w:type="fixed"/>
-        <w:tblCellMar>
-          <w:top w:w="0" w:type="dxa"/>
-          <w:left w:w="108" w:type="dxa"/>
-          <w:bottom w:w="0" w:type="dxa"/>
-          <w:right w:w="108" w:type="dxa"/>
-        </w:tblCellMar>
-        <w:tblLook w:val="04a0" w:noVBand="1" w:noHBand="0" w:lastColumn="0" w:firstColumn="1" w:lastRow="0" w:firstRow="1"/>
+        <w:tblLook w:val="04A0" w:firstRow="1" w:lastRow="0" w:firstColumn="1" w:lastColumn="0" w:noHBand="0" w:noVBand="1"/>
       </w:tblPr>
       <w:tblGrid>
         <w:gridCol w:w="5927"/>
@@ -1240,226 +1222,179 @@
       </w:tblGrid>
       <w:tr>
         <w:trPr>
-          <w:trHeight w:val="467" w:hRule="atLeast"/>
+          <w:trHeight w:val="467"/>
         </w:trPr>
         <w:tc>
           <w:tcPr>
             <w:tcW w:w="5927" w:type="dxa"/>
             <w:vMerge w:val="restart"/>
-            <w:tcBorders/>
-          </w:tcPr>
-          <w:p>
-            <w:pPr>
-              <w:pStyle w:val="Normal"/>
-              <w:widowControl/>
-              <w:spacing w:lineRule="exact" w:line="240" w:before="240" w:after="60"/>
+          </w:tcPr>
+          <w:p>
+            <w:pPr>
+              <w:spacing w:before="240" w:after="60" w:line="240" w:lineRule="exact"/>
               <w:jc w:val="center"/>
               <w:rPr>
                 <w:rFonts w:ascii="TH Sarabun New" w:hAnsi="TH Sarabun New" w:cs="TH Sarabun New"/>
-                <w:b/>
                 <w:b/>
                 <w:bCs/>
                 <w:sz w:val="32"/>
                 <w:szCs w:val="32"/>
               </w:rPr>
             </w:pPr>
-            <w:r>
-              <w:rPr>
-                <w:rFonts w:ascii="TH Sarabun New" w:hAnsi="TH Sarabun New" w:eastAsia="Calibri" w:cs="TH Sarabun New"/>
-                <w:b/>
+            <w:proofErr w:type="spellStart"/>
+            <w:r>
+              <w:rPr>
+                <w:rFonts w:ascii="TH Sarabun New" w:eastAsia="Calibri" w:hAnsi="TH Sarabun New" w:cs="TH Sarabun New"/>
                 <w:b/>
                 <w:bCs/>
-                <w:kern w:val="0"/>
-                <w:sz w:val="32"/>
-                <w:sz w:val="32"/>
-                <w:szCs w:val="32"/>
-                <w:lang w:val="en-US" w:eastAsia="en-US" w:bidi="th-TH"/>
+                <w:sz w:val="32"/>
+                <w:szCs w:val="32"/>
               </w:rPr>
               <w:t>รายการ</w:t>
             </w:r>
+            <w:proofErr w:type="spellEnd"/>
           </w:p>
         </w:tc>
         <w:tc>
           <w:tcPr>
             <w:tcW w:w="3504" w:type="dxa"/>
             <w:gridSpan w:val="2"/>
-            <w:tcBorders/>
-          </w:tcPr>
-          <w:p>
-            <w:pPr>
-              <w:pStyle w:val="Normal"/>
-              <w:widowControl/>
-              <w:spacing w:lineRule="exact" w:line="240" w:before="100" w:after="60"/>
+          </w:tcPr>
+          <w:p>
+            <w:pPr>
+              <w:spacing w:before="100" w:after="60" w:line="240" w:lineRule="exact"/>
               <w:jc w:val="center"/>
               <w:rPr>
                 <w:rFonts w:ascii="TH Sarabun New" w:hAnsi="TH Sarabun New" w:cs="TH Sarabun New"/>
-                <w:b/>
                 <w:b/>
                 <w:bCs/>
                 <w:sz w:val="32"/>
                 <w:szCs w:val="32"/>
               </w:rPr>
             </w:pPr>
-            <w:r>
-              <w:rPr>
-                <w:rFonts w:ascii="TH Sarabun New" w:hAnsi="TH Sarabun New" w:eastAsia="Calibri" w:cs="TH Sarabun New"/>
-                <w:b/>
+            <w:proofErr w:type="spellStart"/>
+            <w:r>
+              <w:rPr>
+                <w:rFonts w:ascii="TH Sarabun New" w:eastAsia="Calibri" w:hAnsi="TH Sarabun New" w:cs="TH Sarabun New"/>
                 <w:b/>
                 <w:bCs/>
-                <w:kern w:val="0"/>
-                <w:sz w:val="32"/>
-                <w:sz w:val="32"/>
-                <w:szCs w:val="32"/>
-                <w:lang w:val="en-US" w:eastAsia="en-US" w:bidi="th-TH"/>
+                <w:sz w:val="32"/>
+                <w:szCs w:val="32"/>
               </w:rPr>
               <w:t>จำนวนเงิน</w:t>
             </w:r>
+            <w:proofErr w:type="spellEnd"/>
           </w:p>
         </w:tc>
       </w:tr>
       <w:tr>
         <w:trPr>
-          <w:trHeight w:val="440" w:hRule="atLeast"/>
+          <w:trHeight w:val="440"/>
         </w:trPr>
         <w:tc>
           <w:tcPr>
             <w:tcW w:w="5927" w:type="dxa"/>
-            <w:vMerge w:val="continue"/>
-            <w:tcBorders/>
-          </w:tcPr>
-          <w:p>
-            <w:pPr>
-              <w:pStyle w:val="Normal"/>
-              <w:widowControl/>
-              <w:spacing w:lineRule="exact" w:line="240" w:before="60" w:after="60"/>
+            <w:vMerge/>
+          </w:tcPr>
+          <w:p>
+            <w:pPr>
+              <w:spacing w:before="60" w:after="60" w:line="240" w:lineRule="exact"/>
               <w:jc w:val="center"/>
               <w:rPr>
                 <w:rFonts w:ascii="TH Sarabun New" w:hAnsi="TH Sarabun New" w:cs="TH Sarabun New"/>
-                <w:b/>
                 <w:b/>
                 <w:bCs/>
                 <w:sz w:val="32"/>
                 <w:szCs w:val="32"/>
               </w:rPr>
             </w:pPr>
-            <w:r>
-              <w:rPr>
-                <w:rFonts w:eastAsia="Calibri" w:cs="TH Sarabun New" w:ascii="TH Sarabun New" w:hAnsi="TH Sarabun New"/>
+          </w:p>
+        </w:tc>
+        <w:tc>
+          <w:tcPr>
+            <w:tcW w:w="1758" w:type="dxa"/>
+          </w:tcPr>
+          <w:p>
+            <w:pPr>
+              <w:spacing w:before="100" w:after="60" w:line="240" w:lineRule="exact"/>
+              <w:jc w:val="center"/>
+              <w:rPr>
+                <w:rFonts w:ascii="TH Sarabun New" w:hAnsi="TH Sarabun New" w:cs="TH Sarabun New"/>
                 <w:b/>
                 <w:bCs/>
-                <w:kern w:val="0"/>
-                <w:sz w:val="22"/>
-                <w:szCs w:val="28"/>
-                <w:lang w:val="en-US" w:eastAsia="en-US" w:bidi="th-TH"/>
-              </w:rPr>
-            </w:r>
-          </w:p>
-        </w:tc>
-        <w:tc>
-          <w:tcPr>
-            <w:tcW w:w="1758" w:type="dxa"/>
-            <w:tcBorders/>
-          </w:tcPr>
-          <w:p>
-            <w:pPr>
-              <w:pStyle w:val="Normal"/>
-              <w:widowControl/>
-              <w:spacing w:lineRule="exact" w:line="240" w:before="100" w:after="60"/>
-              <w:jc w:val="center"/>
-              <w:rPr>
-                <w:rFonts w:ascii="TH Sarabun New" w:hAnsi="TH Sarabun New" w:cs="TH Sarabun New"/>
-                <w:b/>
+                <w:sz w:val="32"/>
+                <w:szCs w:val="32"/>
+              </w:rPr>
+            </w:pPr>
+            <w:proofErr w:type="spellStart"/>
+            <w:r>
+              <w:rPr>
+                <w:rFonts w:ascii="TH Sarabun New" w:eastAsia="Calibri" w:hAnsi="TH Sarabun New" w:cs="TH Sarabun New"/>
                 <w:b/>
                 <w:bCs/>
                 <w:sz w:val="32"/>
                 <w:szCs w:val="32"/>
               </w:rPr>
-            </w:pPr>
-            <w:r>
-              <w:rPr>
-                <w:rFonts w:ascii="TH Sarabun New" w:hAnsi="TH Sarabun New" w:eastAsia="Calibri" w:cs="TH Sarabun New"/>
-                <w:b/>
+              <w:t>บาท</w:t>
+            </w:r>
+            <w:proofErr w:type="spellEnd"/>
+          </w:p>
+        </w:tc>
+        <w:tc>
+          <w:tcPr>
+            <w:tcW w:w="1746" w:type="dxa"/>
+          </w:tcPr>
+          <w:p>
+            <w:pPr>
+              <w:spacing w:before="100" w:after="60" w:line="240" w:lineRule="exact"/>
+              <w:jc w:val="center"/>
+              <w:rPr>
+                <w:rFonts w:ascii="TH Sarabun New" w:hAnsi="TH Sarabun New" w:cs="TH Sarabun New"/>
                 <w:b/>
                 <w:bCs/>
-                <w:kern w:val="0"/>
-                <w:sz w:val="32"/>
-                <w:sz w:val="32"/>
-                <w:szCs w:val="32"/>
-                <w:lang w:val="en-US" w:eastAsia="en-US" w:bidi="th-TH"/>
-              </w:rPr>
-              <w:t>บาท</w:t>
-            </w:r>
-          </w:p>
-        </w:tc>
-        <w:tc>
-          <w:tcPr>
-            <w:tcW w:w="1746" w:type="dxa"/>
-            <w:tcBorders/>
-          </w:tcPr>
-          <w:p>
-            <w:pPr>
-              <w:pStyle w:val="Normal"/>
-              <w:widowControl/>
-              <w:spacing w:lineRule="exact" w:line="240" w:before="100" w:after="60"/>
-              <w:jc w:val="center"/>
-              <w:rPr>
-                <w:rFonts w:ascii="TH Sarabun New" w:hAnsi="TH Sarabun New" w:cs="TH Sarabun New"/>
-                <w:b/>
+                <w:sz w:val="32"/>
+                <w:szCs w:val="32"/>
+              </w:rPr>
+            </w:pPr>
+            <w:proofErr w:type="spellStart"/>
+            <w:r>
+              <w:rPr>
+                <w:rFonts w:ascii="TH Sarabun New" w:eastAsia="Calibri" w:hAnsi="TH Sarabun New" w:cs="TH Sarabun New"/>
                 <w:b/>
                 <w:bCs/>
                 <w:sz w:val="32"/>
                 <w:szCs w:val="32"/>
               </w:rPr>
-            </w:pPr>
-            <w:r>
-              <w:rPr>
-                <w:rFonts w:ascii="TH Sarabun New" w:hAnsi="TH Sarabun New" w:eastAsia="Calibri" w:cs="TH Sarabun New"/>
-                <w:b/>
+              <w:t>ส</w:t>
+            </w:r>
+            <w:r>
+              <w:rPr>
+                <w:rFonts w:ascii="TH Sarabun New" w:eastAsia="Calibri" w:hAnsi="TH Sarabun New" w:cs="TH Sarabun New"/>
                 <w:b/>
                 <w:bCs/>
-                <w:kern w:val="0"/>
-                <w:sz w:val="32"/>
-                <w:sz w:val="32"/>
-                <w:szCs w:val="32"/>
-                <w:lang w:val="en-US" w:eastAsia="en-US" w:bidi="th-TH"/>
-              </w:rPr>
-              <w:t>ส</w:t>
-            </w:r>
-            <w:r>
-              <w:rPr>
-                <w:rFonts w:eastAsia="Calibri" w:cs="TH Sarabun New" w:ascii="TH Sarabun New" w:hAnsi="TH Sarabun New"/>
+                <w:sz w:val="32"/>
+                <w:szCs w:val="32"/>
+              </w:rPr>
+              <w:t>.</w:t>
+            </w:r>
+            <w:r>
+              <w:rPr>
+                <w:rFonts w:ascii="TH Sarabun New" w:eastAsia="Calibri" w:hAnsi="TH Sarabun New" w:cs="TH Sarabun New"/>
                 <w:b/>
                 <w:bCs/>
-                <w:kern w:val="0"/>
-                <w:sz w:val="32"/>
-                <w:szCs w:val="32"/>
-                <w:lang w:val="en-US" w:eastAsia="en-US" w:bidi="th-TH"/>
-              </w:rPr>
-              <w:t>.</w:t>
-            </w:r>
-            <w:r>
-              <w:rPr>
-                <w:rFonts w:ascii="TH Sarabun New" w:hAnsi="TH Sarabun New" w:eastAsia="Calibri" w:cs="TH Sarabun New"/>
-                <w:b/>
+                <w:sz w:val="32"/>
+                <w:szCs w:val="32"/>
+              </w:rPr>
+              <w:t>ต</w:t>
+            </w:r>
+            <w:proofErr w:type="spellEnd"/>
+            <w:r>
+              <w:rPr>
+                <w:rFonts w:ascii="TH Sarabun New" w:eastAsia="Calibri" w:hAnsi="TH Sarabun New" w:cs="TH Sarabun New"/>
                 <w:b/>
                 <w:bCs/>
-                <w:kern w:val="0"/>
-                <w:sz w:val="32"/>
-                <w:sz w:val="32"/>
-                <w:szCs w:val="32"/>
-                <w:lang w:val="en-US" w:eastAsia="en-US" w:bidi="th-TH"/>
-              </w:rPr>
-              <w:t>ต</w:t>
-            </w:r>
-            <w:r>
-              <w:rPr>
-                <w:rFonts w:eastAsia="Calibri" w:cs="TH Sarabun New" w:ascii="TH Sarabun New" w:hAnsi="TH Sarabun New"/>
-                <w:b/>
-                <w:bCs/>
-                <w:kern w:val="0"/>
-                <w:sz w:val="32"/>
-                <w:szCs w:val="32"/>
-                <w:lang w:val="en-US" w:eastAsia="en-US" w:bidi="th-TH"/>
+                <w:sz w:val="32"/>
+                <w:szCs w:val="32"/>
               </w:rPr>
               <w:t>.</w:t>
             </w:r>
@@ -1468,47 +1403,56 @@
       </w:tr>
       <w:tr>
         <w:trPr>
-          <w:trHeight w:val="350" w:hRule="atLeast"/>
+          <w:trHeight w:val="350"/>
         </w:trPr>
         <w:tc>
           <w:tcPr>
             <w:tcW w:w="5927" w:type="dxa"/>
-            <w:tcBorders/>
-          </w:tcPr>
-          <w:p>
-            <w:pPr>
-              <w:pStyle w:val="Normal"/>
-              <w:widowControl/>
-              <w:spacing w:lineRule="auto" w:line="240" w:beforeAutospacing="1" w:after="0"/>
-              <w:jc w:val="left"/>
-              <w:rPr>
-                <w:rFonts w:ascii="TH Sarabun New" w:hAnsi="TH Sarabun New" w:cs="TH Sarabun New"/>
-                <w:sz w:val="32"/>
-                <w:szCs w:val="32"/>
-              </w:rPr>
-            </w:pPr>
-            <w:r>
-              <w:rPr>
-                <w:rFonts w:eastAsia="Calibri" w:cs="TH Sarabun New" w:ascii="TH Sarabun New" w:hAnsi="TH Sarabun New"/>
-                <w:kern w:val="0"/>
-                <w:sz w:val="32"/>
-                <w:szCs w:val="32"/>
-                <w:lang w:val="en-US" w:eastAsia="en-US" w:bidi="th-TH"/>
-              </w:rPr>
-              <w:t>$desc[0]</w:t>
+          </w:tcPr>
+          <w:p>
+            <w:pPr>
+              <w:spacing w:beforeAutospacing="1" w:after="0" w:line="240" w:lineRule="auto"/>
+              <w:rPr>
+                <w:rFonts w:ascii="TH Sarabun New" w:hAnsi="TH Sarabun New" w:cs="TH Sarabun New"/>
+                <w:sz w:val="32"/>
+                <w:szCs w:val="32"/>
+              </w:rPr>
+            </w:pPr>
+            <w:r>
+              <w:rPr>
+                <w:rFonts w:ascii="TH Sarabun New" w:eastAsia="Calibri" w:hAnsi="TH Sarabun New" w:cs="TH Sarabun New"/>
+                <w:sz w:val="32"/>
+                <w:szCs w:val="32"/>
+              </w:rPr>
+              <w:t>$</w:t>
+            </w:r>
+            <w:proofErr w:type="gramStart"/>
+            <w:r>
+              <w:rPr>
+                <w:rFonts w:ascii="TH Sarabun New" w:eastAsia="Calibri" w:hAnsi="TH Sarabun New" w:cs="TH Sarabun New"/>
+                <w:sz w:val="32"/>
+                <w:szCs w:val="32"/>
+              </w:rPr>
+              <w:t>desc[</w:t>
+            </w:r>
+            <w:proofErr w:type="gramEnd"/>
+            <w:r>
+              <w:rPr>
+                <w:rFonts w:ascii="TH Sarabun New" w:eastAsia="Calibri" w:hAnsi="TH Sarabun New" w:cs="TH Sarabun New"/>
+                <w:sz w:val="32"/>
+                <w:szCs w:val="32"/>
+              </w:rPr>
+              <w:t>0]</w:t>
             </w:r>
           </w:p>
         </w:tc>
         <w:tc>
           <w:tcPr>
             <w:tcW w:w="1758" w:type="dxa"/>
-            <w:tcBorders/>
-          </w:tcPr>
-          <w:p>
-            <w:pPr>
-              <w:pStyle w:val="Normal"/>
-              <w:widowControl/>
-              <w:spacing w:lineRule="auto" w:line="240" w:beforeAutospacing="1" w:after="0"/>
+          </w:tcPr>
+          <w:p>
+            <w:pPr>
+              <w:spacing w:beforeAutospacing="1" w:after="0" w:line="240" w:lineRule="auto"/>
               <w:jc w:val="center"/>
               <w:rPr>
                 <w:rFonts w:ascii="TH Sarabun New" w:hAnsi="TH Sarabun New" w:cs="TH Sarabun New"/>
@@ -1518,26 +1462,49 @@
             </w:pPr>
             <w:r>
               <w:rPr>
-                <w:rFonts w:eastAsia="Calibri" w:cs="TH Sarabun New" w:ascii="TH Sarabun New" w:hAnsi="TH Sarabun New"/>
-                <w:kern w:val="0"/>
-                <w:sz w:val="32"/>
-                <w:szCs w:val="32"/>
-                <w:lang w:val="en-US" w:eastAsia="en-US" w:bidi="th-TH"/>
-              </w:rPr>
-              <w:t>$amountF[0]</w:t>
+                <w:rFonts w:ascii="TH Sarabun New" w:eastAsia="Calibri" w:hAnsi="TH Sarabun New" w:cs="TH Sarabun New"/>
+                <w:sz w:val="32"/>
+                <w:szCs w:val="32"/>
+              </w:rPr>
+              <w:t>$</w:t>
+            </w:r>
+            <w:proofErr w:type="spellStart"/>
+            <w:proofErr w:type="gramStart"/>
+            <w:r>
+              <w:rPr>
+                <w:rFonts w:ascii="TH Sarabun New" w:eastAsia="Calibri" w:hAnsi="TH Sarabun New" w:cs="TH Sarabun New"/>
+                <w:sz w:val="32"/>
+                <w:szCs w:val="32"/>
+              </w:rPr>
+              <w:t>amountF</w:t>
+            </w:r>
+            <w:proofErr w:type="spellEnd"/>
+            <w:r>
+              <w:rPr>
+                <w:rFonts w:ascii="TH Sarabun New" w:eastAsia="Calibri" w:hAnsi="TH Sarabun New" w:cs="TH Sarabun New"/>
+                <w:sz w:val="32"/>
+                <w:szCs w:val="32"/>
+              </w:rPr>
+              <w:t>[</w:t>
+            </w:r>
+            <w:proofErr w:type="gramEnd"/>
+            <w:r>
+              <w:rPr>
+                <w:rFonts w:ascii="TH Sarabun New" w:eastAsia="Calibri" w:hAnsi="TH Sarabun New" w:cs="TH Sarabun New"/>
+                <w:sz w:val="32"/>
+                <w:szCs w:val="32"/>
+              </w:rPr>
+              <w:t>0]</w:t>
             </w:r>
           </w:p>
         </w:tc>
         <w:tc>
           <w:tcPr>
             <w:tcW w:w="1746" w:type="dxa"/>
-            <w:tcBorders/>
-          </w:tcPr>
-          <w:p>
-            <w:pPr>
-              <w:pStyle w:val="Normal"/>
-              <w:widowControl/>
-              <w:spacing w:lineRule="auto" w:line="240" w:beforeAutospacing="1" w:after="0"/>
+          </w:tcPr>
+          <w:p>
+            <w:pPr>
+              <w:spacing w:beforeAutospacing="1" w:after="0" w:line="240" w:lineRule="auto"/>
               <w:jc w:val="center"/>
               <w:rPr>
                 <w:rFonts w:ascii="TH Sarabun New" w:hAnsi="TH Sarabun New" w:cs="TH Sarabun New"/>
@@ -1547,20 +1514,46 @@
             </w:pPr>
             <w:r>
               <w:rPr>
-                <w:rFonts w:eastAsia="Calibri" w:cs="TH Sarabun New" w:ascii="TH Sarabun New" w:hAnsi="TH Sarabun New"/>
-                <w:kern w:val="0"/>
-                <w:sz w:val="32"/>
-                <w:szCs w:val="32"/>
-                <w:lang w:val="en-US" w:eastAsia="en-US" w:bidi="th-TH"/>
-              </w:rPr>
-              <w:t>$amountSt[0]</w:t>
+                <w:rFonts w:ascii="TH Sarabun New" w:eastAsia="Calibri" w:hAnsi="TH Sarabun New" w:cs="TH Sarabun New"/>
+                <w:sz w:val="32"/>
+                <w:szCs w:val="32"/>
+              </w:rPr>
+              <w:t>$</w:t>
+            </w:r>
+            <w:proofErr w:type="spellStart"/>
+            <w:proofErr w:type="gramStart"/>
+            <w:r>
+              <w:rPr>
+                <w:rFonts w:ascii="TH Sarabun New" w:eastAsia="Calibri" w:hAnsi="TH Sarabun New" w:cs="TH Sarabun New"/>
+                <w:sz w:val="32"/>
+                <w:szCs w:val="32"/>
+              </w:rPr>
+              <w:t>amountSt</w:t>
+            </w:r>
+            <w:proofErr w:type="spellEnd"/>
+            <w:r>
+              <w:rPr>
+                <w:rFonts w:ascii="TH Sarabun New" w:eastAsia="Calibri" w:hAnsi="TH Sarabun New" w:cs="TH Sarabun New"/>
+                <w:sz w:val="32"/>
+                <w:szCs w:val="32"/>
+              </w:rPr>
+              <w:t>[</w:t>
+            </w:r>
+            <w:proofErr w:type="gramEnd"/>
+            <w:r>
+              <w:rPr>
+                <w:rFonts w:ascii="TH Sarabun New" w:eastAsia="Calibri" w:hAnsi="TH Sarabun New" w:cs="TH Sarabun New"/>
+                <w:sz w:val="32"/>
+                <w:szCs w:val="32"/>
+              </w:rPr>
+              <w:t>0]</w:t>
             </w:r>
           </w:p>
         </w:tc>
       </w:tr>
       <w:tr>
         <w:trPr>
-          <w:trHeight w:val="669" w:hRule="atLeast"/>
+          <w:trHeight w:val="669"/>
         </w:trPr>
         <w:tc>
           <w:tcPr>
@@ -1572,49 +1565,40 @@
           </w:tcPr>
           <w:p>
             <w:pPr>
-              <w:pStyle w:val="Normal"/>
-              <w:widowControl/>
-              <w:spacing w:lineRule="auto" w:line="240" w:before="120" w:after="0"/>
+              <w:spacing w:before="120" w:after="0" w:line="240" w:lineRule="auto"/>
               <w:jc w:val="center"/>
               <w:rPr>
                 <w:rFonts w:ascii="TH Sarabun New" w:hAnsi="TH Sarabun New" w:cs="TH Sarabun New"/>
-                <w:b/>
                 <w:b/>
                 <w:bCs/>
                 <w:sz w:val="32"/>
                 <w:szCs w:val="32"/>
               </w:rPr>
             </w:pPr>
-            <w:r>
-              <w:rPr>
-                <w:rFonts w:ascii="TH Sarabun New" w:hAnsi="TH Sarabun New" w:eastAsia="Calibri" w:cs="TH Sarabun New"/>
-                <w:b/>
+            <w:proofErr w:type="spellStart"/>
+            <w:r>
+              <w:rPr>
+                <w:rFonts w:ascii="TH Sarabun New" w:eastAsia="Calibri" w:hAnsi="TH Sarabun New" w:cs="TH Sarabun New"/>
                 <w:b/>
                 <w:bCs/>
-                <w:kern w:val="0"/>
-                <w:sz w:val="32"/>
-                <w:sz w:val="32"/>
-                <w:szCs w:val="32"/>
-                <w:lang w:val="en-US" w:eastAsia="en-US" w:bidi="th-TH"/>
+                <w:sz w:val="32"/>
+                <w:szCs w:val="32"/>
               </w:rPr>
               <w:t>รวมเป็นเงิน</w:t>
             </w:r>
+            <w:proofErr w:type="spellEnd"/>
           </w:p>
         </w:tc>
         <w:tc>
           <w:tcPr>
             <w:tcW w:w="1758" w:type="dxa"/>
-            <w:tcBorders/>
-          </w:tcPr>
-          <w:p>
-            <w:pPr>
-              <w:pStyle w:val="Normal"/>
-              <w:widowControl/>
-              <w:spacing w:lineRule="auto" w:line="240" w:before="120" w:after="0"/>
+          </w:tcPr>
+          <w:p>
+            <w:pPr>
+              <w:spacing w:before="120" w:after="0" w:line="240" w:lineRule="auto"/>
               <w:jc w:val="center"/>
               <w:rPr>
                 <w:rFonts w:ascii="TH Sarabun New" w:hAnsi="TH Sarabun New" w:cs="TH Sarabun New"/>
-                <w:b/>
                 <w:b/>
                 <w:bCs/>
                 <w:sz w:val="32"/>
@@ -1623,54 +1607,70 @@
             </w:pPr>
             <w:r>
               <w:rPr>
-                <w:rFonts w:eastAsia="Calibri" w:cs="TH Sarabun New" w:ascii="TH Sarabun New" w:hAnsi="TH Sarabun New"/>
+                <w:rFonts w:ascii="TH Sarabun New" w:eastAsia="Calibri" w:hAnsi="TH Sarabun New" w:cs="TH Sarabun New"/>
                 <w:b/>
                 <w:bCs/>
-                <w:kern w:val="0"/>
-                <w:sz w:val="32"/>
-                <w:szCs w:val="32"/>
-                <w:lang w:val="en-US" w:eastAsia="en-US" w:bidi="th-TH"/>
-              </w:rPr>
-              <w:t>$intSumFTotal</w:t>
-            </w:r>
-          </w:p>
-        </w:tc>
-        <w:tc>
-          <w:tcPr>
-            <w:tcW w:w="1746" w:type="dxa"/>
-            <w:tcBorders/>
-          </w:tcPr>
-          <w:p>
-            <w:pPr>
-              <w:pStyle w:val="Normal"/>
-              <w:widowControl/>
-              <w:spacing w:lineRule="auto" w:line="240" w:before="120" w:after="0"/>
-              <w:jc w:val="center"/>
-              <w:rPr>
-                <w:rFonts w:ascii="TH Sarabun New" w:hAnsi="TH Sarabun New" w:cs="TH Sarabun New"/>
-                <w:sz w:val="32"/>
-                <w:szCs w:val="32"/>
-              </w:rPr>
-            </w:pPr>
-            <w:r>
-              <w:rPr>
-                <w:rFonts w:eastAsia="Calibri" w:cs="TH Sarabun New" w:ascii="TH Sarabun New" w:hAnsi="TH Sarabun New"/>
+                <w:sz w:val="32"/>
+                <w:szCs w:val="32"/>
+              </w:rPr>
+              <w:t>$</w:t>
+            </w:r>
+            <w:proofErr w:type="spellStart"/>
+            <w:r>
+              <w:rPr>
+                <w:rFonts w:ascii="TH Sarabun New" w:eastAsia="Calibri" w:hAnsi="TH Sarabun New" w:cs="TH Sarabun New"/>
                 <w:b/>
                 <w:bCs/>
-                <w:kern w:val="0"/>
-                <w:sz w:val="32"/>
-                <w:szCs w:val="32"/>
-                <w:lang w:val="en-US" w:eastAsia="en-US" w:bidi="th-TH"/>
-              </w:rPr>
-              <w:t>$intSumStTotal</w:t>
-            </w:r>
+                <w:sz w:val="32"/>
+                <w:szCs w:val="32"/>
+              </w:rPr>
+              <w:t>intSumFTotal</w:t>
+            </w:r>
+            <w:proofErr w:type="spellEnd"/>
+          </w:p>
+        </w:tc>
+        <w:tc>
+          <w:tcPr>
+            <w:tcW w:w="1746" w:type="dxa"/>
+          </w:tcPr>
+          <w:p>
+            <w:pPr>
+              <w:spacing w:before="120" w:after="0" w:line="240" w:lineRule="auto"/>
+              <w:jc w:val="center"/>
+              <w:rPr>
+                <w:rFonts w:ascii="TH Sarabun New" w:hAnsi="TH Sarabun New" w:cs="TH Sarabun New"/>
+                <w:sz w:val="32"/>
+                <w:szCs w:val="32"/>
+              </w:rPr>
+            </w:pPr>
+            <w:r>
+              <w:rPr>
+                <w:rFonts w:ascii="TH Sarabun New" w:eastAsia="Calibri" w:hAnsi="TH Sarabun New" w:cs="TH Sarabun New"/>
+                <w:b/>
+                <w:bCs/>
+                <w:sz w:val="32"/>
+                <w:szCs w:val="32"/>
+              </w:rPr>
+              <w:t>$</w:t>
+            </w:r>
+            <w:proofErr w:type="spellStart"/>
+            <w:r>
+              <w:rPr>
+                <w:rFonts w:ascii="TH Sarabun New" w:eastAsia="Calibri" w:hAnsi="TH Sarabun New" w:cs="TH Sarabun New"/>
+                <w:b/>
+                <w:bCs/>
+                <w:sz w:val="32"/>
+                <w:szCs w:val="32"/>
+              </w:rPr>
+              <w:t>intSumStTotal</w:t>
+            </w:r>
+            <w:proofErr w:type="spellEnd"/>
           </w:p>
         </w:tc>
       </w:tr>
     </w:tbl>
     <w:p>
       <w:pPr>
-        <w:pStyle w:val="Normal"/>
         <w:jc w:val="center"/>
         <w:rPr>
           <w:rFonts w:ascii="TH Sarabun New" w:hAnsi="TH Sarabun New" w:cs="TH Sarabun New"/>
@@ -1678,35 +1678,19 @@
           <w:szCs w:val="14"/>
         </w:rPr>
       </w:pPr>
-      <w:r>
-        <w:rPr>
-          <w:rFonts w:cs="TH Sarabun New" w:ascii="TH Sarabun New" w:hAnsi="TH Sarabun New"/>
-          <w:sz w:val="14"/>
-          <w:szCs w:val="14"/>
-        </w:rPr>
-      </w:r>
     </w:p>
     <w:tbl>
       <w:tblPr>
         <w:tblStyle w:val="TableGrid"/>
         <w:tblW w:w="7830" w:type="dxa"/>
-        <w:jc w:val="left"/>
-        <w:tblInd w:w="0" w:type="dxa"/>
         <w:tblLayout w:type="fixed"/>
-        <w:tblCellMar>
-          <w:top w:w="0" w:type="dxa"/>
-          <w:left w:w="108" w:type="dxa"/>
-          <w:bottom w:w="0" w:type="dxa"/>
-          <w:right w:w="108" w:type="dxa"/>
-        </w:tblCellMar>
-        <w:tblLook w:val="04a0" w:noVBand="1" w:noHBand="0" w:lastColumn="0" w:firstColumn="1" w:lastRow="0" w:firstRow="1"/>
+        <w:tblLook w:val="04A0" w:firstRow="1" w:lastRow="0" w:firstColumn="1" w:lastColumn="0" w:noHBand="0" w:noVBand="1"/>
       </w:tblPr>
       <w:tblGrid>
         <w:gridCol w:w="2070"/>
-        <w:gridCol w:w="5759"/>
+        <w:gridCol w:w="5760"/>
       </w:tblGrid>
       <w:tr>
-        <w:trPr/>
         <w:tc>
           <w:tcPr>
             <w:tcW w:w="2070" w:type="dxa"/>
@@ -1720,55 +1704,54 @@
           </w:tcPr>
           <w:p>
             <w:pPr>
-              <w:pStyle w:val="Normal"/>
-              <w:widowControl/>
-              <w:spacing w:lineRule="exact" w:line="240" w:before="120" w:after="0"/>
-              <w:jc w:val="left"/>
-              <w:rPr>
-                <w:rFonts w:ascii="TH Sarabun New" w:hAnsi="TH Sarabun New" w:cs="TH Sarabun New"/>
-                <w:sz w:val="32"/>
-                <w:szCs w:val="32"/>
-              </w:rPr>
-            </w:pPr>
-            <w:r>
-              <w:rPr>
-                <w:rFonts w:ascii="TH Sarabun New" w:hAnsi="TH Sarabun New" w:eastAsia="Calibri" w:cs="TH Sarabun New"/>
-                <w:kern w:val="0"/>
-                <w:sz w:val="32"/>
-                <w:sz w:val="32"/>
-                <w:szCs w:val="32"/>
-                <w:lang w:val="en-US" w:eastAsia="en-US" w:bidi="th-TH"/>
-              </w:rPr>
-              <w:t xml:space="preserve">รวมทั้งสิ้น </w:t>
-            </w:r>
-            <w:r>
-              <w:rPr>
-                <w:rFonts w:eastAsia="Calibri" w:cs="TH Sarabun New" w:ascii="TH Sarabun New" w:hAnsi="TH Sarabun New"/>
-                <w:kern w:val="0"/>
-                <w:sz w:val="32"/>
-                <w:szCs w:val="32"/>
-                <w:lang w:val="en-US" w:eastAsia="en-US" w:bidi="th-TH"/>
+              <w:spacing w:before="120" w:after="0" w:line="240" w:lineRule="exact"/>
+              <w:rPr>
+                <w:rFonts w:ascii="TH Sarabun New" w:hAnsi="TH Sarabun New" w:cs="TH Sarabun New"/>
+                <w:sz w:val="32"/>
+                <w:szCs w:val="32"/>
+              </w:rPr>
+            </w:pPr>
+            <w:proofErr w:type="spellStart"/>
+            <w:r>
+              <w:rPr>
+                <w:rFonts w:ascii="TH Sarabun New" w:eastAsia="Calibri" w:hAnsi="TH Sarabun New" w:cs="TH Sarabun New"/>
+                <w:sz w:val="32"/>
+                <w:szCs w:val="32"/>
+              </w:rPr>
+              <w:t>รวมทั้งสิ้น</w:t>
+            </w:r>
+            <w:proofErr w:type="spellEnd"/>
+            <w:r>
+              <w:rPr>
+                <w:rFonts w:ascii="TH Sarabun New" w:eastAsia="Calibri" w:hAnsi="TH Sarabun New" w:cs="TH Sarabun New"/>
+                <w:sz w:val="32"/>
+                <w:szCs w:val="32"/>
+              </w:rPr>
+              <w:t xml:space="preserve"> </w:t>
+            </w:r>
+            <w:r>
+              <w:rPr>
+                <w:rFonts w:ascii="TH Sarabun New" w:eastAsia="Calibri" w:hAnsi="TH Sarabun New" w:cs="TH Sarabun New"/>
+                <w:sz w:val="32"/>
+                <w:szCs w:val="32"/>
               </w:rPr>
               <w:t>(</w:t>
             </w:r>
-            <w:r>
-              <w:rPr>
-                <w:rFonts w:ascii="TH Sarabun New" w:hAnsi="TH Sarabun New" w:eastAsia="Calibri" w:cs="TH Sarabun New"/>
-                <w:kern w:val="0"/>
-                <w:sz w:val="32"/>
-                <w:sz w:val="32"/>
-                <w:szCs w:val="32"/>
-                <w:lang w:val="en-US" w:eastAsia="en-US" w:bidi="th-TH"/>
+            <w:proofErr w:type="spellStart"/>
+            <w:r>
+              <w:rPr>
+                <w:rFonts w:ascii="TH Sarabun New" w:eastAsia="Calibri" w:hAnsi="TH Sarabun New" w:cs="TH Sarabun New"/>
+                <w:sz w:val="32"/>
+                <w:szCs w:val="32"/>
               </w:rPr>
               <w:t>ตัวอักษร</w:t>
             </w:r>
-            <w:r>
-              <w:rPr>
-                <w:rFonts w:eastAsia="Calibri" w:cs="TH Sarabun New" w:ascii="TH Sarabun New" w:hAnsi="TH Sarabun New"/>
-                <w:kern w:val="0"/>
-                <w:sz w:val="32"/>
-                <w:szCs w:val="32"/>
-                <w:lang w:val="en-US" w:eastAsia="en-US" w:bidi="th-TH"/>
+            <w:proofErr w:type="spellEnd"/>
+            <w:r>
+              <w:rPr>
+                <w:rFonts w:ascii="TH Sarabun New" w:eastAsia="Calibri" w:hAnsi="TH Sarabun New" w:cs="TH Sarabun New"/>
+                <w:sz w:val="32"/>
+                <w:szCs w:val="32"/>
               </w:rPr>
               <w:t>)</w:t>
             </w:r>
@@ -1787,114 +1770,37 @@
           </w:tcPr>
           <w:p>
             <w:pPr>
-              <w:pStyle w:val="Normal"/>
-              <w:widowControl/>
-              <w:spacing w:lineRule="exact" w:line="240" w:before="140" w:after="0"/>
-              <w:jc w:val="left"/>
-              <w:rPr>
-                <w:rFonts w:ascii="TH Sarabun New" w:hAnsi="TH Sarabun New" w:cs="TH Sarabun New"/>
-                <w:sz w:val="32"/>
-                <w:szCs w:val="32"/>
-              </w:rPr>
-            </w:pPr>
-            <w:r>
-              <w:rPr>
-                <w:rFonts w:eastAsia="Calibri" w:cs="TH Sarabun New" w:ascii="TH Sarabun New" w:hAnsi="TH Sarabun New"/>
-                <w:kern w:val="0"/>
-                <w:sz w:val="32"/>
-                <w:szCs w:val="32"/>
-                <w:lang w:val="en-US" w:eastAsia="en-US" w:bidi="th-TH"/>
-              </w:rPr>
-              <w:t>$thSumTotal</w:t>
-            </w:r>
+              <w:spacing w:before="140" w:after="0" w:line="240" w:lineRule="exact"/>
+              <w:rPr>
+                <w:rFonts w:ascii="TH Sarabun New" w:hAnsi="TH Sarabun New" w:cs="TH Sarabun New"/>
+                <w:sz w:val="32"/>
+                <w:szCs w:val="32"/>
+              </w:rPr>
+            </w:pPr>
+            <w:r>
+              <w:rPr>
+                <w:rFonts w:ascii="TH Sarabun New" w:eastAsia="Calibri" w:hAnsi="TH Sarabun New" w:cs="TH Sarabun New"/>
+                <w:sz w:val="32"/>
+                <w:szCs w:val="32"/>
+              </w:rPr>
+              <w:t>$</w:t>
+            </w:r>
+            <w:proofErr w:type="spellStart"/>
+            <w:r>
+              <w:rPr>
+                <w:rFonts w:ascii="TH Sarabun New" w:eastAsia="Calibri" w:hAnsi="TH Sarabun New" w:cs="TH Sarabun New"/>
+                <w:sz w:val="32"/>
+                <w:szCs w:val="32"/>
+              </w:rPr>
+              <w:t>thSumTotal</w:t>
+            </w:r>
+            <w:proofErr w:type="spellEnd"/>
           </w:p>
         </w:tc>
       </w:tr>
     </w:tbl>
     <w:p>
       <w:pPr>
-        <w:pStyle w:val="Normal"/>
-        <w:jc w:val="right"/>
-        <w:rPr>
-          <w:rFonts w:ascii="TH Sarabun New" w:hAnsi="TH Sarabun New" w:cs="TH Sarabun New"/>
-          <w:sz w:val="32"/>
-          <w:szCs w:val="32"/>
-        </w:rPr>
-      </w:pPr>
-      <w:r>
-        <w:rPr>
-          <w:rFonts w:cs="TH Sarabun New" w:ascii="TH Sarabun New" w:hAnsi="TH Sarabun New"/>
-          <w:sz w:val="32"/>
-          <w:szCs w:val="32"/>
-        </w:rPr>
-        <w:br/>
-        <w:tab/>
-      </w:r>
-      <w:r>
-        <w:rPr>
-          <w:rFonts w:cs="TH Sarabun New" w:ascii="TH Sarabun New" w:hAnsi="TH Sarabun New"/>
-          <w:u w:val="dotted"/>
-        </w:rPr>
-        <w:br/>
-      </w:r>
-      <w:r>
-        <w:rPr>
-          <w:rFonts w:ascii="TH Sarabun New" w:hAnsi="TH Sarabun New" w:cs="TH Sarabun New"/>
-          <w:sz w:val="32"/>
-          <w:sz w:val="32"/>
-          <w:szCs w:val="32"/>
-        </w:rPr>
-        <w:t xml:space="preserve">ลงชื่อ </w:t>
-      </w:r>
-      <w:r>
-        <w:rPr>
-          <w:rFonts w:ascii="TH Sarabun New" w:hAnsi="TH Sarabun New" w:cs="TH Sarabun New"/>
-          <w:sz w:val="32"/>
-          <w:sz w:val="32"/>
-          <w:szCs w:val="32"/>
-          <w:u w:val="dotted"/>
-        </w:rPr>
-        <w:t xml:space="preserve">                                        </w:t>
-      </w:r>
-      <w:r>
-        <w:rPr>
-          <w:rFonts w:ascii="TH Sarabun New" w:hAnsi="TH Sarabun New" w:cs="TH Sarabun New"/>
-          <w:sz w:val="32"/>
-          <w:sz w:val="32"/>
-          <w:szCs w:val="32"/>
-        </w:rPr>
-        <w:t xml:space="preserve"> </w:t>
-      </w:r>
-      <w:r>
-        <w:rPr>
-          <w:rFonts w:cs="TH Sarabun New" w:ascii="TH Sarabun New" w:hAnsi="TH Sarabun New"/>
-          <w:sz w:val="32"/>
-          <w:szCs w:val="32"/>
-        </w:rPr>
-        <w:t>(</w:t>
-      </w:r>
-      <w:r>
-        <w:rPr>
-          <w:rFonts w:ascii="TH Sarabun New" w:hAnsi="TH Sarabun New" w:cs="TH Sarabun New"/>
-          <w:sz w:val="32"/>
-          <w:sz w:val="32"/>
-          <w:szCs w:val="32"/>
-        </w:rPr>
-        <w:t>ผู้รับเงิน</w:t>
-      </w:r>
-      <w:r>
-        <w:rPr>
-          <w:rFonts w:cs="TH Sarabun New" w:ascii="TH Sarabun New" w:hAnsi="TH Sarabun New"/>
-          <w:sz w:val="32"/>
-          <w:szCs w:val="32"/>
-        </w:rPr>
-        <w:t>)</w:t>
-      </w:r>
-    </w:p>
-    <w:p>
-      <w:pPr>
-        <w:pStyle w:val="Normal"/>
-        <w:spacing w:before="0" w:after="160"/>
         <w:jc w:val="right"/>
         <w:rPr>
           <w:rFonts w:ascii="TH Sarabun New" w:hAnsi="TH Sarabun New" w:cs="TH Sarabun New"/>
@@ -1906,25 +1812,38 @@
         <w:rPr>
           <w:rFonts w:ascii="TH Sarabun New" w:hAnsi="TH Sarabun New" w:cs="TH Sarabun New"/>
           <w:sz w:val="32"/>
-          <w:sz w:val="32"/>
           <w:szCs w:val="32"/>
         </w:rPr>
-        <w:t xml:space="preserve">ลงชื่อ </w:t>
+        <w:br/>
       </w:r>
       <w:r>
         <w:rPr>
           <w:rFonts w:ascii="TH Sarabun New" w:hAnsi="TH Sarabun New" w:cs="TH Sarabun New"/>
           <w:sz w:val="32"/>
-          <w:sz w:val="32"/>
           <w:szCs w:val="32"/>
-          <w:u w:val="dotted"/>
         </w:rPr>
-        <w:t xml:space="preserve">                                      </w:t>
+        <w:tab/>
       </w:r>
       <w:r>
         <w:rPr>
           <w:rFonts w:ascii="TH Sarabun New" w:hAnsi="TH Sarabun New" w:cs="TH Sarabun New"/>
+          <w:u w:val="dotted"/>
+        </w:rPr>
+        <w:br/>
+      </w:r>
+      <w:proofErr w:type="spellStart"/>
+      <w:r>
+        <w:rPr>
+          <w:rFonts w:ascii="TH Sarabun New" w:hAnsi="TH Sarabun New" w:cs="TH Sarabun New"/>
           <w:sz w:val="32"/>
+          <w:szCs w:val="32"/>
+        </w:rPr>
+        <w:t>ลงชื่อ</w:t>
+      </w:r>
+      <w:proofErr w:type="spellEnd"/>
+      <w:r>
+        <w:rPr>
+          <w:rFonts w:ascii="TH Sarabun New" w:hAnsi="TH Sarabun New" w:cs="TH Sarabun New"/>
           <w:sz w:val="32"/>
           <w:szCs w:val="32"/>
         </w:rPr>
@@ -1932,52 +1851,166 @@
       </w:r>
       <w:r>
         <w:rPr>
-          <w:rFonts w:cs="TH Sarabun New" w:ascii="TH Sarabun New" w:hAnsi="TH Sarabun New"/>
+          <w:rFonts w:ascii="TH Sarabun New" w:hAnsi="TH Sarabun New" w:cs="TH Sarabun New"/>
+          <w:sz w:val="32"/>
+          <w:szCs w:val="32"/>
+          <w:u w:val="dotted"/>
+        </w:rPr>
+        <w:t xml:space="preserve">                                      </w:t>
+      </w:r>
+      <w:proofErr w:type="gramStart"/>
+      <w:r>
+        <w:rPr>
+          <w:rFonts w:ascii="TH Sarabun New" w:hAnsi="TH Sarabun New" w:cs="TH Sarabun New"/>
+          <w:sz w:val="32"/>
+          <w:szCs w:val="32"/>
+          <w:u w:val="dotted"/>
+        </w:rPr>
+        <w:t xml:space="preserve">  </w:t>
+      </w:r>
+      <w:r>
+        <w:rPr>
+          <w:rFonts w:ascii="TH Sarabun New" w:hAnsi="TH Sarabun New" w:cs="TH Sarabun New"/>
+          <w:sz w:val="32"/>
+          <w:szCs w:val="32"/>
+        </w:rPr>
+        <w:t xml:space="preserve"> </w:t>
+      </w:r>
+      <w:r>
+        <w:rPr>
+          <w:rFonts w:ascii="TH Sarabun New" w:hAnsi="TH Sarabun New" w:cs="TH Sarabun New"/>
           <w:sz w:val="32"/>
           <w:szCs w:val="32"/>
         </w:rPr>
         <w:t>(</w:t>
       </w:r>
+      <w:proofErr w:type="spellStart"/>
+      <w:proofErr w:type="gramEnd"/>
       <w:r>
         <w:rPr>
           <w:rFonts w:ascii="TH Sarabun New" w:hAnsi="TH Sarabun New" w:cs="TH Sarabun New"/>
           <w:sz w:val="32"/>
+          <w:szCs w:val="32"/>
+        </w:rPr>
+        <w:t>ผู้รับเงิน</w:t>
+      </w:r>
+      <w:proofErr w:type="spellEnd"/>
+      <w:r>
+        <w:rPr>
+          <w:rFonts w:ascii="TH Sarabun New" w:hAnsi="TH Sarabun New" w:cs="TH Sarabun New"/>
+          <w:sz w:val="32"/>
+          <w:szCs w:val="32"/>
+        </w:rPr>
+        <w:t>)</w:t>
+      </w:r>
+    </w:p>
+    <w:p>
+      <w:pPr>
+        <w:jc w:val="right"/>
+        <w:rPr>
+          <w:rFonts w:ascii="TH Sarabun New" w:hAnsi="TH Sarabun New" w:cs="TH Sarabun New"/>
+          <w:sz w:val="32"/>
+          <w:szCs w:val="32"/>
+        </w:rPr>
+      </w:pPr>
+      <w:proofErr w:type="spellStart"/>
+      <w:r>
+        <w:rPr>
+          <w:rFonts w:ascii="TH Sarabun New" w:hAnsi="TH Sarabun New" w:cs="TH Sarabun New"/>
+          <w:sz w:val="32"/>
+          <w:szCs w:val="32"/>
+        </w:rPr>
+        <w:t>ลงชื่อ</w:t>
+      </w:r>
+      <w:proofErr w:type="spellEnd"/>
+      <w:r>
+        <w:rPr>
+          <w:rFonts w:ascii="TH Sarabun New" w:hAnsi="TH Sarabun New" w:cs="TH Sarabun New"/>
+          <w:sz w:val="32"/>
+          <w:szCs w:val="32"/>
+        </w:rPr>
+        <w:t xml:space="preserve"> </w:t>
+      </w:r>
+      <w:r>
+        <w:rPr>
+          <w:rFonts w:ascii="TH Sarabun New" w:hAnsi="TH Sarabun New" w:cs="TH Sarabun New"/>
+          <w:sz w:val="32"/>
+          <w:szCs w:val="32"/>
+          <w:u w:val="dotted"/>
+        </w:rPr>
+        <w:t xml:space="preserve">                                    </w:t>
+      </w:r>
+      <w:proofErr w:type="gramStart"/>
+      <w:r>
+        <w:rPr>
+          <w:rFonts w:ascii="TH Sarabun New" w:hAnsi="TH Sarabun New" w:cs="TH Sarabun New"/>
+          <w:sz w:val="32"/>
+          <w:szCs w:val="32"/>
+          <w:u w:val="dotted"/>
+        </w:rPr>
+        <w:t xml:space="preserve">  </w:t>
+      </w:r>
+      <w:r>
+        <w:rPr>
+          <w:rFonts w:ascii="TH Sarabun New" w:hAnsi="TH Sarabun New" w:cs="TH Sarabun New"/>
+          <w:sz w:val="32"/>
+          <w:szCs w:val="32"/>
+        </w:rPr>
+        <w:t xml:space="preserve"> </w:t>
+      </w:r>
+      <w:r>
+        <w:rPr>
+          <w:rFonts w:ascii="TH Sarabun New" w:hAnsi="TH Sarabun New" w:cs="TH Sarabun New"/>
+          <w:sz w:val="32"/>
+          <w:szCs w:val="32"/>
+        </w:rPr>
+        <w:t>(</w:t>
+      </w:r>
+      <w:proofErr w:type="spellStart"/>
+      <w:proofErr w:type="gramEnd"/>
+      <w:r>
+        <w:rPr>
+          <w:rFonts w:ascii="TH Sarabun New" w:hAnsi="TH Sarabun New" w:cs="TH Sarabun New"/>
           <w:sz w:val="32"/>
           <w:szCs w:val="32"/>
         </w:rPr>
         <w:t>ผู้จ่ายเงิน</w:t>
       </w:r>
+      <w:proofErr w:type="spellEnd"/>
       <w:r>
         <w:rPr>
-          <w:rFonts w:cs="TH Sarabun New" w:ascii="TH Sarabun New" w:hAnsi="TH Sarabun New"/>
+          <w:rFonts w:ascii="TH Sarabun New" w:hAnsi="TH Sarabun New" w:cs="TH Sarabun New"/>
           <w:sz w:val="32"/>
           <w:szCs w:val="32"/>
         </w:rPr>
         <w:t>)</w:t>
+      </w:r>
+      <w:r>
+        <w:rPr>
+          <w:rFonts w:ascii="TH Sarabun New" w:hAnsi="TH Sarabun New" w:cs="TH Sarabun New"/>
+          <w:sz w:val="32"/>
+          <w:szCs w:val="32"/>
+        </w:rPr>
         <w:br/>
       </w:r>
-      <w:bookmarkStart w:id="0" w:name="_GoBack"/>
-      <w:bookmarkEnd w:id="0"/>
     </w:p>
     <w:sectPr>
-      <w:type w:val="nextPage"/>
       <w:pgSz w:w="12240" w:h="15840"/>
-      <w:pgMar w:left="1440" w:right="1440" w:gutter="0" w:header="0" w:top="1260" w:footer="0" w:bottom="1260"/>
-      <w:pgNumType w:fmt="decimal"/>
-      <w:formProt w:val="false"/>
-      <w:textDirection w:val="lrTb"/>
-      <w:docGrid w:type="default" w:linePitch="360" w:charSpace="4096"/>
+      <w:pgMar w:top="1080" w:right="1440" w:bottom="990" w:left="1440" w:header="0" w:footer="0" w:gutter="0"/>
+      <w:cols w:space="720"/>
+      <w:formProt w:val="0"/>
+      <w:docGrid w:linePitch="360" w:charSpace="4096"/>
     </w:sectPr>
   </w:body>
 </w:document>
 </file>
 
 <file path=word/styles.xml><?xml version="1.0" encoding="utf-8"?>
-<w:styles xmlns:w="http://schemas.openxmlformats.org/wordprocessingml/2006/main" xmlns:w14="http://schemas.microsoft.com/office/word/2010/wordml" xmlns:mc="http://schemas.openxmlformats.org/markup-compatibility/2006" mc:Ignorable="w14">
+<w:styles xmlns:mc="http://schemas.openxmlformats.org/markup-compatibility/2006" xmlns:r="http://schemas.openxmlformats.org/officeDocument/2006/relationships" xmlns:w="http://schemas.openxmlformats.org/wordprocessingml/2006/main" xmlns:w14="http://schemas.microsoft.com/office/word/2010/wordml" xmlns:w15="http://schemas.microsoft.com/office/word/2012/wordml" xmlns:w16cid="http://schemas.microsoft.com/office/word/2016/wordml/cid" xmlns:w16se="http://schemas.microsoft.com/office/word/2015/wordml/symex" mc:Ignorable="w14 w15 w16se w16cid">
   <w:docDefaults>
     <w:rPrDefault>
       <w:rPr>
-        <w:rFonts w:ascii="Calibri" w:hAnsi="Calibri" w:eastAsia="Calibri" w:cs="Cordia New" w:asciiTheme="minorHAnsi" w:cstheme="minorBidi" w:eastAsiaTheme="minorHAnsi" w:hAnsiTheme="minorHAnsi"/>
+        <w:rFonts w:asciiTheme="minorHAnsi" w:eastAsiaTheme="minorHAnsi" w:hAnsiTheme="minorHAnsi" w:cstheme="minorBidi"/>
         <w:sz w:val="22"/>
         <w:szCs w:val="28"/>
         <w:lang w:val="en-US" w:eastAsia="en-US" w:bidi="th-TH"/>
@@ -1985,21 +2018,21 @@
     </w:rPrDefault>
     <w:pPrDefault>
       <w:pPr>
-        <w:suppressAutoHyphens w:val="true"/>
+        <w:suppressAutoHyphens/>
       </w:pPr>
     </w:pPrDefault>
   </w:docDefaults>
   <w:latentStyles w:defLockedState="0" w:defUIPriority="99" w:defSemiHidden="0" w:defUnhideWhenUsed="0" w:defQFormat="0" w:count="375">
     <w:lsdException w:name="Normal" w:uiPriority="0" w:qFormat="1"/>
     <w:lsdException w:name="heading 1" w:uiPriority="9" w:qFormat="1"/>
-    <w:lsdException w:name="heading 2" w:uiPriority="9" w:semiHidden="1" w:unhideWhenUsed="1" w:qFormat="1"/>
-    <w:lsdException w:name="heading 3" w:uiPriority="9" w:semiHidden="1" w:unhideWhenUsed="1" w:qFormat="1"/>
-    <w:lsdException w:name="heading 4" w:uiPriority="9" w:semiHidden="1" w:unhideWhenUsed="1" w:qFormat="1"/>
-    <w:lsdException w:name="heading 5" w:uiPriority="9" w:semiHidden="1" w:unhideWhenUsed="1" w:qFormat="1"/>
-    <w:lsdException w:name="heading 6" w:uiPriority="9" w:semiHidden="1" w:unhideWhenUsed="1" w:qFormat="1"/>
-    <w:lsdException w:name="heading 7" w:uiPriority="9" w:semiHidden="1" w:unhideWhenUsed="1" w:qFormat="1"/>
-    <w:lsdException w:name="heading 8" w:uiPriority="9" w:semiHidden="1" w:unhideWhenUsed="1" w:qFormat="1"/>
-    <w:lsdException w:name="heading 9" w:uiPriority="9" w:semiHidden="1" w:unhideWhenUsed="1" w:qFormat="1"/>
+    <w:lsdException w:name="heading 2" w:semiHidden="1" w:uiPriority="9" w:unhideWhenUsed="1" w:qFormat="1"/>
+    <w:lsdException w:name="heading 3" w:semiHidden="1" w:uiPriority="9" w:unhideWhenUsed="1" w:qFormat="1"/>
+    <w:lsdException w:name="heading 4" w:semiHidden="1" w:uiPriority="9" w:unhideWhenUsed="1" w:qFormat="1"/>
+    <w:lsdException w:name="heading 5" w:semiHidden="1" w:uiPriority="9" w:unhideWhenUsed="1" w:qFormat="1"/>
+    <w:lsdException w:name="heading 6" w:semiHidden="1" w:uiPriority="9" w:unhideWhenUsed="1" w:qFormat="1"/>
+    <w:lsdException w:name="heading 7" w:semiHidden="1" w:uiPriority="9" w:unhideWhenUsed="1" w:qFormat="1"/>
+    <w:lsdException w:name="heading 8" w:semiHidden="1" w:uiPriority="9" w:unhideWhenUsed="1" w:qFormat="1"/>
+    <w:lsdException w:name="heading 9" w:semiHidden="1" w:uiPriority="9" w:unhideWhenUsed="1" w:qFormat="1"/>
     <w:lsdException w:name="index 1" w:semiHidden="1" w:unhideWhenUsed="1"/>
     <w:lsdException w:name="index 2" w:semiHidden="1" w:unhideWhenUsed="1"/>
     <w:lsdException w:name="index 3" w:semiHidden="1" w:unhideWhenUsed="1"/>
@@ -2009,22 +2042,22 @@
     <w:lsdException w:name="index 7" w:semiHidden="1" w:unhideWhenUsed="1"/>
     <w:lsdException w:name="index 8" w:semiHidden="1" w:unhideWhenUsed="1"/>
     <w:lsdException w:name="index 9" w:semiHidden="1" w:unhideWhenUsed="1"/>
-    <w:lsdException w:name="toc 1" w:uiPriority="39" w:semiHidden="1" w:unhideWhenUsed="1"/>
-    <w:lsdException w:name="toc 2" w:uiPriority="39" w:semiHidden="1" w:unhideWhenUsed="1"/>
-    <w:lsdException w:name="toc 3" w:uiPriority="39" w:semiHidden="1" w:unhideWhenUsed="1"/>
-    <w:lsdException w:name="toc 4" w:uiPriority="39" w:semiHidden="1" w:unhideWhenUsed="1"/>
-    <w:lsdException w:name="toc 5" w:uiPriority="39" w:semiHidden="1" w:unhideWhenUsed="1"/>
-    <w:lsdException w:name="toc 6" w:uiPriority="39" w:semiHidden="1" w:unhideWhenUsed="1"/>
-    <w:lsdException w:name="toc 7" w:uiPriority="39" w:semiHidden="1" w:unhideWhenUsed="1"/>
-    <w:lsdException w:name="toc 8" w:uiPriority="39" w:semiHidden="1" w:unhideWhenUsed="1"/>
-    <w:lsdException w:name="toc 9" w:uiPriority="39" w:semiHidden="1" w:unhideWhenUsed="1"/>
+    <w:lsdException w:name="toc 1" w:semiHidden="1" w:uiPriority="39" w:unhideWhenUsed="1"/>
+    <w:lsdException w:name="toc 2" w:semiHidden="1" w:uiPriority="39" w:unhideWhenUsed="1"/>
+    <w:lsdException w:name="toc 3" w:semiHidden="1" w:uiPriority="39" w:unhideWhenUsed="1"/>
+    <w:lsdException w:name="toc 4" w:semiHidden="1" w:uiPriority="39" w:unhideWhenUsed="1"/>
+    <w:lsdException w:name="toc 5" w:semiHidden="1" w:uiPriority="39" w:unhideWhenUsed="1"/>
+    <w:lsdException w:name="toc 6" w:semiHidden="1" w:uiPriority="39" w:unhideWhenUsed="1"/>
+    <w:lsdException w:name="toc 7" w:semiHidden="1" w:uiPriority="39" w:unhideWhenUsed="1"/>
+    <w:lsdException w:name="toc 8" w:semiHidden="1" w:uiPriority="39" w:unhideWhenUsed="1"/>
+    <w:lsdException w:name="toc 9" w:semiHidden="1" w:uiPriority="39" w:unhideWhenUsed="1"/>
     <w:lsdException w:name="Normal Indent" w:semiHidden="1" w:unhideWhenUsed="1"/>
     <w:lsdException w:name="footnote text" w:semiHidden="1" w:unhideWhenUsed="1"/>
     <w:lsdException w:name="annotation text" w:semiHidden="1" w:unhideWhenUsed="1"/>
     <w:lsdException w:name="header" w:semiHidden="1" w:unhideWhenUsed="1"/>
     <w:lsdException w:name="footer" w:semiHidden="1" w:unhideWhenUsed="1"/>
     <w:lsdException w:name="index heading" w:semiHidden="1" w:unhideWhenUsed="1"/>
-    <w:lsdException w:name="caption" w:uiPriority="35" w:semiHidden="1" w:unhideWhenUsed="1" w:qFormat="1"/>
+    <w:lsdException w:name="caption" w:semiHidden="1" w:uiPriority="35" w:unhideWhenUsed="1" w:qFormat="1"/>
     <w:lsdException w:name="table of figures" w:semiHidden="1" w:unhideWhenUsed="1"/>
     <w:lsdException w:name="envelope address" w:semiHidden="1" w:unhideWhenUsed="1"/>
     <w:lsdException w:name="envelope return" w:semiHidden="1" w:unhideWhenUsed="1"/>
@@ -2055,7 +2088,7 @@
     <w:lsdException w:name="Title" w:uiPriority="10" w:qFormat="1"/>
     <w:lsdException w:name="Closing" w:semiHidden="1" w:unhideWhenUsed="1"/>
     <w:lsdException w:name="Signature" w:semiHidden="1" w:unhideWhenUsed="1"/>
-    <w:lsdException w:name="Default Paragraph Font" w:uiPriority="1" w:semiHidden="1" w:unhideWhenUsed="1"/>
+    <w:lsdException w:name="Default Paragraph Font" w:semiHidden="1" w:uiPriority="1" w:unhideWhenUsed="1"/>
     <w:lsdException w:name="Body Text" w:semiHidden="1" w:unhideWhenUsed="1"/>
     <w:lsdException w:name="Body Text Indent" w:semiHidden="1" w:unhideWhenUsed="1"/>
     <w:lsdException w:name="List Continue" w:semiHidden="1" w:unhideWhenUsed="1"/>
@@ -2255,8 +2288,8 @@
     <w:lsdException w:name="Subtle Reference" w:uiPriority="31" w:qFormat="1"/>
     <w:lsdException w:name="Intense Reference" w:uiPriority="32" w:qFormat="1"/>
     <w:lsdException w:name="Book Title" w:uiPriority="33" w:qFormat="1"/>
-    <w:lsdException w:name="Bibliography" w:uiPriority="37" w:semiHidden="1" w:unhideWhenUsed="1"/>
-    <w:lsdException w:name="TOC Heading" w:uiPriority="39" w:semiHidden="1" w:unhideWhenUsed="1" w:qFormat="1"/>
+    <w:lsdException w:name="Bibliography" w:semiHidden="1" w:uiPriority="37" w:unhideWhenUsed="1"/>
+    <w:lsdException w:name="TOC Heading" w:semiHidden="1" w:uiPriority="39" w:unhideWhenUsed="1" w:qFormat="1"/>
     <w:lsdException w:name="Plain Table 1" w:uiPriority="41"/>
     <w:lsdException w:name="Plain Table 2" w:uiPriority="42"/>
     <w:lsdException w:name="Plain Table 3" w:uiPriority="43"/>
@@ -2366,66 +2399,71 @@
     <w:lsdException w:name="Hashtag" w:semiHidden="1" w:unhideWhenUsed="1"/>
     <w:lsdException w:name="Unresolved Mention" w:semiHidden="1" w:unhideWhenUsed="1"/>
   </w:latentStyles>
-  <w:style w:type="paragraph" w:styleId="Normal" w:default="1">
+  <w:style w:type="paragraph" w:default="1" w:styleId="Normal">
     <w:name w:val="Normal"/>
     <w:qFormat/>
-    <w:rsid w:val="0046447a"/>
+    <w:rsid w:val="0046447A"/>
     <w:pPr>
-      <w:widowControl/>
-      <w:bidi w:val="0"/>
-      <w:spacing w:lineRule="auto" w:line="259" w:before="0" w:after="160"/>
-      <w:jc w:val="left"/>
+      <w:spacing w:after="160" w:line="259" w:lineRule="auto"/>
     </w:pPr>
-    <w:rPr>
-      <w:rFonts w:ascii="Calibri" w:hAnsi="Calibri" w:eastAsia="Calibri" w:cs="Cordia New" w:asciiTheme="minorHAnsi" w:cstheme="minorBidi" w:eastAsiaTheme="minorHAnsi" w:hAnsiTheme="minorHAnsi"/>
-      <w:color w:val="auto"/>
-      <w:kern w:val="0"/>
-      <w:sz w:val="22"/>
-      <w:szCs w:val="28"/>
-      <w:lang w:val="en-US" w:eastAsia="en-US" w:bidi="th-TH"/>
-    </w:rPr>
   </w:style>
-  <w:style w:type="character" w:styleId="DefaultParagraphFont" w:default="1">
+  <w:style w:type="character" w:default="1" w:styleId="DefaultParagraphFont">
     <w:name w:val="Default Paragraph Font"/>
     <w:uiPriority w:val="1"/>
     <w:semiHidden/>
     <w:unhideWhenUsed/>
-    <w:qFormat/>
-    <w:rPr/>
   </w:style>
-  <w:style w:type="paragraph" w:styleId="Heading">
+  <w:style w:type="table" w:default="1" w:styleId="TableNormal">
+    <w:name w:val="Normal Table"/>
+    <w:uiPriority w:val="99"/>
+    <w:semiHidden/>
+    <w:unhideWhenUsed/>
+    <w:tblPr>
+      <w:tblInd w:w="0" w:type="dxa"/>
+      <w:tblCellMar>
+        <w:top w:w="0" w:type="dxa"/>
+        <w:left w:w="108" w:type="dxa"/>
+        <w:bottom w:w="0" w:type="dxa"/>
+        <w:right w:w="108" w:type="dxa"/>
+      </w:tblCellMar>
+    </w:tblPr>
+  </w:style>
+  <w:style w:type="numbering" w:default="1" w:styleId="NoList">
+    <w:name w:val="No List"/>
+    <w:uiPriority w:val="99"/>
+    <w:semiHidden/>
+    <w:unhideWhenUsed/>
+  </w:style>
+  <w:style w:type="paragraph" w:customStyle="1" w:styleId="Heading">
     <w:name w:val="Heading"/>
     <w:basedOn w:val="Normal"/>
-    <w:next w:val="TextBody"/>
+    <w:next w:val="BodyText"/>
     <w:qFormat/>
     <w:pPr>
-      <w:keepNext w:val="true"/>
+      <w:keepNext/>
       <w:spacing w:before="240" w:after="120"/>
     </w:pPr>
     <w:rPr>
-      <w:rFonts w:ascii="Liberation Sans" w:hAnsi="Liberation Sans" w:eastAsia="PingFang SC" w:cs="Arial Unicode MS"/>
+      <w:rFonts w:ascii="Liberation Sans" w:eastAsia="PingFang SC" w:hAnsi="Liberation Sans" w:cs="Arial Unicode MS"/>
       <w:sz w:val="28"/>
-      <w:szCs w:val="28"/>
     </w:rPr>
   </w:style>
-  <w:style w:type="paragraph" w:styleId="TextBody">
+  <w:style w:type="paragraph" w:styleId="BodyText">
     <w:name w:val="Body Text"/>
     <w:basedOn w:val="Normal"/>
     <w:pPr>
-      <w:spacing w:lineRule="auto" w:line="276" w:before="0" w:after="140"/>
+      <w:spacing w:after="140" w:line="276" w:lineRule="auto"/>
     </w:pPr>
-    <w:rPr/>
   </w:style>
   <w:style w:type="paragraph" w:styleId="List">
     <w:name w:val="List"/>
-    <w:basedOn w:val="TextBody"/>
-    <w:pPr/>
+    <w:basedOn w:val="BodyText"/>
     <w:rPr>
       <w:rFonts w:cs="Arial Unicode MS"/>
     </w:rPr>
   </w:style>
   <w:style w:type="paragraph" w:styleId="Caption">
-    <w:name w:val="Caption"/>
+    <w:name w:val="caption"/>
     <w:basedOn w:val="Normal"/>
     <w:qFormat/>
     <w:pPr>
@@ -2440,7 +2478,7 @@
       <w:szCs w:val="24"/>
     </w:rPr>
   </w:style>
-  <w:style w:type="paragraph" w:styleId="Index">
+  <w:style w:type="paragraph" w:customStyle="1" w:styleId="Index">
     <w:name w:val="Index"/>
     <w:basedOn w:val="Normal"/>
     <w:qFormat/>
@@ -2449,46 +2487,22 @@
     </w:pPr>
     <w:rPr>
       <w:rFonts w:cs="Arial Unicode MS"/>
-      <w:lang w:val="zxx" w:eastAsia="zxx" w:bidi="zxx"/>
+      <w:lang/>
     </w:rPr>
-  </w:style>
-  <w:style w:type="numbering" w:styleId="NoList" w:default="1">
-    <w:name w:val="No List"/>
-    <w:uiPriority w:val="99"/>
-    <w:semiHidden/>
-    <w:unhideWhenUsed/>
-    <w:qFormat/>
-  </w:style>
-  <w:style w:type="table" w:default="1" w:styleId="TableNormal">
-    <w:name w:val="Normal Table"/>
-    <w:uiPriority w:val="99"/>
-    <w:semiHidden/>
-    <w:unhideWhenUsed/>
-    <w:tblPr>
-      <w:tblCellMar>
-        <w:top w:w="0" w:type="dxa"/>
-        <w:left w:w="108" w:type="dxa"/>
-        <w:bottom w:w="0" w:type="dxa"/>
-        <w:right w:w="108" w:type="dxa"/>
-      </w:tblCellMar>
-    </w:tblPr>
   </w:style>
   <w:style w:type="table" w:styleId="TableGrid">
     <w:name w:val="Table Grid"/>
     <w:basedOn w:val="TableNormal"/>
     <w:uiPriority w:val="39"/>
-    <w:rsid w:val="002d0a4f"/>
-    <w:pPr>
-      <w:spacing w:after="0" w:line="240" w:lineRule="auto"/>
-    </w:pPr>
+    <w:rsid w:val="002D0A4F"/>
     <w:tblPr>
       <w:tblBorders>
-        <w:top w:val="single" w:color="auto" w:sz="4" w:space="0"/>
-        <w:left w:val="single" w:color="auto" w:sz="4" w:space="0"/>
-        <w:bottom w:val="single" w:color="auto" w:sz="4" w:space="0"/>
-        <w:right w:val="single" w:color="auto" w:sz="4" w:space="0"/>
-        <w:insideH w:val="single" w:color="auto" w:sz="4" w:space="0"/>
-        <w:insideV w:val="single" w:color="auto" w:sz="4" w:space="0"/>
+        <w:top w:val="single" w:sz="4" w:space="0" w:color="auto"/>
+        <w:left w:val="single" w:sz="4" w:space="0" w:color="auto"/>
+        <w:bottom w:val="single" w:sz="4" w:space="0" w:color="auto"/>
+        <w:right w:val="single" w:sz="4" w:space="0" w:color="auto"/>
+        <w:insideH w:val="single" w:sz="4" w:space="0" w:color="auto"/>
+        <w:insideV w:val="single" w:sz="4" w:space="0" w:color="auto"/>
       </w:tblBorders>
     </w:tblPr>
   </w:style>
